--- a/docs/KASA_연구계획서_2연구방법_3예상결과.docx
+++ b/docs/KASA_연구계획서_2연구방법_3예상결과.docx
@@ -68,21 +68,7 @@
           <w:b w:val="0"/>
           <w:sz w:val="28"/>
         </w:rPr>
-        <w:t>- 웻랩 결과가 실제 우주환경에도 적용된다고 말하려면, 지상 모사와 실제 비행이 어느 지표에서 일치하고 어느 지표에서 갈라지는지가 먼저 정해져 있어야 한다. 드라이랩은 공개 데이터로 그 축을 확정하고, 그 축 위에서 필요한 표본 수를 산출하여 웻랩 설계에 입력한다. 실험 전에 수행하며 이미 착수하였다.</w:t>
-      </w:r>
-    </w:p>
-    <w:p>
-      <w:pPr>
-        <w:spacing w:lineRule="auto" w:line="384" w:after="160" w:before="0"/>
-        <w:ind w:left="397"/>
-      </w:pPr>
-      <w:r>
-        <w:rPr>
-          <w:rFonts w:ascii="휴먼명조" w:hAnsi="휴먼명조" w:eastAsia="휴먼명조" w:cs="휴먼명조"/>
-          <w:b w:val="0"/>
-          <w:sz w:val="24"/>
-        </w:rPr>
-        <w:t>[가] 자료를 확보하고 그 자료를 믿어도 되는지 검사한다</w:t>
+        <w:t>- 실험 전에 수행하며 이미 착수하였다. 지상 모사가 어느 지표에서 실제 비행과 일치하는지를 확정하고, 그 지표 위에서 필요한 표본 수를 산출하여 웻랩 설계에 입력한다.</w:t>
       </w:r>
     </w:p>
     <w:p>
@@ -96,35 +82,7 @@
           <w:b w:val="0"/>
           <w:sz w:val="28"/>
         </w:rPr>
-        <w:t>◦ 1단계 : 공개 데이터 전수 감사</w:t>
-      </w:r>
-    </w:p>
-    <w:p>
-      <w:pPr>
-        <w:spacing w:lineRule="auto" w:line="384" w:after="40" w:before="0"/>
-        <w:ind w:left="397"/>
-      </w:pPr>
-      <w:r>
-        <w:rPr>
-          <w:rFonts w:ascii="휴먼명조" w:hAnsi="휴먼명조" w:eastAsia="휴먼명조" w:cs="휴먼명조"/>
-          <w:b w:val="0"/>
-          <w:sz w:val="28"/>
-        </w:rPr>
-        <w:t>- 채택 기준 7가지(중력 조건 명시 / 하루 4점 이상이며 24시간에 걸쳐 분포 / 24시간 이상 연속 / 7일 이상 연속 / 개체 식별 가능 / 대조군 존재 / 내려받기 가능 / 조명 조건 기록)와 판정 순서를 분석 착수 전에 확정하였다.</w:t>
-      </w:r>
-    </w:p>
-    <w:p>
-      <w:pPr>
-        <w:spacing w:lineRule="auto" w:line="384" w:after="40" w:before="0"/>
-        <w:ind w:left="397"/>
-      </w:pPr>
-      <w:r>
-        <w:rPr>
-          <w:rFonts w:ascii="휴먼명조" w:hAnsi="휴먼명조" w:eastAsia="휴먼명조" w:cs="휴먼명조"/>
-          <w:b w:val="0"/>
-          <w:sz w:val="28"/>
-        </w:rPr>
-        <w:t>- 기준을 만든 뒤 그것이 무엇을 탈락시키는지 확인하지 않고 쓰는 것을 막기 위해, 판정을 이미 알고 있는 자료 6건에 규칙을 역방향으로 적용해 6/6 일치를 확인한 뒤에만 본 탐색에 사용하였다.</w:t>
+        <w:t>◦ 자료 확보 — 공개 데이터 전수 조사</w:t>
       </w:r>
     </w:p>
     <w:p>
@@ -144,6 +102,20 @@
     <w:p>
       <w:pPr>
         <w:spacing w:lineRule="auto" w:line="384" w:after="40" w:before="0"/>
+        <w:ind w:left="397"/>
+      </w:pPr>
+      <w:r>
+        <w:rPr>
+          <w:rFonts w:ascii="휴먼명조" w:hAnsi="휴먼명조" w:eastAsia="휴먼명조" w:cs="휴먼명조"/>
+          <w:b w:val="0"/>
+          <w:sz w:val="28"/>
+        </w:rPr>
+        <w:t>- 채택 기준은 분석 착수 전에 확정하고, 판정을 이미 알고 있는 자료에 역방향으로 적용해 규칙을 검증한 뒤에만 사용하였다.</w:t>
+      </w:r>
+    </w:p>
+    <w:p>
+      <w:pPr>
+        <w:spacing w:lineRule="auto" w:line="384" w:after="40" w:before="0"/>
         <w:ind w:left="0"/>
       </w:pPr>
       <w:r>
@@ -152,7 +124,7 @@
           <w:b w:val="0"/>
           <w:sz w:val="28"/>
         </w:rPr>
-        <w:t>◦ 2단계 : 서로 다른 측정 방식을 같은 축에 올리는 공통 지표 산출</w:t>
+        <w:t>◦ 분석 — 공통 지표와 잡음 기준</w:t>
       </w:r>
     </w:p>
     <w:p>
@@ -166,7 +138,7 @@
           <w:b w:val="0"/>
           <w:sz w:val="28"/>
         </w:rPr>
-        <w:t>- 임플란트 활동카운트, 심부체온, 궤도 영상 강도처럼 측정 방식이 제각각인 자료를 비교하기 위해, 모수 지표(cosinor 24시간 성분의 MESOR · 진폭 · 최고시각(acrophase) · 리듬검출 p)와 파형 가정이 없는 비모수 지표(일간안정성 IS, 일내변동성 IV, 상대진폭 RA)를 함께 산출한다.</w:t>
+        <w:t>- 측정 방식이 서로 다른 자료를 같은 축에 놓기 위해 cosinor 지표(MESOR · 진폭 · 최고시각)와 파형 가정이 없는 비모수 지표를 함께 산출하고, 모든 효과를 같은 개체의 처치 전 구간 대비 변화로 환산한다.</w:t>
       </w:r>
     </w:p>
     <w:p>
@@ -180,7 +152,7 @@
           <w:b w:val="0"/>
           <w:sz w:val="28"/>
         </w:rPr>
-        <w:t>- 모든 효과는 같은 개체의 처치 전 구간 대비 변화로 환산한다(자기대조 정규화). 종 · 장비 · 단위 차이가 상쇄되어 서로 다른 실험을 나란히 놓을 수 있다.</w:t>
+        <w:t>- 어떤 비율도 주장하기 전에, 처치가 없었던 구간을 무작위로 둘로 나눠 같은 계산을 2,000회 반복해 '효과가 없을 때 나타나는 변화의 크기'를 구하고, 이후 모든 결과를 그 값 대비 몇 배인지로 표기한다. 분석 코드가 원논문 보고값을 재현하는지 먼저 검사하였다.</w:t>
       </w:r>
     </w:p>
     <w:p>
@@ -194,7 +166,7 @@
           <w:b w:val="0"/>
           <w:sz w:val="28"/>
         </w:rPr>
-        <w:t>◦ 3단계 : 잡음 바닥을 먼저 잡고, 재현 게이트를 통과한 뒤에 진행</w:t>
+        <w:t>◦ 표본 수 산출</w:t>
       </w:r>
     </w:p>
     <w:p>
@@ -208,153 +180,7 @@
           <w:b w:val="0"/>
           <w:sz w:val="28"/>
         </w:rPr>
-        <w:t>- 어떤 비율이나 배수도 주장하기 전에, 그 지표의 잡음 크기를 자료에서 직접 구한다. 처치가 없었던 처치 전 구간만을 무작위로 두 조각으로 나누고, 처치 비교에 쓸 계산(진폭비 · 위상차 등)을 그 두 조각 사이에 그대로 적용하는 것을 2,000회 반복한다.</w:t>
-      </w:r>
-    </w:p>
-    <w:p>
-      <w:pPr>
-        <w:spacing w:lineRule="auto" w:line="384" w:after="40" w:before="0"/>
-        <w:ind w:left="397"/>
-      </w:pPr>
-      <w:r>
-        <w:rPr>
-          <w:rFonts w:ascii="휴먼명조" w:hAnsi="휴먼명조" w:eastAsia="휴먼명조" w:cs="휴먼명조"/>
-          <w:b w:val="0"/>
-          <w:sz w:val="28"/>
-        </w:rPr>
-        <w:t>- 효과가 0인 비교이므로 이 분포가 곧 '효과가 없을 때 나타나는 변화의 크기'(잡음 바닥)이다. 이후 모든 결과는 이 값 대비 몇 배인지로 표기한다. 예컨대 체온 리듬 진폭의 잡음 바닥은 0.259로, 아무 처치가 없어도 진폭은 26% 가량 변동한다. 따라서 관측된 감소를 그 배수로 환산해야 크기를 판단할 수 있다.</w:t>
-      </w:r>
-    </w:p>
-    <w:p>
-      <w:pPr>
-        <w:spacing w:lineRule="auto" w:line="384" w:after="40" w:before="0"/>
-        <w:ind w:left="397"/>
-      </w:pPr>
-      <w:r>
-        <w:rPr>
-          <w:rFonts w:ascii="휴먼명조" w:hAnsi="휴먼명조" w:eastAsia="휴먼명조" w:cs="휴먼명조"/>
-          <w:b w:val="0"/>
-          <w:sz w:val="28"/>
-        </w:rPr>
-        <w:t>- 분석 파이프라인이 원논문의 보고값을 재현하지 못하면 다음 단계로 넘어가지 않는 게이트를 두었다. 10개 대조 항목 전부 통과함을 확인한 뒤 진행하였다.</w:t>
-      </w:r>
-    </w:p>
-    <w:p>
-      <w:pPr>
-        <w:spacing w:lineRule="auto" w:line="384" w:after="160" w:before="0"/>
-        <w:ind w:left="397"/>
-      </w:pPr>
-      <w:r>
-        <w:rPr>
-          <w:rFonts w:ascii="휴먼명조" w:hAnsi="휴먼명조" w:eastAsia="휴먼명조" w:cs="휴먼명조"/>
-          <w:b w:val="0"/>
-          <w:sz w:val="24"/>
-        </w:rPr>
-        <w:t>[나] 웻랩 설계값과 예상 결과를 산출한다</w:t>
-      </w:r>
-    </w:p>
-    <w:p>
-      <w:pPr>
-        <w:spacing w:lineRule="auto" w:line="384" w:after="40" w:before="0"/>
-        <w:ind w:left="0"/>
-      </w:pPr>
-      <w:r>
-        <w:rPr>
-          <w:rFonts w:ascii="휴먼명조" w:hAnsi="휴먼명조" w:eastAsia="휴먼명조" w:cs="휴먼명조"/>
-          <w:b w:val="0"/>
-          <w:sz w:val="28"/>
-        </w:rPr>
-        <w:t>◦ 4단계 : 검정력 계산으로 웻랩 표본 수 산출</w:t>
-      </w:r>
-    </w:p>
-    <w:p>
-      <w:pPr>
-        <w:spacing w:lineRule="auto" w:line="384" w:after="40" w:before="0"/>
-        <w:ind w:left="397"/>
-      </w:pPr>
-      <w:r>
-        <w:rPr>
-          <w:rFonts w:ascii="휴먼명조" w:hAnsi="휴먼명조" w:eastAsia="휴먼명조" w:cs="휴먼명조"/>
-          <w:b w:val="0"/>
-          <w:sz w:val="28"/>
-        </w:rPr>
-        <w:t xml:space="preserve">- 날마다 위상을 한 점씩 얻어 구간별로 최소자승 직선을 적합한다. </w:t>
-      </w:r>
-      <w:r>
-        <w:rPr>
-          <w:rFonts w:ascii="휴먼명조" w:hAnsi="휴먼명조" w:eastAsia="휴먼명조" w:cs="휴먼명조"/>
-          <w:b/>
-          <w:sz w:val="28"/>
-        </w:rPr>
-        <w:t>절편</w:t>
-      </w:r>
-      <w:r>
-        <w:rPr>
-          <w:rFonts w:ascii="휴먼명조" w:hAnsi="휴먼명조" w:eastAsia="휴먼명조" w:cs="휴먼명조"/>
-          <w:b w:val="0"/>
-          <w:sz w:val="28"/>
-        </w:rPr>
-        <w:t xml:space="preserve">은 그 시점의 위상이고, </w:t>
-      </w:r>
-      <w:r>
-        <w:rPr>
-          <w:rFonts w:ascii="휴먼명조" w:hAnsi="휴먼명조" w:eastAsia="휴먼명조" w:cs="휴먼명조"/>
-          <w:b/>
-          <w:sz w:val="28"/>
-        </w:rPr>
-        <w:t>기울기</w:t>
-      </w:r>
-      <w:r>
-        <w:rPr>
-          <w:rFonts w:ascii="휴먼명조" w:hAnsi="휴먼명조" w:eastAsia="휴먼명조" w:cs="휴먼명조"/>
-          <w:b w:val="0"/>
-          <w:sz w:val="28"/>
-        </w:rPr>
-        <w:t>는 하루에 위상이 밀리는 양이다. 판정 기준이 "회귀선의 기울기와 절편이 달라지는지"이므로 검정도 두 가지로 나눈다.</w:t>
-      </w:r>
-    </w:p>
-    <w:p>
-      <w:pPr>
-        <w:spacing w:lineRule="auto" w:line="384" w:after="40" w:before="0"/>
-        <w:ind w:left="397"/>
-      </w:pPr>
-      <w:r>
-        <w:rPr>
-          <w:rFonts w:ascii="휴먼명조" w:hAnsi="휴먼명조" w:eastAsia="휴먼명조" w:cs="휴먼명조"/>
-          <w:b w:val="0"/>
-          <w:sz w:val="28"/>
-        </w:rPr>
-        <w:t xml:space="preserve">- </w:t>
-      </w:r>
-      <w:r>
-        <w:rPr>
-          <w:rFonts w:ascii="휴먼명조" w:hAnsi="휴먼명조" w:eastAsia="휴먼명조" w:cs="휴먼명조"/>
-          <w:b/>
-          <w:sz w:val="28"/>
-        </w:rPr>
-        <w:t>기울기가 뜻하는 것.</w:t>
-      </w:r>
-      <w:r>
-        <w:rPr>
-          <w:rFonts w:ascii="휴먼명조" w:hAnsi="휴먼명조" w:eastAsia="휴먼명조" w:cs="휴먼명조"/>
-          <w:b w:val="0"/>
-          <w:sz w:val="28"/>
-        </w:rPr>
-        <w:t xml:space="preserve"> 리듬의 주기가 T이면 24시간 시계로 볼 때 정점 시각이 하루에 (T − 24)시간씩 이동한다. 조수가 24시간 50분 주기여서 만조 시각이 매일 50분씩 늦어지는 것과 같은 원리다. 따라서 10시간 on/off(T = 20시간)에 동조되면 하루 4시간씩 앞당겨지고, 14시간 on/off(T = 28시간)면 하루 4시간씩 늦어지며, 12시간 on/off(T = 24시간)면 제자리다. 처치 전 암전 조건에서는 마우스 고유 주기 23.7시간에 따라 하루 0.3시간씩 앞당겨진다.</w:t>
-      </w:r>
-    </w:p>
-    <w:p>
-      <w:pPr>
-        <w:spacing w:lineRule="auto" w:line="384" w:after="40" w:before="0"/>
-        <w:ind w:left="397"/>
-      </w:pPr>
-      <w:r>
-        <w:rPr>
-          <w:rFonts w:ascii="휴먼명조" w:hAnsi="휴먼명조" w:eastAsia="휴먼명조" w:cs="휴먼명조"/>
-          <w:b w:val="0"/>
-          <w:sz w:val="28"/>
-        </w:rPr>
-        <w:t xml:space="preserve">- </w:t>
+        <w:t xml:space="preserve">- 실측 시계열에서 얻은 하루치 위상 추정 오차를 잡음으로 두고, 본 연구의 판정 기준인 회귀선 비교를 그대로 적용한다. </w:t>
       </w:r>
       <w:r>
         <w:rPr>
@@ -370,7 +196,7 @@
           <w:b w:val="0"/>
           <w:sz w:val="28"/>
         </w:rPr>
-        <w:t xml:space="preserve">은 처치 전 구간의 회귀선을 처치 시작일로 연장한 값과 처치 구간 회귀선의 그 시점 값을 비교하여 '처치로 새 위상이 형성되었는가'를 묻는다. </w:t>
+        <w:t xml:space="preserve">은 '처치로 새 위상이 형성되었는가', </w:t>
       </w:r>
       <w:r>
         <w:rPr>
@@ -386,23 +212,7 @@
           <w:b w:val="0"/>
           <w:sz w:val="28"/>
         </w:rPr>
-        <w:t xml:space="preserve">은 두 구간 회귀선의 기울기를 비교하여 '주기 자체가 인가 주기로 바뀌었는가'를 묻는다. 후자는 효과 크기가 (T − 23.7)로 </w:t>
-      </w:r>
-      <w:r>
-        <w:rPr>
-          <w:rFonts w:ascii="휴먼명조" w:hAnsi="휴먼명조" w:eastAsia="휴먼명조" w:cs="휴먼명조"/>
-          <w:b/>
-          <w:sz w:val="28"/>
-        </w:rPr>
-        <w:t>설계에 의해 정해지므로</w:t>
-      </w:r>
-      <w:r>
-        <w:rPr>
-          <w:rFonts w:ascii="휴먼명조" w:hAnsi="휴먼명조" w:eastAsia="휴먼명조" w:cs="휴먼명조"/>
-          <w:b w:val="0"/>
-          <w:sz w:val="28"/>
-        </w:rPr>
-        <w:t xml:space="preserve"> 실험군마다 검정력이 다르다.</w:t>
+        <w:t>은 '주기 자체가 인가 주기로 바뀌었는가'를 묻는다.</w:t>
       </w:r>
     </w:p>
     <w:p>
@@ -416,23 +226,7 @@
           <w:b w:val="0"/>
           <w:sz w:val="28"/>
         </w:rPr>
-        <w:t xml:space="preserve">- </w:t>
-      </w:r>
-      <w:r>
-        <w:rPr>
-          <w:rFonts w:ascii="휴먼명조" w:hAnsi="휴먼명조" w:eastAsia="휴먼명조" w:cs="휴먼명조"/>
-          <w:b/>
-          <w:sz w:val="28"/>
-        </w:rPr>
-        <w:t>구간 평균이 아니라 회귀를 쓰는 이유.</w:t>
-      </w:r>
-      <w:r>
-        <w:rPr>
-          <w:rFonts w:ascii="휴먼명조" w:hAnsi="휴먼명조" w:eastAsia="휴먼명조" w:cs="휴먼명조"/>
-          <w:b w:val="0"/>
-          <w:sz w:val="28"/>
-        </w:rPr>
-        <w:t xml:space="preserve"> 주기가 24시간이 아닌 군은 구간 안에서 위상이 체계적으로 표류하므로 산술평균이 위상을 뜻하지 않는다. 다만 회귀는 기울기를 함께 추정하고 회귀선을 구간 밖으로 연장해야 하므로 절편의 표준오차가 구간 평균 대비 1.95배로 커진다. 이 손해를 반영한 값을 표본 수 산출에 사용한다.</w:t>
+        <w:t>- 리듬의 주기가 T이면 24시간 시계에서 정점 시각이 하루에 (T − 24)시간씩 이동하므로, 기울기 검정의 효과 크기는 실험 설계가 정한다. 10시간 on/off는 하루 4시간, 12시간 on/off는 0.3시간이다.</w:t>
       </w:r>
     </w:p>
     <w:p>
@@ -446,23 +240,21 @@
           <w:b w:val="0"/>
           <w:sz w:val="28"/>
         </w:rPr>
-        <w:t xml:space="preserve">- 개체마다 두 구간에 직선을 적합하고, 개체 단위 통계량에 1표본 t 검정을 적용한다. </w:t>
+        <w:t>- 개체마다 두 구간에 직선을 적합하고 개체 단위 통계량에 1표본 t 검정을 적용한다. 개체 고유의 위상이 차분에서 상쇄되므로 적은 마리 수로도 검정이 성립한다.</w:t>
       </w:r>
-      <w:r>
-        <w:rPr>
-          <w:rFonts w:ascii="휴먼명조" w:hAnsi="휴먼명조" w:eastAsia="휴먼명조" w:cs="휴먼명조"/>
-          <w:b/>
-          <w:sz w:val="28"/>
-        </w:rPr>
-        <w:t>개체 고유의 위상은 구간 간 차분에서 상쇄되므로</w:t>
-      </w:r>
+    </w:p>
+    <w:p>
+      <w:pPr>
+        <w:spacing w:lineRule="auto" w:line="384" w:after="40" w:before="0"/>
+        <w:ind w:left="0"/>
+      </w:pPr>
       <w:r>
         <w:rPr>
           <w:rFonts w:ascii="휴먼명조" w:hAnsi="휴먼명조" w:eastAsia="휴먼명조" w:cs="휴먼명조"/>
           <w:b w:val="0"/>
           <w:sz w:val="28"/>
         </w:rPr>
-        <w:t>, 군간 비교와 달리 적은 마리 수로도 검정이 성립한다. 통계량이 정규분포의 선형결합이므로 검정력은 비중심 t 분포로 정확히 계산되며, 몬테카를로 모의로 값을 검산하였다.</w:t>
+        <w:t>◦ 예상 결과 산출</w:t>
       </w:r>
     </w:p>
     <w:p>
@@ -476,7 +268,7 @@
           <w:b w:val="0"/>
           <w:sz w:val="28"/>
         </w:rPr>
-        <w:t>- 후지현수를 거는 동안에는 지표 자체가 억제되므로(마스킹) 위상 추정 오차가 커진다. 그 증폭분을 실측값으로 반영하여 보수적인 표본 수를 얻는다.</w:t>
+        <w:t>- 동조 가설과 마스킹 가설이 각각 만드는 관측값을 일별 위상 계산으로 정의하고, 위에서 실측한 위상 추정 오차를 표준오차로 부여한다. 두 가설은 후지현수 구간에서 구별되지 않으며, 후지현수를 제거한 뒤 갈라지는 간격이 판정 신호가 된다.</w:t>
       </w:r>
     </w:p>
     <w:p>
@@ -490,7 +282,7 @@
           <w:b w:val="0"/>
           <w:sz w:val="28"/>
         </w:rPr>
-        <w:t>◦ 5단계 : 두 가설의 예측 궤적 산출과 판정 간격 계산 (그림 3의 산출 방법)</w:t>
+        <w:t>◦ 역문제 설정</w:t>
       </w:r>
     </w:p>
     <w:p>
@@ -504,177 +296,7 @@
           <w:b w:val="0"/>
           <w:sz w:val="28"/>
         </w:rPr>
-        <w:t>- 동조 가설과 마스킹 가설이 각각 어떤 관측값을 만드는지를 일별 위상 계산으로 정의한다. 암전에서 마우스 고유 주기를 23.7시간으로 두면 최고시각은 하루에 (고유주기 - 24)시간만큼 이동한다.</w:t>
-      </w:r>
-    </w:p>
-    <w:p>
-      <w:pPr>
-        <w:spacing w:lineRule="auto" w:line="384" w:after="40" w:before="0"/>
-        <w:ind w:left="397"/>
-      </w:pPr>
-      <w:r>
-        <w:rPr>
-          <w:rFonts w:ascii="휴먼명조" w:hAnsi="휴먼명조" w:eastAsia="휴먼명조" w:cs="휴먼명조"/>
-          <w:b w:val="0"/>
-          <w:sz w:val="28"/>
-        </w:rPr>
-        <w:t xml:space="preserve">- 후지현수 구간에서 </w:t>
-      </w:r>
-      <w:r>
-        <w:rPr>
-          <w:rFonts w:ascii="휴먼명조" w:hAnsi="휴먼명조" w:eastAsia="휴먼명조" w:cs="휴먼명조"/>
-          <w:b/>
-          <w:sz w:val="28"/>
-        </w:rPr>
-        <w:t>동조 가설</w:t>
-      </w:r>
-      <w:r>
-        <w:rPr>
-          <w:rFonts w:ascii="휴먼명조" w:hAnsi="휴먼명조" w:eastAsia="휴먼명조" w:cs="휴먼명조"/>
-          <w:b w:val="0"/>
-          <w:sz w:val="28"/>
-        </w:rPr>
-        <w:t xml:space="preserve">은 주기가 인가 주기 T로 끌려가 하루에 (T - 24)시간씩 이동한다. </w:t>
-      </w:r>
-      <w:r>
-        <w:rPr>
-          <w:rFonts w:ascii="휴먼명조" w:hAnsi="휴먼명조" w:eastAsia="휴먼명조" w:cs="휴먼명조"/>
-          <w:b/>
-          <w:sz w:val="28"/>
-        </w:rPr>
-        <w:t>마스킹 가설</w:t>
-      </w:r>
-      <w:r>
-        <w:rPr>
-          <w:rFonts w:ascii="휴먼명조" w:hAnsi="휴먼명조" w:eastAsia="휴먼명조" w:cs="휴먼명조"/>
-          <w:b w:val="0"/>
-          <w:sz w:val="28"/>
-        </w:rPr>
-        <w:t xml:space="preserve">은 내부 시계가 고유 주기를 유지하지만, 지표가 후지현수를 뗀 구간에만 살아나므로 관측되는 위상은 똑같이 T를 따라간다. </w:t>
-      </w:r>
-      <w:r>
-        <w:rPr>
-          <w:rFonts w:ascii="휴먼명조" w:hAnsi="휴먼명조" w:eastAsia="휴먼명조" w:cs="휴먼명조"/>
-          <w:b/>
-          <w:sz w:val="28"/>
-        </w:rPr>
-        <w:t>즉 두 가설은 후지현수 구간에서 관측이 구별되지 않는다.</w:t>
-      </w:r>
-    </w:p>
-    <w:p>
-      <w:pPr>
-        <w:spacing w:lineRule="auto" w:line="384" w:after="40" w:before="0"/>
-        <w:ind w:left="397"/>
-      </w:pPr>
-      <w:r>
-        <w:rPr>
-          <w:rFonts w:ascii="휴먼명조" w:hAnsi="휴먼명조" w:eastAsia="휴먼명조" w:cs="휴먼명조"/>
-          <w:b w:val="0"/>
-          <w:sz w:val="28"/>
-        </w:rPr>
-        <w:t xml:space="preserve">- 후지현수를 제거하면 갈라진다. 동조라면 처치가 끝난 위상에서 고유 주기로 이어지고, 마스킹이었다면 처치 전 궤적의 연장선으로 되돌아온다. 두 예측의 차이를 </w:t>
-      </w:r>
-      <w:r>
-        <w:rPr>
-          <w:rFonts w:ascii="휴먼명조" w:hAnsi="휴먼명조" w:eastAsia="휴먼명조" w:cs="휴먼명조"/>
-          <w:b/>
-          <w:sz w:val="28"/>
-        </w:rPr>
-        <w:t>판정 간격</w:t>
-      </w:r>
-      <w:r>
-        <w:rPr>
-          <w:rFonts w:ascii="휴먼명조" w:hAnsi="휴먼명조" w:eastAsia="휴먼명조" w:cs="휴먼명조"/>
-          <w:b w:val="0"/>
-          <w:sz w:val="28"/>
-        </w:rPr>
-        <w:t>으로 정의한다.</w:t>
-      </w:r>
-    </w:p>
-    <w:p>
-      <w:pPr>
-        <w:spacing w:lineRule="auto" w:line="384" w:after="40" w:before="0"/>
-        <w:ind w:left="397"/>
-      </w:pPr>
-      <w:r>
-        <w:rPr>
-          <w:rFonts w:ascii="휴먼명조" w:hAnsi="휴먼명조" w:eastAsia="휴먼명조" w:cs="휴먼명조"/>
-          <w:b w:val="0"/>
-          <w:sz w:val="28"/>
-        </w:rPr>
-        <w:t xml:space="preserve">- 각 날의 예상 관측값에는 </w:t>
-      </w:r>
-      <w:r>
-        <w:rPr>
-          <w:rFonts w:ascii="휴먼명조" w:hAnsi="휴먼명조" w:eastAsia="휴먼명조" w:cs="휴먼명조"/>
-          <w:b/>
-          <w:sz w:val="28"/>
-        </w:rPr>
-        <w:t>3단계에서 실측한 위상 추정 오차</w:t>
-      </w:r>
-      <w:r>
-        <w:rPr>
-          <w:rFonts w:ascii="휴먼명조" w:hAnsi="휴먼명조" w:eastAsia="휴먼명조" w:cs="휴먼명조"/>
-          <w:b w:val="0"/>
-          <w:sz w:val="28"/>
-        </w:rPr>
-        <w:t>를 표본 수로 나눈 표준오차를 잡음으로 부여한다. 오차막대를 임의로 그리지 않기 위해서다. 판정 간격이 이 표준오차의 3배를 넘으면 검출 가능으로 판정한다.</w:t>
-      </w:r>
-    </w:p>
-    <w:p>
-      <w:pPr>
-        <w:spacing w:lineRule="auto" w:line="384" w:after="160" w:before="0"/>
-        <w:ind w:left="397"/>
-      </w:pPr>
-      <w:r>
-        <w:rPr>
-          <w:rFonts w:ascii="휴먼명조" w:hAnsi="휴먼명조" w:eastAsia="휴먼명조" w:cs="휴먼명조"/>
-          <w:b w:val="0"/>
-          <w:sz w:val="24"/>
-        </w:rPr>
-        <w:t>[다] 웻랩 결과를 기존 우주비행 자료에 연결한다</w:t>
-      </w:r>
-    </w:p>
-    <w:p>
-      <w:pPr>
-        <w:spacing w:lineRule="auto" w:line="384" w:after="40" w:before="0"/>
-        <w:ind w:left="0"/>
-      </w:pPr>
-      <w:r>
-        <w:rPr>
-          <w:rFonts w:ascii="휴먼명조" w:hAnsi="휴먼명조" w:eastAsia="휴먼명조" w:cs="휴먼명조"/>
-          <w:b w:val="0"/>
-          <w:sz w:val="28"/>
-        </w:rPr>
-        <w:t>◦ 6단계 : 역문제 설정</w:t>
-      </w:r>
-    </w:p>
-    <w:p>
-      <w:pPr>
-        <w:spacing w:lineRule="auto" w:line="384" w:after="40" w:before="0"/>
-        <w:ind w:left="397"/>
-      </w:pPr>
-      <w:r>
-        <w:rPr>
-          <w:rFonts w:ascii="휴먼명조" w:hAnsi="휴먼명조" w:eastAsia="휴먼명조" w:cs="휴먼명조"/>
-          <w:b w:val="0"/>
-          <w:sz w:val="28"/>
-        </w:rPr>
-        <w:t>- 공개된 비행 전사체는 단일 시점 자료여서 진폭 변화와 위상 이동을 구별하지 못한다. 이는 자료가 부족하다는 뜻이 아니라 미지수가 하나 더 있다는 뜻이다.</w:t>
-      </w:r>
-    </w:p>
-    <w:p>
-      <w:pPr>
-        <w:spacing w:lineRule="auto" w:line="384" w:after="40" w:before="0"/>
-        <w:ind w:left="397"/>
-      </w:pPr>
-      <w:r>
-        <w:rPr>
-          <w:rFonts w:ascii="휴먼명조" w:hAnsi="휴먼명조" w:eastAsia="휴먼명조" w:cs="휴먼명조"/>
-          <w:b w:val="0"/>
-          <w:sz w:val="28"/>
-        </w:rPr>
-        <w:t>- 웻랩이 위상 이동량을 독립적으로 측정해 주면 그 미지수가 채워진다. 위상만 이동했을 때 단일 시점에서 보일 시계유전자 발현 변화를 순방향으로 계산해 두고, 웻랩 결과가 나오면 기존 비행 자료와 대조할 수 있도록 예측을 미리 확정한다.</w:t>
+        <w:t>- 공개된 비행 전사체는 단일 시점 자료여서 진폭 변화와 위상 이동을 구별하지 못한다. 웻랩이 위상 이동량을 재 오면 그 미지수가 채워지므로, 위상만 이동했을 때 단일 시점에서 보일 시계유전자 발현 변화를 지상 아틀라스의 실측 진폭으로 미리 계산해 둔다. 희생 시각이 기록돼 있지 않으므로 0~24시 전 구간에 대해 범위로 산출한다.</w:t>
       </w:r>
     </w:p>
     <w:p>
@@ -694,20 +316,6 @@
     <w:p>
       <w:pPr>
         <w:spacing w:lineRule="auto" w:line="384" w:after="40" w:before="0"/>
-        <w:ind w:left="0"/>
-      </w:pPr>
-      <w:r>
-        <w:rPr>
-          <w:rFonts w:ascii="휴먼명조" w:hAnsi="휴먼명조" w:eastAsia="휴먼명조" w:cs="휴먼명조"/>
-          <w:b w:val="0"/>
-          <w:sz w:val="28"/>
-        </w:rPr>
-        <w:t>◦ 드라이랩 파트 담당 및 기여</w:t>
-      </w:r>
-    </w:p>
-    <w:p>
-      <w:pPr>
-        <w:spacing w:lineRule="auto" w:line="384" w:after="40" w:before="0"/>
         <w:ind w:left="397"/>
       </w:pPr>
       <w:r>
@@ -716,21 +324,7 @@
           <w:b w:val="0"/>
           <w:sz w:val="28"/>
         </w:rPr>
-        <w:t>- 팀원 A(전산 전공) : 공개 데이터 전수 감사, 원자료 확보 및 공통 지표 산출, 잡음 바닥 · 검정력 시뮬레이션, 역문제 예측 산출. 재현 스크립트 일체 작성.</w:t>
-      </w:r>
-    </w:p>
-    <w:p>
-      <w:pPr>
-        <w:spacing w:lineRule="auto" w:line="384" w:after="40" w:before="0"/>
-        <w:ind w:left="397"/>
-      </w:pPr>
-      <w:r>
-        <w:rPr>
-          <w:rFonts w:ascii="휴먼명조" w:hAnsi="휴먼명조" w:eastAsia="휴먼명조" w:cs="휴먼명조"/>
-          <w:b w:val="0"/>
-          <w:sz w:val="28"/>
-        </w:rPr>
-        <w:t>- 산출물은 전 과정이 스크립트로 재현되며, 사용한 원본 파일은 해시값으로 고정하여 재실행 시 동일한 결과가 나오도록 관리한다.</w:t>
+        <w:t>- 팀원 A(전산 전공) : 공개 데이터 전수 조사, 원자료 확보와 공통 지표 산출, 잡음 기준 · 검정력 산출, 역문제 예측. 재현 스크립트 일체 작성. 원본 파일은 해시값으로 고정하여 재실행 시 같은 결과가 나오도록 관리한다.</w:t>
       </w:r>
     </w:p>
     <w:p>
@@ -777,20 +371,6 @@
     <w:p>
       <w:pPr>
         <w:spacing w:lineRule="auto" w:line="384" w:after="40" w:before="0"/>
-        <w:ind w:left="397"/>
-      </w:pPr>
-      <w:r>
-        <w:rPr>
-          <w:rFonts w:ascii="휴먼명조" w:hAnsi="휴먼명조" w:eastAsia="휴먼명조" w:cs="휴먼명조"/>
-          <w:b w:val="0"/>
-          <w:sz w:val="24"/>
-        </w:rPr>
-        <w:t>※ (1)~(2)는 이미 산출을 마친 사전 분석 결과이고, (3)은 웻랩 수행 후 예상되는 결과입니다.</w:t>
-      </w:r>
-    </w:p>
-    <w:p>
-      <w:pPr>
-        <w:spacing w:lineRule="auto" w:line="384" w:after="40" w:before="0"/>
         <w:ind w:left="0"/>
       </w:pPr>
       <w:r>
@@ -799,325 +379,7 @@
           <w:b w:val="0"/>
           <w:sz w:val="28"/>
         </w:rPr>
-        <w:t>◦ (1) 사전 분석 결과 ① : 이 질문에 답할 공개 데이터가 존재하지 않음을 확인하였다</w:t>
-      </w:r>
-    </w:p>
-    <w:tbl>
-      <w:tblPr>
-        <w:tblStyle w:val="TableGrid"/>
-        <w:tblW w:type="auto" w:w="0"/>
-        <w:jc w:val="center"/>
-        <w:tblLook w:firstColumn="1" w:firstRow="1" w:lastColumn="0" w:lastRow="0" w:noHBand="0" w:noVBand="1" w:val="04A0"/>
-      </w:tblPr>
-      <w:tblGrid>
-        <w:gridCol w:w="4536"/>
-        <w:gridCol w:w="4536"/>
-      </w:tblGrid>
-      <w:tr>
-        <w:tc>
-          <w:tcPr>
-            <w:tcW w:type="dxa" w:w="4536"/>
-          </w:tcPr>
-          <w:p>
-            <w:pPr>
-              <w:spacing w:after="0" w:line="276" w:lineRule="auto"/>
-            </w:pPr>
-            <w:r/>
-            <w:r>
-              <w:rPr>
-                <w:rFonts w:ascii="휴먼명조" w:hAnsi="휴먼명조" w:eastAsia="휴먼명조" w:cs="휴먼명조"/>
-                <w:b/>
-                <w:sz w:val="22"/>
-              </w:rPr>
-              <w:t>표 1. NASA OSDR 전수 스윕 결과</w:t>
-            </w:r>
-          </w:p>
-        </w:tc>
-        <w:tc>
-          <w:tcPr>
-            <w:tcW w:type="dxa" w:w="4536"/>
-          </w:tcPr>
-          <w:p>
-            <w:pPr>
-              <w:spacing w:after="0" w:line="276" w:lineRule="auto"/>
-            </w:pPr>
-            <w:r/>
-            <w:r>
-              <w:rPr>
-                <w:rFonts w:ascii="휴먼명조" w:hAnsi="휴먼명조" w:eastAsia="휴먼명조" w:cs="휴먼명조"/>
-                <w:b/>
-                <w:sz w:val="22"/>
-              </w:rPr>
-            </w:r>
-          </w:p>
-        </w:tc>
-      </w:tr>
-      <w:tr>
-        <w:tc>
-          <w:tcPr>
-            <w:tcW w:type="dxa" w:w="4536"/>
-          </w:tcPr>
-          <w:p>
-            <w:pPr>
-              <w:spacing w:after="0" w:line="276" w:lineRule="auto"/>
-            </w:pPr>
-            <w:r/>
-            <w:r>
-              <w:rPr>
-                <w:rFonts w:ascii="휴먼명조" w:hAnsi="휴먼명조" w:eastAsia="휴먼명조" w:cs="휴먼명조"/>
-                <w:b w:val="0"/>
-                <w:sz w:val="22"/>
-              </w:rPr>
-              <w:t>전체 스터디</w:t>
-            </w:r>
-          </w:p>
-        </w:tc>
-        <w:tc>
-          <w:tcPr>
-            <w:tcW w:type="dxa" w:w="4536"/>
-          </w:tcPr>
-          <w:p>
-            <w:pPr>
-              <w:spacing w:after="0" w:line="276" w:lineRule="auto"/>
-            </w:pPr>
-            <w:r/>
-            <w:r>
-              <w:rPr>
-                <w:rFonts w:ascii="휴먼명조" w:hAnsi="휴먼명조" w:eastAsia="휴먼명조" w:cs="휴먼명조"/>
-                <w:b w:val="0"/>
-                <w:sz w:val="22"/>
-              </w:rPr>
-              <w:t>633 건</w:t>
-            </w:r>
-          </w:p>
-        </w:tc>
-      </w:tr>
-      <w:tr>
-        <w:tc>
-          <w:tcPr>
-            <w:tcW w:type="dxa" w:w="4536"/>
-          </w:tcPr>
-          <w:p>
-            <w:pPr>
-              <w:spacing w:after="0" w:line="276" w:lineRule="auto"/>
-            </w:pPr>
-            <w:r/>
-            <w:r>
-              <w:rPr>
-                <w:rFonts w:ascii="휴먼명조" w:hAnsi="휴먼명조" w:eastAsia="휴먼명조" w:cs="휴먼명조"/>
-                <w:b w:val="0"/>
-                <w:sz w:val="22"/>
-              </w:rPr>
-              <w:t>전체 파일 (파일명 수준까지 개봉)</w:t>
-            </w:r>
-          </w:p>
-        </w:tc>
-        <w:tc>
-          <w:tcPr>
-            <w:tcW w:type="dxa" w:w="4536"/>
-          </w:tcPr>
-          <w:p>
-            <w:pPr>
-              <w:spacing w:after="0" w:line="276" w:lineRule="auto"/>
-            </w:pPr>
-            <w:r/>
-            <w:r>
-              <w:rPr>
-                <w:rFonts w:ascii="휴먼명조" w:hAnsi="휴먼명조" w:eastAsia="휴먼명조" w:cs="휴먼명조"/>
-                <w:b w:val="0"/>
-                <w:sz w:val="22"/>
-              </w:rPr>
-              <w:t>157,801 개</w:t>
-            </w:r>
-          </w:p>
-        </w:tc>
-      </w:tr>
-      <w:tr>
-        <w:tc>
-          <w:tcPr>
-            <w:tcW w:type="dxa" w:w="4536"/>
-          </w:tcPr>
-          <w:p>
-            <w:pPr>
-              <w:spacing w:after="0" w:line="276" w:lineRule="auto"/>
-            </w:pPr>
-            <w:r/>
-            <w:r>
-              <w:rPr>
-                <w:rFonts w:ascii="휴먼명조" w:hAnsi="휴먼명조" w:eastAsia="휴먼명조" w:cs="휴먼명조"/>
-                <w:b w:val="0"/>
-                <w:sz w:val="22"/>
-              </w:rPr>
-              <w:t>리듬 관련 후보 파일</w:t>
-            </w:r>
-          </w:p>
-        </w:tc>
-        <w:tc>
-          <w:tcPr>
-            <w:tcW w:type="dxa" w:w="4536"/>
-          </w:tcPr>
-          <w:p>
-            <w:pPr>
-              <w:spacing w:after="0" w:line="276" w:lineRule="auto"/>
-            </w:pPr>
-            <w:r/>
-            <w:r>
-              <w:rPr>
-                <w:rFonts w:ascii="휴먼명조" w:hAnsi="휴먼명조" w:eastAsia="휴먼명조" w:cs="휴먼명조"/>
-                <w:b w:val="0"/>
-                <w:sz w:val="22"/>
-              </w:rPr>
-              <w:t>52 개</w:t>
-            </w:r>
-          </w:p>
-        </w:tc>
-      </w:tr>
-      <w:tr>
-        <w:tc>
-          <w:tcPr>
-            <w:tcW w:type="dxa" w:w="4536"/>
-          </w:tcPr>
-          <w:p>
-            <w:pPr>
-              <w:spacing w:after="0" w:line="276" w:lineRule="auto"/>
-            </w:pPr>
-            <w:r/>
-            <w:r>
-              <w:rPr>
-                <w:rFonts w:ascii="휴먼명조" w:hAnsi="휴먼명조" w:eastAsia="휴먼명조" w:cs="휴먼명조"/>
-                <w:b w:val="0"/>
-                <w:sz w:val="22"/>
-              </w:rPr>
-              <w:t>리듬 관련 후보 스터디</w:t>
-            </w:r>
-          </w:p>
-        </w:tc>
-        <w:tc>
-          <w:tcPr>
-            <w:tcW w:type="dxa" w:w="4536"/>
-          </w:tcPr>
-          <w:p>
-            <w:pPr>
-              <w:spacing w:after="0" w:line="276" w:lineRule="auto"/>
-            </w:pPr>
-            <w:r/>
-            <w:r>
-              <w:rPr>
-                <w:rFonts w:ascii="휴먼명조" w:hAnsi="휴먼명조" w:eastAsia="휴먼명조" w:cs="휴먼명조"/>
-                <w:b w:val="0"/>
-                <w:sz w:val="22"/>
-              </w:rPr>
-              <w:t>5 건</w:t>
-            </w:r>
-          </w:p>
-        </w:tc>
-      </w:tr>
-      <w:tr>
-        <w:tc>
-          <w:tcPr>
-            <w:tcW w:type="dxa" w:w="4536"/>
-          </w:tcPr>
-          <w:p>
-            <w:pPr>
-              <w:spacing w:after="0" w:line="276" w:lineRule="auto"/>
-            </w:pPr>
-            <w:r/>
-            <w:r>
-              <w:rPr>
-                <w:rFonts w:ascii="휴먼명조" w:hAnsi="휴먼명조" w:eastAsia="휴먼명조" w:cs="휴먼명조"/>
-                <w:b w:val="0"/>
-                <w:sz w:val="22"/>
-              </w:rPr>
-              <w:t>하루 4점 이상을 24시간에 걸쳐 확보한 자료</w:t>
-            </w:r>
-          </w:p>
-        </w:tc>
-        <w:tc>
-          <w:tcPr>
-            <w:tcW w:type="dxa" w:w="4536"/>
-          </w:tcPr>
-          <w:p>
-            <w:pPr>
-              <w:spacing w:after="0" w:line="276" w:lineRule="auto"/>
-            </w:pPr>
-            <w:r/>
-            <w:r>
-              <w:rPr>
-                <w:rFonts w:ascii="휴먼명조" w:hAnsi="휴먼명조" w:eastAsia="휴먼명조" w:cs="휴먼명조"/>
-                <w:b w:val="0"/>
-                <w:sz w:val="22"/>
-              </w:rPr>
-              <w:t>0 건</w:t>
-            </w:r>
-          </w:p>
-        </w:tc>
-      </w:tr>
-    </w:tbl>
-    <w:p>
-      <w:pPr>
-        <w:spacing w:after="80"/>
-      </w:pPr>
-    </w:p>
-    <w:p>
-      <w:pPr>
-        <w:spacing w:before="120" w:after="40"/>
-        <w:jc w:val="center"/>
-      </w:pPr>
-      <w:r>
-        <w:drawing>
-          <wp:inline xmlns:a="http://schemas.openxmlformats.org/drawingml/2006/main" xmlns:pic="http://schemas.openxmlformats.org/drawingml/2006/picture">
-            <wp:extent cx="5580000" cy="1970595"/>
-            <wp:docPr id="1" name="Picture 1"/>
-            <wp:cNvGraphicFramePr>
-              <a:graphicFrameLocks noChangeAspect="1"/>
-            </wp:cNvGraphicFramePr>
-            <a:graphic>
-              <a:graphicData uri="http://schemas.openxmlformats.org/drawingml/2006/picture">
-                <pic:pic>
-                  <pic:nvPicPr>
-                    <pic:cNvPr id="0" name="그림1_데이터감사.png"/>
-                    <pic:cNvPicPr/>
-                  </pic:nvPicPr>
-                  <pic:blipFill>
-                    <a:blip r:embed="rId9"/>
-                    <a:stretch>
-                      <a:fillRect/>
-                    </a:stretch>
-                  </pic:blipFill>
-                  <pic:spPr>
-                    <a:xfrm>
-                      <a:off x="0" y="0"/>
-                      <a:ext cx="5580000" cy="1970595"/>
-                    </a:xfrm>
-                    <a:prstGeom prst="rect"/>
-                  </pic:spPr>
-                </pic:pic>
-              </a:graphicData>
-            </a:graphic>
-          </wp:inline>
-        </w:drawing>
-      </w:r>
-    </w:p>
-    <w:p>
-      <w:pPr>
-        <w:spacing w:lineRule="auto" w:line="384" w:after="160" w:before="0"/>
-        <w:ind w:left="397"/>
-      </w:pPr>
-      <w:r>
-        <w:rPr>
-          <w:rFonts w:ascii="휴먼명조" w:hAnsi="휴먼명조" w:eastAsia="휴먼명조" w:cs="휴먼명조"/>
-          <w:b/>
-          <w:sz w:val="24"/>
-        </w:rPr>
-        <w:t>그림 1. 리듬 데이터셋 감사.</w:t>
-      </w:r>
-      <w:r>
-        <w:rPr>
-          <w:rFonts w:ascii="휴먼명조" w:hAnsi="휴먼명조" w:eastAsia="휴먼명조" w:cs="휴먼명조"/>
-          <w:b w:val="0"/>
-          <w:sz w:val="24"/>
-        </w:rPr>
-        <w:t xml:space="preserve"> (A) 채택 기준 7가지를 적용한 판정 분포. 기준과 판정 순서는 본 분석 이전에 확정하고, 판정을 이미 아는 자료 6건에 역방향으로 적용해 6/6 일치를 확인한 뒤 사용하였다. (B) OSDR 전 스터디 633건의 파일 목록 157,801개를 파일명 수준까지 열어 리듬 신호를 찾은 결과. 후보로 남은 5개 스터디 중 하루 4점 이상을 24시간에 걸쳐 확보한 것은 하나도 없다.</w:t>
+        <w:t>◦ (1) 이 질문에 답할 공개 데이터가 존재하지 않음을 확인하였다</w:t>
       </w:r>
     </w:p>
     <w:p>
@@ -1131,7 +393,21 @@
           <w:b w:val="0"/>
           <w:sz w:val="28"/>
         </w:rPr>
-        <w:t xml:space="preserve">- 일주기 리듬을 목적으로 설계된 유일한 우주비행 실험(쥐 24마리에 생체원격 장치를 이식해 16일간 체온 · 심박을 연속 기록)은 NASA 아카이브 기록에 </w:t>
+        <w:t>- OSDR 전체 파일 157,801개 중 리듬 관련 자료는 52개(5개 스터디)뿐이었고, 그중 하루 4점 이상을 24시간에 걸쳐 확보한 것은 한 건도 없었다.</w:t>
+      </w:r>
+    </w:p>
+    <w:p>
+      <w:pPr>
+        <w:spacing w:lineRule="auto" w:line="384" w:after="40" w:before="0"/>
+        <w:ind w:left="397"/>
+      </w:pPr>
+      <w:r>
+        <w:rPr>
+          <w:rFonts w:ascii="휴먼명조" w:hAnsi="휴먼명조" w:eastAsia="휴먼명조" w:cs="휴먼명조"/>
+          <w:b w:val="0"/>
+          <w:sz w:val="28"/>
+        </w:rPr>
+        <w:t xml:space="preserve">- 일주기 리듬을 목적으로 설계된 유일한 우주비행 실험은 NASA 아카이브에 </w:t>
       </w:r>
       <w:r>
         <w:rPr>
@@ -1147,21 +423,7 @@
           <w:b w:val="0"/>
           <w:sz w:val="28"/>
         </w:rPr>
-        <w:t>으로 남아 있다.</w:t>
-      </w:r>
-    </w:p>
-    <w:p>
-      <w:pPr>
-        <w:spacing w:lineRule="auto" w:line="384" w:after="40" w:before="0"/>
-        <w:ind w:left="397"/>
-      </w:pPr>
-      <w:r>
-        <w:rPr>
-          <w:rFonts w:ascii="휴먼명조" w:hAnsi="휴먼명조" w:eastAsia="휴먼명조" w:cs="휴먼명조"/>
-          <w:b w:val="0"/>
-          <w:sz w:val="28"/>
-        </w:rPr>
-        <w:t>- 지상에서 중력을 되돌려 넣은 유일한 통제 실험(60일 침상안정 + 매일 원심분리, 3군 24명)은 수면다원검사를 8개 야간에만 시행했을 뿐 일주기 위상을 재지 않았다.</w:t>
+        <w:t>으로 기록돼 있고, 지상에서 중력을 되돌려 넣은 유일한 통제 실험은 일주기 위상을 측정하지 않았다.</w:t>
       </w:r>
     </w:p>
     <w:p>
@@ -1189,7 +451,7 @@
           <w:b w:val="0"/>
           <w:sz w:val="28"/>
         </w:rPr>
-        <w:t>◦ (2) 사전 분석 결과 ② : 측정 지표 · 표본 수 · 판정 경로가 산출되었다</w:t>
+        <w:t>◦ (2) 측정 지표 · 표본 수 · 판정 경로가 산출되었다</w:t>
       </w:r>
     </w:p>
     <w:p>
@@ -1219,1188 +481,7 @@
           <w:b w:val="0"/>
           <w:sz w:val="28"/>
         </w:rPr>
-        <w:t xml:space="preserve"> 같은 동물 · 같은 기간 · 같은 임플란트에서 후지현수 중 리듬이 유지된 개체는 심부체온 5/6, 활동량 1/6, 피하온도 1/5였다. 체온 리듬이 활동량의 부산물이 아니며, 피부가 아닌 심부 체온이어야 함을 같은 자료가 함께 보여준다. 활동량은 2차 지표로 유지한다.</w:t>
-      </w:r>
-    </w:p>
-    <w:tbl>
-      <w:tblPr>
-        <w:tblStyle w:val="TableGrid"/>
-        <w:tblW w:type="auto" w:w="0"/>
-        <w:jc w:val="center"/>
-        <w:tblLook w:firstColumn="1" w:firstRow="1" w:lastColumn="0" w:lastRow="0" w:noHBand="0" w:noVBand="1" w:val="04A0"/>
-      </w:tblPr>
-      <w:tblGrid>
-        <w:gridCol w:w="1296"/>
-        <w:gridCol w:w="1296"/>
-        <w:gridCol w:w="1296"/>
-        <w:gridCol w:w="1296"/>
-        <w:gridCol w:w="1296"/>
-        <w:gridCol w:w="1296"/>
-        <w:gridCol w:w="1296"/>
-      </w:tblGrid>
-      <w:tr>
-        <w:tc>
-          <w:tcPr>
-            <w:tcW w:type="dxa" w:w="1296"/>
-          </w:tcPr>
-          <w:p>
-            <w:pPr>
-              <w:spacing w:after="0" w:line="276" w:lineRule="auto"/>
-            </w:pPr>
-            <w:r/>
-            <w:r>
-              <w:rPr>
-                <w:rFonts w:ascii="휴먼명조" w:hAnsi="휴먼명조" w:eastAsia="휴먼명조" w:cs="휴먼명조"/>
-                <w:b/>
-                <w:sz w:val="22"/>
-              </w:rPr>
-              <w:t>표 2. 검정력 0.8 을 얻는 최소 마리 수 (처치 전 3일 · 처치 14일 · 유의수준 0.05 양측)</w:t>
-            </w:r>
-          </w:p>
-        </w:tc>
-        <w:tc>
-          <w:tcPr>
-            <w:tcW w:type="dxa" w:w="1296"/>
-          </w:tcPr>
-          <w:p>
-            <w:pPr>
-              <w:spacing w:after="0" w:line="276" w:lineRule="auto"/>
-            </w:pPr>
-            <w:r/>
-            <w:r>
-              <w:rPr>
-                <w:rFonts w:ascii="휴먼명조" w:hAnsi="휴먼명조" w:eastAsia="휴먼명조" w:cs="휴먼명조"/>
-                <w:b/>
-                <w:sz w:val="22"/>
-              </w:rPr>
-            </w:r>
-          </w:p>
-        </w:tc>
-        <w:tc>
-          <w:tcPr>
-            <w:tcW w:type="dxa" w:w="1296"/>
-          </w:tcPr>
-          <w:p>
-            <w:pPr>
-              <w:spacing w:after="0" w:line="276" w:lineRule="auto"/>
-            </w:pPr>
-            <w:r/>
-            <w:r>
-              <w:rPr>
-                <w:rFonts w:ascii="휴먼명조" w:hAnsi="휴먼명조" w:eastAsia="휴먼명조" w:cs="휴먼명조"/>
-                <w:b/>
-                <w:sz w:val="22"/>
-              </w:rPr>
-            </w:r>
-          </w:p>
-        </w:tc>
-        <w:tc>
-          <w:tcPr>
-            <w:tcW w:type="dxa" w:w="1296"/>
-          </w:tcPr>
-          <w:p>
-            <w:pPr>
-              <w:spacing w:after="0" w:line="276" w:lineRule="auto"/>
-            </w:pPr>
-            <w:r/>
-            <w:r>
-              <w:rPr>
-                <w:rFonts w:ascii="휴먼명조" w:hAnsi="휴먼명조" w:eastAsia="휴먼명조" w:cs="휴먼명조"/>
-                <w:b/>
-                <w:sz w:val="22"/>
-              </w:rPr>
-            </w:r>
-          </w:p>
-        </w:tc>
-        <w:tc>
-          <w:tcPr>
-            <w:tcW w:type="dxa" w:w="1296"/>
-          </w:tcPr>
-          <w:p>
-            <w:pPr>
-              <w:spacing w:after="0" w:line="276" w:lineRule="auto"/>
-            </w:pPr>
-            <w:r/>
-            <w:r>
-              <w:rPr>
-                <w:rFonts w:ascii="휴먼명조" w:hAnsi="휴먼명조" w:eastAsia="휴먼명조" w:cs="휴먼명조"/>
-                <w:b/>
-                <w:sz w:val="22"/>
-              </w:rPr>
-            </w:r>
-          </w:p>
-        </w:tc>
-        <w:tc>
-          <w:tcPr>
-            <w:tcW w:type="dxa" w:w="1296"/>
-          </w:tcPr>
-          <w:p>
-            <w:pPr>
-              <w:spacing w:after="0" w:line="276" w:lineRule="auto"/>
-            </w:pPr>
-            <w:r/>
-            <w:r>
-              <w:rPr>
-                <w:rFonts w:ascii="휴먼명조" w:hAnsi="휴먼명조" w:eastAsia="휴먼명조" w:cs="휴먼명조"/>
-                <w:b/>
-                <w:sz w:val="22"/>
-              </w:rPr>
-            </w:r>
-          </w:p>
-        </w:tc>
-        <w:tc>
-          <w:tcPr>
-            <w:tcW w:type="dxa" w:w="1296"/>
-          </w:tcPr>
-          <w:p>
-            <w:pPr>
-              <w:spacing w:after="0" w:line="276" w:lineRule="auto"/>
-            </w:pPr>
-            <w:r/>
-            <w:r>
-              <w:rPr>
-                <w:rFonts w:ascii="휴먼명조" w:hAnsi="휴먼명조" w:eastAsia="휴먼명조" w:cs="휴먼명조"/>
-                <w:b/>
-                <w:sz w:val="22"/>
-              </w:rPr>
-            </w:r>
-          </w:p>
-        </w:tc>
-      </w:tr>
-      <w:tr>
-        <w:tc>
-          <w:tcPr>
-            <w:tcW w:type="dxa" w:w="1296"/>
-          </w:tcPr>
-          <w:p>
-            <w:pPr>
-              <w:spacing w:after="0" w:line="276" w:lineRule="auto"/>
-            </w:pPr>
-            <w:r/>
-            <w:r>
-              <w:rPr>
-                <w:rFonts w:ascii="휴먼명조" w:hAnsi="휴먼명조" w:eastAsia="휴먼명조" w:cs="휴먼명조"/>
-                <w:b w:val="0"/>
-                <w:sz w:val="22"/>
-              </w:rPr>
-              <w:t>측정 지표</w:t>
-            </w:r>
-          </w:p>
-        </w:tc>
-        <w:tc>
-          <w:tcPr>
-            <w:tcW w:type="dxa" w:w="1296"/>
-          </w:tcPr>
-          <w:p>
-            <w:pPr>
-              <w:spacing w:after="0" w:line="276" w:lineRule="auto"/>
-            </w:pPr>
-            <w:r/>
-            <w:r>
-              <w:rPr>
-                <w:rFonts w:ascii="휴먼명조" w:hAnsi="휴먼명조" w:eastAsia="휴먼명조" w:cs="휴먼명조"/>
-                <w:b w:val="0"/>
-                <w:sz w:val="22"/>
-              </w:rPr>
-              <w:t>절편 검정 — 새 위상 형성 (위상 이동량별)</w:t>
-            </w:r>
-          </w:p>
-        </w:tc>
-        <w:tc>
-          <w:tcPr>
-            <w:tcW w:type="dxa" w:w="1296"/>
-          </w:tcPr>
-          <w:p>
-            <w:pPr>
-              <w:spacing w:after="0" w:line="276" w:lineRule="auto"/>
-            </w:pPr>
-            <w:r/>
-            <w:r>
-              <w:rPr>
-                <w:rFonts w:ascii="휴먼명조" w:hAnsi="휴먼명조" w:eastAsia="휴먼명조" w:cs="휴먼명조"/>
-                <w:b w:val="0"/>
-                <w:sz w:val="22"/>
-              </w:rPr>
-              <w:t>기울기 검정 — 주기 변화 (실험군별)</w:t>
-            </w:r>
-          </w:p>
-        </w:tc>
-        <w:tc>
-          <w:tcPr>
-            <w:tcW w:type="dxa" w:w="1296"/>
-          </w:tcPr>
-          <w:p>
-            <w:pPr>
-              <w:spacing w:after="0" w:line="276" w:lineRule="auto"/>
-            </w:pPr>
-            <w:r/>
-            <w:r>
-              <w:rPr>
-                <w:rFonts w:ascii="휴먼명조" w:hAnsi="휴먼명조" w:eastAsia="휴먼명조" w:cs="휴먼명조"/>
-                <w:b w:val="0"/>
-                <w:sz w:val="22"/>
-              </w:rPr>
-            </w:r>
-          </w:p>
-        </w:tc>
-        <w:tc>
-          <w:tcPr>
-            <w:tcW w:type="dxa" w:w="1296"/>
-          </w:tcPr>
-          <w:p>
-            <w:pPr>
-              <w:spacing w:after="0" w:line="276" w:lineRule="auto"/>
-            </w:pPr>
-            <w:r/>
-            <w:r>
-              <w:rPr>
-                <w:rFonts w:ascii="휴먼명조" w:hAnsi="휴먼명조" w:eastAsia="휴먼명조" w:cs="휴먼명조"/>
-                <w:b w:val="0"/>
-                <w:sz w:val="22"/>
-              </w:rPr>
-            </w:r>
-          </w:p>
-        </w:tc>
-        <w:tc>
-          <w:tcPr>
-            <w:tcW w:type="dxa" w:w="1296"/>
-          </w:tcPr>
-          <w:p>
-            <w:pPr>
-              <w:spacing w:after="0" w:line="276" w:lineRule="auto"/>
-            </w:pPr>
-            <w:r/>
-            <w:r>
-              <w:rPr>
-                <w:rFonts w:ascii="휴먼명조" w:hAnsi="휴먼명조" w:eastAsia="휴먼명조" w:cs="휴먼명조"/>
-                <w:b w:val="0"/>
-                <w:sz w:val="22"/>
-              </w:rPr>
-            </w:r>
-          </w:p>
-        </w:tc>
-        <w:tc>
-          <w:tcPr>
-            <w:tcW w:type="dxa" w:w="1296"/>
-          </w:tcPr>
-          <w:p>
-            <w:pPr>
-              <w:spacing w:after="0" w:line="276" w:lineRule="auto"/>
-            </w:pPr>
-            <w:r/>
-            <w:r>
-              <w:rPr>
-                <w:rFonts w:ascii="휴먼명조" w:hAnsi="휴먼명조" w:eastAsia="휴먼명조" w:cs="휴먼명조"/>
-                <w:b w:val="0"/>
-                <w:sz w:val="22"/>
-              </w:rPr>
-            </w:r>
-          </w:p>
-        </w:tc>
-      </w:tr>
-      <w:tr>
-        <w:tc>
-          <w:tcPr>
-            <w:tcW w:type="dxa" w:w="1296"/>
-          </w:tcPr>
-          <w:p>
-            <w:pPr>
-              <w:spacing w:after="0" w:line="276" w:lineRule="auto"/>
-            </w:pPr>
-            <w:r/>
-            <w:r>
-              <w:rPr>
-                <w:rFonts w:ascii="휴먼명조" w:hAnsi="휴먼명조" w:eastAsia="휴먼명조" w:cs="휴먼명조"/>
-                <w:b w:val="0"/>
-                <w:sz w:val="22"/>
-              </w:rPr>
-            </w:r>
-          </w:p>
-        </w:tc>
-        <w:tc>
-          <w:tcPr>
-            <w:tcW w:type="dxa" w:w="1296"/>
-          </w:tcPr>
-          <w:p>
-            <w:pPr>
-              <w:spacing w:after="0" w:line="276" w:lineRule="auto"/>
-            </w:pPr>
-            <w:r/>
-            <w:r>
-              <w:rPr>
-                <w:rFonts w:ascii="휴먼명조" w:hAnsi="휴먼명조" w:eastAsia="휴먼명조" w:cs="휴먼명조"/>
-                <w:b w:val="0"/>
-                <w:sz w:val="22"/>
-              </w:rPr>
-              <w:t>1시간</w:t>
-            </w:r>
-          </w:p>
-        </w:tc>
-        <w:tc>
-          <w:tcPr>
-            <w:tcW w:type="dxa" w:w="1296"/>
-          </w:tcPr>
-          <w:p>
-            <w:pPr>
-              <w:spacing w:after="0" w:line="276" w:lineRule="auto"/>
-            </w:pPr>
-            <w:r/>
-            <w:r>
-              <w:rPr>
-                <w:rFonts w:ascii="휴먼명조" w:hAnsi="휴먼명조" w:eastAsia="휴먼명조" w:cs="휴먼명조"/>
-                <w:b w:val="0"/>
-                <w:sz w:val="22"/>
-              </w:rPr>
-              <w:t>2시간</w:t>
-            </w:r>
-          </w:p>
-        </w:tc>
-        <w:tc>
-          <w:tcPr>
-            <w:tcW w:type="dxa" w:w="1296"/>
-          </w:tcPr>
-          <w:p>
-            <w:pPr>
-              <w:spacing w:after="0" w:line="276" w:lineRule="auto"/>
-            </w:pPr>
-            <w:r/>
-            <w:r>
-              <w:rPr>
-                <w:rFonts w:ascii="휴먼명조" w:hAnsi="휴먼명조" w:eastAsia="휴먼명조" w:cs="휴먼명조"/>
-                <w:b w:val="0"/>
-                <w:sz w:val="22"/>
-              </w:rPr>
-              <w:t>3시간</w:t>
-            </w:r>
-          </w:p>
-        </w:tc>
-        <w:tc>
-          <w:tcPr>
-            <w:tcW w:type="dxa" w:w="1296"/>
-          </w:tcPr>
-          <w:p>
-            <w:pPr>
-              <w:spacing w:after="0" w:line="276" w:lineRule="auto"/>
-            </w:pPr>
-            <w:r/>
-            <w:r>
-              <w:rPr>
-                <w:rFonts w:ascii="휴먼명조" w:hAnsi="휴먼명조" w:eastAsia="휴먼명조" w:cs="휴먼명조"/>
-                <w:b w:val="0"/>
-                <w:sz w:val="22"/>
-              </w:rPr>
-              <w:t>12h군</w:t>
-            </w:r>
-          </w:p>
-        </w:tc>
-        <w:tc>
-          <w:tcPr>
-            <w:tcW w:type="dxa" w:w="1296"/>
-          </w:tcPr>
-          <w:p>
-            <w:pPr>
-              <w:spacing w:after="0" w:line="276" w:lineRule="auto"/>
-            </w:pPr>
-            <w:r/>
-            <w:r>
-              <w:rPr>
-                <w:rFonts w:ascii="휴먼명조" w:hAnsi="휴먼명조" w:eastAsia="휴먼명조" w:cs="휴먼명조"/>
-                <w:b w:val="0"/>
-                <w:sz w:val="22"/>
-              </w:rPr>
-              <w:t>10h군</w:t>
-            </w:r>
-          </w:p>
-        </w:tc>
-        <w:tc>
-          <w:tcPr>
-            <w:tcW w:type="dxa" w:w="1296"/>
-          </w:tcPr>
-          <w:p>
-            <w:pPr>
-              <w:spacing w:after="0" w:line="276" w:lineRule="auto"/>
-            </w:pPr>
-            <w:r/>
-            <w:r>
-              <w:rPr>
-                <w:rFonts w:ascii="휴먼명조" w:hAnsi="휴먼명조" w:eastAsia="휴먼명조" w:cs="휴먼명조"/>
-                <w:b w:val="0"/>
-                <w:sz w:val="22"/>
-              </w:rPr>
-              <w:t>14h군</w:t>
-            </w:r>
-          </w:p>
-        </w:tc>
-      </w:tr>
-      <w:tr>
-        <w:tc>
-          <w:tcPr>
-            <w:tcW w:type="dxa" w:w="1296"/>
-          </w:tcPr>
-          <w:p>
-            <w:pPr>
-              <w:spacing w:after="0" w:line="276" w:lineRule="auto"/>
-            </w:pPr>
-            <w:r/>
-            <w:r>
-              <w:rPr>
-                <w:rFonts w:ascii="휴먼명조" w:hAnsi="휴먼명조" w:eastAsia="휴먼명조" w:cs="휴먼명조"/>
-                <w:b/>
-                <w:sz w:val="22"/>
-              </w:rPr>
-              <w:t>심부체온</w:t>
-            </w:r>
-          </w:p>
-        </w:tc>
-        <w:tc>
-          <w:tcPr>
-            <w:tcW w:type="dxa" w:w="1296"/>
-          </w:tcPr>
-          <w:p>
-            <w:pPr>
-              <w:spacing w:after="0" w:line="276" w:lineRule="auto"/>
-            </w:pPr>
-            <w:r/>
-            <w:r>
-              <w:rPr>
-                <w:rFonts w:ascii="휴먼명조" w:hAnsi="휴먼명조" w:eastAsia="휴먼명조" w:cs="휴먼명조"/>
-                <w:b w:val="0"/>
-                <w:sz w:val="22"/>
-              </w:rPr>
-              <w:t>20</w:t>
-            </w:r>
-          </w:p>
-        </w:tc>
-        <w:tc>
-          <w:tcPr>
-            <w:tcW w:type="dxa" w:w="1296"/>
-          </w:tcPr>
-          <w:p>
-            <w:pPr>
-              <w:spacing w:after="0" w:line="276" w:lineRule="auto"/>
-            </w:pPr>
-            <w:r/>
-            <w:r>
-              <w:rPr>
-                <w:rFonts w:ascii="휴먼명조" w:hAnsi="휴먼명조" w:eastAsia="휴먼명조" w:cs="휴먼명조"/>
-                <w:b/>
-                <w:sz w:val="22"/>
-              </w:rPr>
-              <w:t>7</w:t>
-            </w:r>
-          </w:p>
-        </w:tc>
-        <w:tc>
-          <w:tcPr>
-            <w:tcW w:type="dxa" w:w="1296"/>
-          </w:tcPr>
-          <w:p>
-            <w:pPr>
-              <w:spacing w:after="0" w:line="276" w:lineRule="auto"/>
-            </w:pPr>
-            <w:r/>
-            <w:r>
-              <w:rPr>
-                <w:rFonts w:ascii="휴먼명조" w:hAnsi="휴먼명조" w:eastAsia="휴먼명조" w:cs="휴먼명조"/>
-                <w:b w:val="0"/>
-                <w:sz w:val="22"/>
-              </w:rPr>
-              <w:t>5</w:t>
-            </w:r>
-          </w:p>
-        </w:tc>
-        <w:tc>
-          <w:tcPr>
-            <w:tcW w:type="dxa" w:w="1296"/>
-          </w:tcPr>
-          <w:p>
-            <w:pPr>
-              <w:spacing w:after="0" w:line="276" w:lineRule="auto"/>
-            </w:pPr>
-            <w:r/>
-            <w:r>
-              <w:rPr>
-                <w:rFonts w:ascii="휴먼명조" w:hAnsi="휴먼명조" w:eastAsia="휴먼명조" w:cs="휴먼명조"/>
-                <w:b w:val="0"/>
-                <w:sz w:val="22"/>
-              </w:rPr>
-              <w:t>10</w:t>
-            </w:r>
-          </w:p>
-        </w:tc>
-        <w:tc>
-          <w:tcPr>
-            <w:tcW w:type="dxa" w:w="1296"/>
-          </w:tcPr>
-          <w:p>
-            <w:pPr>
-              <w:spacing w:after="0" w:line="276" w:lineRule="auto"/>
-            </w:pPr>
-            <w:r/>
-            <w:r>
-              <w:rPr>
-                <w:rFonts w:ascii="휴먼명조" w:hAnsi="휴먼명조" w:eastAsia="휴먼명조" w:cs="휴먼명조"/>
-                <w:b/>
-                <w:sz w:val="22"/>
-              </w:rPr>
-              <w:t>3</w:t>
-            </w:r>
-          </w:p>
-        </w:tc>
-        <w:tc>
-          <w:tcPr>
-            <w:tcW w:type="dxa" w:w="1296"/>
-          </w:tcPr>
-          <w:p>
-            <w:pPr>
-              <w:spacing w:after="0" w:line="276" w:lineRule="auto"/>
-            </w:pPr>
-            <w:r/>
-            <w:r>
-              <w:rPr>
-                <w:rFonts w:ascii="휴먼명조" w:hAnsi="휴먼명조" w:eastAsia="휴먼명조" w:cs="휴먼명조"/>
-                <w:b/>
-                <w:sz w:val="22"/>
-              </w:rPr>
-              <w:t>3</w:t>
-            </w:r>
-          </w:p>
-        </w:tc>
-      </w:tr>
-      <w:tr>
-        <w:tc>
-          <w:tcPr>
-            <w:tcW w:type="dxa" w:w="1296"/>
-          </w:tcPr>
-          <w:p>
-            <w:pPr>
-              <w:spacing w:after="0" w:line="276" w:lineRule="auto"/>
-            </w:pPr>
-            <w:r/>
-            <w:r>
-              <w:rPr>
-                <w:rFonts w:ascii="휴먼명조" w:hAnsi="휴먼명조" w:eastAsia="휴먼명조" w:cs="휴먼명조"/>
-                <w:b w:val="0"/>
-                <w:sz w:val="22"/>
-              </w:rPr>
-              <w:t>피하온도</w:t>
-            </w:r>
-          </w:p>
-        </w:tc>
-        <w:tc>
-          <w:tcPr>
-            <w:tcW w:type="dxa" w:w="1296"/>
-          </w:tcPr>
-          <w:p>
-            <w:pPr>
-              <w:spacing w:after="0" w:line="276" w:lineRule="auto"/>
-            </w:pPr>
-            <w:r/>
-            <w:r>
-              <w:rPr>
-                <w:rFonts w:ascii="휴먼명조" w:hAnsi="휴먼명조" w:eastAsia="휴먼명조" w:cs="휴먼명조"/>
-                <w:b w:val="0"/>
-                <w:sz w:val="22"/>
-              </w:rPr>
-              <w:t>24 초과</w:t>
-            </w:r>
-          </w:p>
-        </w:tc>
-        <w:tc>
-          <w:tcPr>
-            <w:tcW w:type="dxa" w:w="1296"/>
-          </w:tcPr>
-          <w:p>
-            <w:pPr>
-              <w:spacing w:after="0" w:line="276" w:lineRule="auto"/>
-            </w:pPr>
-            <w:r/>
-            <w:r>
-              <w:rPr>
-                <w:rFonts w:ascii="휴먼명조" w:hAnsi="휴먼명조" w:eastAsia="휴먼명조" w:cs="휴먼명조"/>
-                <w:b w:val="0"/>
-                <w:sz w:val="22"/>
-              </w:rPr>
-              <w:t>10 ~ 16</w:t>
-            </w:r>
-          </w:p>
-        </w:tc>
-        <w:tc>
-          <w:tcPr>
-            <w:tcW w:type="dxa" w:w="1296"/>
-          </w:tcPr>
-          <w:p>
-            <w:pPr>
-              <w:spacing w:after="0" w:line="276" w:lineRule="auto"/>
-            </w:pPr>
-            <w:r/>
-            <w:r>
-              <w:rPr>
-                <w:rFonts w:ascii="휴먼명조" w:hAnsi="휴먼명조" w:eastAsia="휴먼명조" w:cs="휴먼명조"/>
-                <w:b w:val="0"/>
-                <w:sz w:val="22"/>
-              </w:rPr>
-              <w:t>6 ~ 7</w:t>
-            </w:r>
-          </w:p>
-        </w:tc>
-        <w:tc>
-          <w:tcPr>
-            <w:tcW w:type="dxa" w:w="1296"/>
-          </w:tcPr>
-          <w:p>
-            <w:pPr>
-              <w:spacing w:after="0" w:line="276" w:lineRule="auto"/>
-            </w:pPr>
-            <w:r/>
-            <w:r>
-              <w:rPr>
-                <w:rFonts w:ascii="휴먼명조" w:hAnsi="휴먼명조" w:eastAsia="휴먼명조" w:cs="휴먼명조"/>
-                <w:b w:val="0"/>
-                <w:sz w:val="22"/>
-              </w:rPr>
-              <w:t>10 ~ 16</w:t>
-            </w:r>
-          </w:p>
-        </w:tc>
-        <w:tc>
-          <w:tcPr>
-            <w:tcW w:type="dxa" w:w="1296"/>
-          </w:tcPr>
-          <w:p>
-            <w:pPr>
-              <w:spacing w:after="0" w:line="276" w:lineRule="auto"/>
-            </w:pPr>
-            <w:r/>
-            <w:r>
-              <w:rPr>
-                <w:rFonts w:ascii="휴먼명조" w:hAnsi="휴먼명조" w:eastAsia="휴먼명조" w:cs="휴먼명조"/>
-                <w:b w:val="0"/>
-                <w:sz w:val="22"/>
-              </w:rPr>
-              <w:t>3</w:t>
-            </w:r>
-          </w:p>
-        </w:tc>
-        <w:tc>
-          <w:tcPr>
-            <w:tcW w:type="dxa" w:w="1296"/>
-          </w:tcPr>
-          <w:p>
-            <w:pPr>
-              <w:spacing w:after="0" w:line="276" w:lineRule="auto"/>
-            </w:pPr>
-            <w:r/>
-            <w:r>
-              <w:rPr>
-                <w:rFonts w:ascii="휴먼명조" w:hAnsi="휴먼명조" w:eastAsia="휴먼명조" w:cs="휴먼명조"/>
-                <w:b w:val="0"/>
-                <w:sz w:val="22"/>
-              </w:rPr>
-              <w:t>3</w:t>
-            </w:r>
-          </w:p>
-        </w:tc>
-      </w:tr>
-      <w:tr>
-        <w:tc>
-          <w:tcPr>
-            <w:tcW w:type="dxa" w:w="1296"/>
-          </w:tcPr>
-          <w:p>
-            <w:pPr>
-              <w:spacing w:after="0" w:line="276" w:lineRule="auto"/>
-            </w:pPr>
-            <w:r/>
-            <w:r>
-              <w:rPr>
-                <w:rFonts w:ascii="휴먼명조" w:hAnsi="휴먼명조" w:eastAsia="휴먼명조" w:cs="휴먼명조"/>
-                <w:b w:val="0"/>
-                <w:sz w:val="22"/>
-              </w:rPr>
-              <w:t>활동량</w:t>
-            </w:r>
-          </w:p>
-        </w:tc>
-        <w:tc>
-          <w:tcPr>
-            <w:tcW w:type="dxa" w:w="1296"/>
-          </w:tcPr>
-          <w:p>
-            <w:pPr>
-              <w:spacing w:after="0" w:line="276" w:lineRule="auto"/>
-            </w:pPr>
-            <w:r/>
-            <w:r>
-              <w:rPr>
-                <w:rFonts w:ascii="휴먼명조" w:hAnsi="휴먼명조" w:eastAsia="휴먼명조" w:cs="휴먼명조"/>
-                <w:b w:val="0"/>
-                <w:sz w:val="22"/>
-              </w:rPr>
-              <w:t>24 초과</w:t>
-            </w:r>
-          </w:p>
-        </w:tc>
-        <w:tc>
-          <w:tcPr>
-            <w:tcW w:type="dxa" w:w="1296"/>
-          </w:tcPr>
-          <w:p>
-            <w:pPr>
-              <w:spacing w:after="0" w:line="276" w:lineRule="auto"/>
-            </w:pPr>
-            <w:r/>
-            <w:r>
-              <w:rPr>
-                <w:rFonts w:ascii="휴먼명조" w:hAnsi="휴먼명조" w:eastAsia="휴먼명조" w:cs="휴먼명조"/>
-                <w:b w:val="0"/>
-                <w:sz w:val="22"/>
-              </w:rPr>
-              <w:t>12 ~ 16</w:t>
-            </w:r>
-          </w:p>
-        </w:tc>
-        <w:tc>
-          <w:tcPr>
-            <w:tcW w:type="dxa" w:w="1296"/>
-          </w:tcPr>
-          <w:p>
-            <w:pPr>
-              <w:spacing w:after="0" w:line="276" w:lineRule="auto"/>
-            </w:pPr>
-            <w:r/>
-            <w:r>
-              <w:rPr>
-                <w:rFonts w:ascii="휴먼명조" w:hAnsi="휴먼명조" w:eastAsia="휴먼명조" w:cs="휴먼명조"/>
-                <w:b w:val="0"/>
-                <w:sz w:val="22"/>
-              </w:rPr>
-              <w:t>7 ~ 10</w:t>
-            </w:r>
-          </w:p>
-        </w:tc>
-        <w:tc>
-          <w:tcPr>
-            <w:tcW w:type="dxa" w:w="1296"/>
-          </w:tcPr>
-          <w:p>
-            <w:pPr>
-              <w:spacing w:after="0" w:line="276" w:lineRule="auto"/>
-            </w:pPr>
-            <w:r/>
-            <w:r>
-              <w:rPr>
-                <w:rFonts w:ascii="휴먼명조" w:hAnsi="휴먼명조" w:eastAsia="휴먼명조" w:cs="휴먼명조"/>
-                <w:b w:val="0"/>
-                <w:sz w:val="22"/>
-              </w:rPr>
-              <w:t>16 초과</w:t>
-            </w:r>
-          </w:p>
-        </w:tc>
-        <w:tc>
-          <w:tcPr>
-            <w:tcW w:type="dxa" w:w="1296"/>
-          </w:tcPr>
-          <w:p>
-            <w:pPr>
-              <w:spacing w:after="0" w:line="276" w:lineRule="auto"/>
-            </w:pPr>
-            <w:r/>
-            <w:r>
-              <w:rPr>
-                <w:rFonts w:ascii="휴먼명조" w:hAnsi="휴먼명조" w:eastAsia="휴먼명조" w:cs="휴먼명조"/>
-                <w:b w:val="0"/>
-                <w:sz w:val="22"/>
-              </w:rPr>
-              <w:t>3 ~ 5</w:t>
-            </w:r>
-          </w:p>
-        </w:tc>
-        <w:tc>
-          <w:tcPr>
-            <w:tcW w:type="dxa" w:w="1296"/>
-          </w:tcPr>
-          <w:p>
-            <w:pPr>
-              <w:spacing w:after="0" w:line="276" w:lineRule="auto"/>
-            </w:pPr>
-            <w:r/>
-            <w:r>
-              <w:rPr>
-                <w:rFonts w:ascii="휴먼명조" w:hAnsi="휴먼명조" w:eastAsia="휴먼명조" w:cs="휴먼명조"/>
-                <w:b w:val="0"/>
-                <w:sz w:val="22"/>
-              </w:rPr>
-              <w:t>3 ~ 10</w:t>
-            </w:r>
-          </w:p>
-        </w:tc>
-      </w:tr>
-    </w:tbl>
-    <w:p>
-      <w:pPr>
-        <w:spacing w:after="80"/>
-      </w:pPr>
-    </w:p>
-    <w:p>
-      <w:pPr>
-        <w:spacing w:lineRule="auto" w:line="384" w:after="40" w:before="0"/>
-        <w:ind w:left="227"/>
-      </w:pPr>
-      <w:r>
-        <w:rPr>
-          <w:rFonts w:ascii="휴먼명조" w:hAnsi="휴먼명조" w:eastAsia="휴먼명조" w:cs="휴먼명조"/>
-          <w:b w:val="0"/>
-          <w:sz w:val="28"/>
-        </w:rPr>
-        <w:t>후지현수 중 위상 추정 정밀도 저하는 심부체온 9.0배, 피하온도 15.6~15.9배, 활동량 3.6~38배다. 범위는 코호트 간 차이를 나타낸다.</w:t>
-      </w:r>
-    </w:p>
-    <w:p>
-      <w:pPr>
-        <w:spacing w:before="120" w:after="40"/>
-        <w:jc w:val="center"/>
-      </w:pPr>
-      <w:r>
-        <w:drawing>
-          <wp:inline xmlns:a="http://schemas.openxmlformats.org/drawingml/2006/main" xmlns:pic="http://schemas.openxmlformats.org/drawingml/2006/picture">
-            <wp:extent cx="5580000" cy="2031330"/>
-            <wp:docPr id="2" name="Picture 2"/>
-            <wp:cNvGraphicFramePr>
-              <a:graphicFrameLocks noChangeAspect="1"/>
-            </wp:cNvGraphicFramePr>
-            <a:graphic>
-              <a:graphicData uri="http://schemas.openxmlformats.org/drawingml/2006/picture">
-                <pic:pic>
-                  <pic:nvPicPr>
-                    <pic:cNvPr id="0" name="그림2_마스킹과검정력.png"/>
-                    <pic:cNvPicPr/>
-                  </pic:nvPicPr>
-                  <pic:blipFill>
-                    <a:blip r:embed="rId10"/>
-                    <a:stretch>
-                      <a:fillRect/>
-                    </a:stretch>
-                  </pic:blipFill>
-                  <pic:spPr>
-                    <a:xfrm>
-                      <a:off x="0" y="0"/>
-                      <a:ext cx="5580000" cy="2031330"/>
-                    </a:xfrm>
-                    <a:prstGeom prst="rect"/>
-                  </pic:spPr>
-                </pic:pic>
-              </a:graphicData>
-            </a:graphic>
-          </wp:inline>
-        </w:drawing>
-      </w:r>
-    </w:p>
-    <w:p>
-      <w:pPr>
-        <w:spacing w:lineRule="auto" w:line="384" w:after="160" w:before="0"/>
-        <w:ind w:left="397"/>
-      </w:pPr>
-      <w:r>
-        <w:rPr>
-          <w:rFonts w:ascii="휴먼명조" w:hAnsi="휴먼명조" w:eastAsia="휴먼명조" w:cs="휴먼명조"/>
-          <w:b/>
-          <w:sz w:val="24"/>
-        </w:rPr>
-        <w:t>그림 2. 마스킹의 정량화와 그에 따른 표본 수.</w:t>
-      </w:r>
-      <w:r>
-        <w:rPr>
-          <w:rFonts w:ascii="휴먼명조" w:hAnsi="휴먼명조" w:eastAsia="휴먼명조" w:cs="휴먼명조"/>
-          <w:b w:val="0"/>
-          <w:sz w:val="24"/>
-        </w:rPr>
-        <w:t xml:space="preserve"> (A) 개체별 원자료에서 24시간 창을 하루씩 밀며 최고시각을 추정하고 개체 내 표준편차를 구했다. 후지현수를 걸면 지표가 억제되어(활동 진폭 -91%, 체온 진폭 -37 ~ -79%) 위상 추정 오차가 3.6배에서 38배까지 커진다. 활동량만의 문제가 아니라 모든 지표에 해당하며, 저하 폭은 심부체온이 가장 작다(9.0배). (B) 이 오차를 잡음으로 두고 계획서의 판정 기준인 회귀선 절편 차이 검정을 적용한 검정력. 음영은 코호트 간 범위다.</w:t>
-      </w:r>
-    </w:p>
-    <w:p>
-      <w:pPr>
-        <w:spacing w:lineRule="auto" w:line="384" w:after="40" w:before="0"/>
-        <w:ind w:left="397"/>
-      </w:pPr>
-      <w:r>
-        <w:rPr>
-          <w:rFonts w:ascii="휴먼명조" w:hAnsi="휴먼명조" w:eastAsia="휴먼명조" w:cs="휴먼명조"/>
-          <w:b w:val="0"/>
-          <w:sz w:val="28"/>
-        </w:rPr>
-        <w:t xml:space="preserve">- 후지현수를 거는 동안에는 지표가 억제되어 위상 추정 오차가 </w:t>
-      </w:r>
-      <w:r>
-        <w:rPr>
-          <w:rFonts w:ascii="휴먼명조" w:hAnsi="휴먼명조" w:eastAsia="휴먼명조" w:cs="휴먼명조"/>
-          <w:b/>
-          <w:sz w:val="28"/>
-        </w:rPr>
-        <w:t>3.6배에서 38배까지</w:t>
-      </w:r>
-      <w:r>
-        <w:rPr>
-          <w:rFonts w:ascii="휴먼명조" w:hAnsi="휴먼명조" w:eastAsia="휴먼명조" w:cs="휴먼명조"/>
-          <w:b w:val="0"/>
-          <w:sz w:val="28"/>
-        </w:rPr>
-        <w:t xml:space="preserve"> 커진다. 이는 활동량만의 문제가 아니라 모든 지표에 해당한다. 따라서 '후지현수 중에 새 위상이 형성되는가'는 어떤 지표로도 직접 판정이 어렵고, </w:t>
-      </w:r>
-      <w:r>
-        <w:rPr>
-          <w:rFonts w:ascii="휴먼명조" w:hAnsi="휴먼명조" w:eastAsia="휴먼명조" w:cs="휴먼명조"/>
-          <w:b/>
-          <w:sz w:val="28"/>
-        </w:rPr>
-        <w:t>후지현수를 완전히 제거한 자유진행(free-run) 구간이 주 판정 경로</w:t>
-      </w:r>
-      <w:r>
-        <w:rPr>
-          <w:rFonts w:ascii="휴먼명조" w:hAnsi="휴먼명조" w:eastAsia="휴먼명조" w:cs="휴먼명조"/>
-          <w:b w:val="0"/>
-          <w:sz w:val="28"/>
-        </w:rPr>
-        <w:t>가 되어야 한다.</w:t>
-      </w:r>
-    </w:p>
-    <w:p>
-      <w:pPr>
-        <w:spacing w:lineRule="auto" w:line="384" w:after="40" w:before="0"/>
-        <w:ind w:left="397"/>
-      </w:pPr>
-      <w:r>
-        <w:rPr>
-          <w:rFonts w:ascii="휴먼명조" w:hAnsi="휴먼명조" w:eastAsia="휴먼명조" w:cs="휴먼명조"/>
-          <w:b w:val="0"/>
-          <w:sz w:val="28"/>
-        </w:rPr>
-        <w:t xml:space="preserve">- </w:t>
-      </w:r>
-      <w:r>
-        <w:rPr>
-          <w:rFonts w:ascii="휴먼명조" w:hAnsi="휴먼명조" w:eastAsia="휴먼명조" w:cs="휴먼명조"/>
-          <w:b/>
-          <w:sz w:val="28"/>
-        </w:rPr>
-        <w:t>두 검정의 난이도가 실험군마다 뒤집힌다.</w:t>
-      </w:r>
-      <w:r>
-        <w:rPr>
-          <w:rFonts w:ascii="휴먼명조" w:hAnsi="휴먼명조" w:eastAsia="휴먼명조" w:cs="휴먼명조"/>
-          <w:b w:val="0"/>
-          <w:sz w:val="28"/>
-        </w:rPr>
-        <w:t xml:space="preserve"> 10시간 · 14시간 군은 위상이 하루 4시간씩 표류하는데 하루치 측정 오차가 2.77시간이므로, 신호가 잡음보다 커서 기울기 검정이 3마리로 성립한다. 반대로 12시간 군은 하루 표류가 0.3시간에 불과해 측정 오차에 묻히며, 절편 검정에 의존해 세 군 중 가장 많은 마리 수를 요구한다. </w:t>
-      </w:r>
-      <w:r>
-        <w:rPr>
-          <w:rFonts w:ascii="휴먼명조" w:hAnsi="휴먼명조" w:eastAsia="휴먼명조" w:cs="휴먼명조"/>
-          <w:b/>
-          <w:sz w:val="28"/>
-        </w:rPr>
-        <w:t>따라서 10시간 · 14시간 군의 주 검정은 기울기, 12시간 군의 주 검정은 절편으로 사전에 지정한다.</w:t>
-      </w:r>
-    </w:p>
-    <w:p>
-      <w:pPr>
-        <w:spacing w:lineRule="auto" w:line="384" w:after="40" w:before="0"/>
-        <w:ind w:left="397"/>
-      </w:pPr>
-      <w:r>
-        <w:rPr>
-          <w:rFonts w:ascii="휴먼명조" w:hAnsi="휴먼명조" w:eastAsia="휴먼명조" w:cs="휴먼명조"/>
-          <w:b w:val="0"/>
-          <w:sz w:val="28"/>
-        </w:rPr>
-        <w:t xml:space="preserve">- 처치 전 구간을 늘리는 것의 효과는 검정마다 다르다. </w:t>
-      </w:r>
-      <w:r>
-        <w:rPr>
-          <w:rFonts w:ascii="휴먼명조" w:hAnsi="휴먼명조" w:eastAsia="휴먼명조" w:cs="휴먼명조"/>
-          <w:b/>
-          <w:sz w:val="28"/>
-        </w:rPr>
-        <w:t>절편 검정은 개선되지 않는다</w:t>
-      </w:r>
-      <w:r>
-        <w:rPr>
-          <w:rFonts w:ascii="휴먼명조" w:hAnsi="휴먼명조" w:eastAsia="휴먼명조" w:cs="휴먼명조"/>
-          <w:b w:val="0"/>
-          <w:sz w:val="28"/>
-        </w:rPr>
-        <w:t xml:space="preserve">. 표준오차의 대부분이 후지현수 구간의 위상 오차에서 오기 때문이며, 3일을 7일로 늘려도 심부체온 필요 마리 수는 7마리로 같다. 반면 </w:t>
-      </w:r>
-      <w:r>
-        <w:rPr>
-          <w:rFonts w:ascii="휴먼명조" w:hAnsi="휴먼명조" w:eastAsia="휴먼명조" w:cs="휴먼명조"/>
-          <w:b/>
-          <w:sz w:val="28"/>
-        </w:rPr>
-        <w:t>기울기 검정은 3일에서 5일로 늘릴 때 12시간 군의 필요 마리 수가 10마리에서 6마리로 줄고</w:t>
-      </w:r>
-      <w:r>
-        <w:rPr>
-          <w:rFonts w:ascii="휴먼명조" w:hAnsi="휴먼명조" w:eastAsia="휴먼명조" w:cs="휴먼명조"/>
-          <w:b w:val="0"/>
-          <w:sz w:val="28"/>
-        </w:rPr>
-        <w:t xml:space="preserve"> 그 뒤로는 포화된다. 12시간 군이 절편 검정에 의존하는 유일한 군이므로, </w:t>
-      </w:r>
-      <w:r>
-        <w:rPr>
-          <w:rFonts w:ascii="휴먼명조" w:hAnsi="휴먼명조" w:eastAsia="휴먼명조" w:cs="휴먼명조"/>
-          <w:b/>
-          <w:sz w:val="28"/>
-        </w:rPr>
-        <w:t>처치 전 구간 5일이 동물 수를 늘리지 않고 그 군을 보강하는 방법</w:t>
-      </w:r>
-      <w:r>
-        <w:rPr>
-          <w:rFonts w:ascii="휴먼명조" w:hAnsi="휴먼명조" w:eastAsia="휴먼명조" w:cs="휴먼명조"/>
-          <w:b w:val="0"/>
-          <w:sz w:val="28"/>
-        </w:rPr>
-        <w:t>이다.</w:t>
-      </w:r>
-    </w:p>
-    <w:p>
-      <w:pPr>
-        <w:spacing w:lineRule="auto" w:line="384" w:after="40" w:before="0"/>
-        <w:ind w:left="0"/>
-      </w:pPr>
-      <w:r>
-        <w:rPr>
-          <w:rFonts w:ascii="휴먼명조" w:hAnsi="휴먼명조" w:eastAsia="휴먼명조" w:cs="휴먼명조"/>
-          <w:b w:val="0"/>
-          <w:sz w:val="28"/>
-        </w:rPr>
-        <w:t>◦ (3) 웻랩 수행 후 예상되는 결과 : 세 군 모두 자유진행 구간에서 판정이 가능하다</w:t>
-      </w:r>
-    </w:p>
-    <w:p>
-      <w:pPr>
-        <w:spacing w:lineRule="auto" w:line="384" w:after="40" w:before="0"/>
-        <w:ind w:left="227"/>
-      </w:pPr>
-      <w:r>
-        <w:rPr>
-          <w:rFonts w:ascii="휴먼명조" w:hAnsi="휴먼명조" w:eastAsia="휴먼명조" w:cs="휴먼명조"/>
-          <w:b w:val="0"/>
-          <w:sz w:val="28"/>
-        </w:rPr>
-        <w:t>사전 분석에서 실측한 위상 추정 오차를 그대로 넣어 세 군의 예상 관측값을 시뮬레이션하였다(</w:t>
-      </w:r>
-      <w:r>
-        <w:rPr>
-          <w:rFonts w:ascii="휴먼명조" w:hAnsi="휴먼명조" w:eastAsia="휴먼명조" w:cs="휴먼명조"/>
-          <w:b/>
-          <w:sz w:val="28"/>
-        </w:rPr>
-        <w:t>그림 3</w:t>
-      </w:r>
-      <w:r>
-        <w:rPr>
-          <w:rFonts w:ascii="휴먼명조" w:hAnsi="휴먼명조" w:eastAsia="휴먼명조" w:cs="휴먼명조"/>
-          <w:b w:val="0"/>
-          <w:sz w:val="28"/>
-        </w:rPr>
-        <w:t xml:space="preserve">). 후지현수를 거는 동안에는 동조 가설과 마스킹 가설이 </w:t>
-      </w:r>
-      <w:r>
-        <w:rPr>
-          <w:rFonts w:ascii="휴먼명조" w:hAnsi="휴먼명조" w:eastAsia="휴먼명조" w:cs="휴먼명조"/>
-          <w:b/>
-          <w:sz w:val="28"/>
-        </w:rPr>
-        <w:t>같은 궤적을 그리고 오차도 가장 크므로 두 가설을 구별할 수 없다.</w:t>
-      </w:r>
-      <w:r>
-        <w:rPr>
-          <w:rFonts w:ascii="휴먼명조" w:hAnsi="휴먼명조" w:eastAsia="휴먼명조" w:cs="휴먼명조"/>
-          <w:b w:val="0"/>
-          <w:sz w:val="28"/>
-        </w:rPr>
-        <w:t xml:space="preserve"> 두 예측은 후지현수를 제거한 뒤에야 갈라지며, 그 간격이 판정 신호가 된다.</w:t>
-      </w:r>
-    </w:p>
-    <w:p>
-      <w:pPr>
-        <w:spacing w:before="120" w:after="40"/>
-        <w:jc w:val="center"/>
-      </w:pPr>
-      <w:r>
-        <w:drawing>
-          <wp:inline xmlns:a="http://schemas.openxmlformats.org/drawingml/2006/main" xmlns:pic="http://schemas.openxmlformats.org/drawingml/2006/picture">
-            <wp:extent cx="5580000" cy="1851817"/>
-            <wp:docPr id="3" name="Picture 3"/>
-            <wp:cNvGraphicFramePr>
-              <a:graphicFrameLocks noChangeAspect="1"/>
-            </wp:cNvGraphicFramePr>
-            <a:graphic>
-              <a:graphicData uri="http://schemas.openxmlformats.org/drawingml/2006/picture">
-                <pic:pic>
-                  <pic:nvPicPr>
-                    <pic:cNvPr id="0" name="그림3_웻랩예상결과.png"/>
-                    <pic:cNvPicPr/>
-                  </pic:nvPicPr>
-                  <pic:blipFill>
-                    <a:blip r:embed="rId11"/>
-                    <a:stretch>
-                      <a:fillRect/>
-                    </a:stretch>
-                  </pic:blipFill>
-                  <pic:spPr>
-                    <a:xfrm>
-                      <a:off x="0" y="0"/>
-                      <a:ext cx="5580000" cy="1851817"/>
-                    </a:xfrm>
-                    <a:prstGeom prst="rect"/>
-                  </pic:spPr>
-                </pic:pic>
-              </a:graphicData>
-            </a:graphic>
-          </wp:inline>
-        </w:drawing>
-      </w:r>
-    </w:p>
-    <w:p>
-      <w:pPr>
-        <w:spacing w:lineRule="auto" w:line="384" w:after="160" w:before="0"/>
-        <w:ind w:left="397"/>
-      </w:pPr>
-      <w:r>
-        <w:rPr>
-          <w:rFonts w:ascii="휴먼명조" w:hAnsi="휴먼명조" w:eastAsia="휴먼명조" w:cs="휴먼명조"/>
-          <w:b/>
-          <w:sz w:val="24"/>
-        </w:rPr>
-        <w:t>그림 3. 웻랩 예상 결과.</w:t>
-      </w:r>
-      <w:r>
-        <w:rPr>
-          <w:rFonts w:ascii="휴먼명조" w:hAnsi="휴먼명조" w:eastAsia="휴먼명조" w:cs="휴먼명조"/>
-          <w:b w:val="0"/>
-          <w:sz w:val="24"/>
-        </w:rPr>
-        <w:t xml:space="preserve"> 세로 음영은 후지현수 주기를 인가하는 14일, 그 오른쪽은 후지현수를 완전히 제거한 자유진행 14일이다. 점은 예상 관측값이며, </w:t>
-      </w:r>
-      <w:r>
-        <w:rPr>
-          <w:rFonts w:ascii="휴먼명조" w:hAnsi="휴먼명조" w:eastAsia="휴먼명조" w:cs="휴먼명조"/>
-          <w:b/>
-          <w:sz w:val="24"/>
-        </w:rPr>
-        <w:t>오차막대는 임의로 그린 값이 아니라</w:t>
-      </w:r>
-      <w:r>
-        <w:rPr>
-          <w:rFonts w:ascii="휴먼명조" w:hAnsi="휴먼명조" w:eastAsia="휴먼명조" w:cs="휴먼명조"/>
-          <w:b w:val="0"/>
-          <w:sz w:val="24"/>
-        </w:rPr>
-        <w:t xml:space="preserve"> 사전 분석에서 실측한 심부체온 위상 추정 오차(후지현수 전 0.31시간 / 중 2.77시간 / 해제 후 1.67시간)를 8마리 군평균으로 환산한 값이다. 8마리는 표 3 에서 심부체온 절편 검정으로 2시간 이동을 검출하는 데 필요한 7마리에 여유를 둔 값이다. 후지현수 인가 구간에서는 동조와 마스킹이 같은 궤적을 그리고 오차도 가장 크므로 두 가설을 구별할 수 없다. 두 예측은 후지현수를 제거한 뒤에야 갈라지며, 그 간격(초록 화살표)이 판정 신호다. 세 군 모두 간격이 군평균 표준오차의 6.4배 이상이어서 검출 가능하다. 오른쪽 패널은 본 연구의 진동자 모델이 산출한 동조 가능 영역이다. 세 군 모두 동조 가능 범위 안에 있으나 필요한 자극 세기가 다르며, T = 28시간(14시간 on/off)이 T = 20시간(10시간 on/off)보다 뚜렷하게 강한 자극을 요구한다(모델 단위 0.13 대 0.05). 이 모델은 파라미터가 실측값이 아니므로 상대적 난이도라는 정성적 구조에만 사용하고 배수 자체를 결론에 쓰지 않는다.</w:t>
+        <w:t xml:space="preserve"> 같은 동물 · 같은 기간 · 같은 임플란트에서 후지현수 중 리듬이 유지된 개체는 심부체온 5/6, 활동량 1/6, 피하온도 1/5였다. 체온 리듬이 활동량의 부산물이 아니며 피부가 아닌 심부여야 함을 같은 자료가 보여준다. 활동량은 2차 지표로 유지한다.</w:t>
       </w:r>
     </w:p>
     <w:tbl>
@@ -2431,9 +512,9 @@
               <w:rPr>
                 <w:rFonts w:ascii="휴먼명조" w:hAnsi="휴먼명조" w:eastAsia="휴먼명조" w:cs="휴먼명조"/>
                 <w:b/>
-                <w:sz w:val="22"/>
+                <w:sz w:val="18"/>
               </w:rPr>
-              <w:t>표 3. 군별 예상 판정 간격 (심부체온, 8마리 기준)</w:t>
+              <w:t>표 1. 검정력 0.8 을 얻는 최소 마리 수 (처치 전 3일 · 처치 14일 · 유의수준 0.05)</w:t>
             </w:r>
           </w:p>
         </w:tc>
@@ -2450,7 +531,7 @@
               <w:rPr>
                 <w:rFonts w:ascii="휴먼명조" w:hAnsi="휴먼명조" w:eastAsia="휴먼명조" w:cs="휴먼명조"/>
                 <w:b/>
-                <w:sz w:val="22"/>
+                <w:sz w:val="18"/>
               </w:rPr>
             </w:r>
           </w:p>
@@ -2468,7 +549,7 @@
               <w:rPr>
                 <w:rFonts w:ascii="휴먼명조" w:hAnsi="휴먼명조" w:eastAsia="휴먼명조" w:cs="휴먼명조"/>
                 <w:b/>
-                <w:sz w:val="22"/>
+                <w:sz w:val="18"/>
               </w:rPr>
             </w:r>
           </w:p>
@@ -2486,7 +567,7 @@
               <w:rPr>
                 <w:rFonts w:ascii="휴먼명조" w:hAnsi="휴먼명조" w:eastAsia="휴먼명조" w:cs="휴먼명조"/>
                 <w:b/>
-                <w:sz w:val="22"/>
+                <w:sz w:val="18"/>
               </w:rPr>
             </w:r>
           </w:p>
@@ -2504,7 +585,7 @@
               <w:rPr>
                 <w:rFonts w:ascii="휴먼명조" w:hAnsi="휴먼명조" w:eastAsia="휴먼명조" w:cs="휴먼명조"/>
                 <w:b/>
-                <w:sz w:val="22"/>
+                <w:sz w:val="18"/>
               </w:rPr>
             </w:r>
           </w:p>
@@ -2524,9 +605,9 @@
               <w:rPr>
                 <w:rFonts w:ascii="휴먼명조" w:hAnsi="휴먼명조" w:eastAsia="휴먼명조" w:cs="휴먼명조"/>
                 <w:b w:val="0"/>
-                <w:sz w:val="22"/>
+                <w:sz w:val="18"/>
               </w:rPr>
-              <w:t>실험군</w:t>
+              <w:t>지표</w:t>
             </w:r>
           </w:p>
         </w:tc>
@@ -2543,9 +624,9 @@
               <w:rPr>
                 <w:rFonts w:ascii="휴먼명조" w:hAnsi="휴먼명조" w:eastAsia="휴먼명조" w:cs="휴먼명조"/>
                 <w:b w:val="0"/>
-                <w:sz w:val="22"/>
+                <w:sz w:val="18"/>
               </w:rPr>
-              <w:t>주기 T</w:t>
+              <w:t>절편 검정 2시간 이동</w:t>
             </w:r>
           </w:p>
         </w:tc>
@@ -2562,9 +643,9 @@
               <w:rPr>
                 <w:rFonts w:ascii="휴먼명조" w:hAnsi="휴먼명조" w:eastAsia="휴먼명조" w:cs="휴먼명조"/>
                 <w:b w:val="0"/>
-                <w:sz w:val="22"/>
+                <w:sz w:val="18"/>
               </w:rPr>
-              <w:t>두 가설의 예상 간격</w:t>
+              <w:t>기울기 12h군</w:t>
             </w:r>
           </w:p>
         </w:tc>
@@ -2581,9 +662,9 @@
               <w:rPr>
                 <w:rFonts w:ascii="휴먼명조" w:hAnsi="휴먼명조" w:eastAsia="휴먼명조" w:cs="휴먼명조"/>
                 <w:b w:val="0"/>
-                <w:sz w:val="22"/>
+                <w:sz w:val="18"/>
               </w:rPr>
-              <w:t>군평균 표준오차 대비</w:t>
+              <w:t>기울기 10h군</w:t>
             </w:r>
           </w:p>
         </w:tc>
@@ -2600,9 +681,106 @@
               <w:rPr>
                 <w:rFonts w:ascii="휴먼명조" w:hAnsi="휴먼명조" w:eastAsia="휴먼명조" w:cs="휴먼명조"/>
                 <w:b w:val="0"/>
-                <w:sz w:val="22"/>
+                <w:sz w:val="18"/>
               </w:rPr>
-              <w:t>동조에 필요한 자극 세기(모델)</w:t>
+              <w:t>기울기 14h군</w:t>
+            </w:r>
+          </w:p>
+        </w:tc>
+      </w:tr>
+      <w:tr>
+        <w:tc>
+          <w:tcPr>
+            <w:tcW w:type="dxa" w:w="1814"/>
+          </w:tcPr>
+          <w:p>
+            <w:pPr>
+              <w:spacing w:after="0" w:line="276" w:lineRule="auto"/>
+            </w:pPr>
+            <w:r/>
+            <w:r>
+              <w:rPr>
+                <w:rFonts w:ascii="휴먼명조" w:hAnsi="휴먼명조" w:eastAsia="휴먼명조" w:cs="휴먼명조"/>
+                <w:b/>
+                <w:sz w:val="18"/>
+              </w:rPr>
+              <w:t>심부체온</w:t>
+            </w:r>
+          </w:p>
+        </w:tc>
+        <w:tc>
+          <w:tcPr>
+            <w:tcW w:type="dxa" w:w="1814"/>
+          </w:tcPr>
+          <w:p>
+            <w:pPr>
+              <w:spacing w:after="0" w:line="276" w:lineRule="auto"/>
+            </w:pPr>
+            <w:r/>
+            <w:r>
+              <w:rPr>
+                <w:rFonts w:ascii="휴먼명조" w:hAnsi="휴먼명조" w:eastAsia="휴먼명조" w:cs="휴먼명조"/>
+                <w:b/>
+                <w:sz w:val="18"/>
+              </w:rPr>
+              <w:t>7</w:t>
+            </w:r>
+          </w:p>
+        </w:tc>
+        <w:tc>
+          <w:tcPr>
+            <w:tcW w:type="dxa" w:w="1814"/>
+          </w:tcPr>
+          <w:p>
+            <w:pPr>
+              <w:spacing w:after="0" w:line="276" w:lineRule="auto"/>
+            </w:pPr>
+            <w:r/>
+            <w:r>
+              <w:rPr>
+                <w:rFonts w:ascii="휴먼명조" w:hAnsi="휴먼명조" w:eastAsia="휴먼명조" w:cs="휴먼명조"/>
+                <w:b w:val="0"/>
+                <w:sz w:val="18"/>
+              </w:rPr>
+              <w:t>10</w:t>
+            </w:r>
+          </w:p>
+        </w:tc>
+        <w:tc>
+          <w:tcPr>
+            <w:tcW w:type="dxa" w:w="1814"/>
+          </w:tcPr>
+          <w:p>
+            <w:pPr>
+              <w:spacing w:after="0" w:line="276" w:lineRule="auto"/>
+            </w:pPr>
+            <w:r/>
+            <w:r>
+              <w:rPr>
+                <w:rFonts w:ascii="휴먼명조" w:hAnsi="휴먼명조" w:eastAsia="휴먼명조" w:cs="휴먼명조"/>
+                <w:b/>
+                <w:sz w:val="18"/>
+              </w:rPr>
+              <w:t>3</w:t>
+            </w:r>
+          </w:p>
+        </w:tc>
+        <w:tc>
+          <w:tcPr>
+            <w:tcW w:type="dxa" w:w="1814"/>
+          </w:tcPr>
+          <w:p>
+            <w:pPr>
+              <w:spacing w:after="0" w:line="276" w:lineRule="auto"/>
+            </w:pPr>
+            <w:r/>
+            <w:r>
+              <w:rPr>
+                <w:rFonts w:ascii="휴먼명조" w:hAnsi="휴먼명조" w:eastAsia="휴먼명조" w:cs="휴먼명조"/>
+                <w:b/>
+                <w:sz w:val="18"/>
+              </w:rPr>
+              <w:t>3</w:t>
             </w:r>
           </w:p>
         </w:tc>
@@ -2621,9 +799,9 @@
               <w:rPr>
                 <w:rFonts w:ascii="휴먼명조" w:hAnsi="휴먼명조" w:eastAsia="휴먼명조" w:cs="휴먼명조"/>
                 <w:b w:val="0"/>
-                <w:sz w:val="22"/>
+                <w:sz w:val="18"/>
               </w:rPr>
-              <w:t>12시간 on/off</w:t>
+              <w:t>피하온도</w:t>
             </w:r>
           </w:p>
         </w:tc>
@@ -2640,9 +818,9 @@
               <w:rPr>
                 <w:rFonts w:ascii="휴먼명조" w:hAnsi="휴먼명조" w:eastAsia="휴먼명조" w:cs="휴먼명조"/>
                 <w:b w:val="0"/>
-                <w:sz w:val="22"/>
+                <w:sz w:val="18"/>
               </w:rPr>
-              <w:t>24 h</w:t>
+              <w:t>10 ~ 16</w:t>
             </w:r>
           </w:p>
         </w:tc>
@@ -2659,9 +837,9 @@
               <w:rPr>
                 <w:rFonts w:ascii="휴먼명조" w:hAnsi="휴먼명조" w:eastAsia="휴먼명조" w:cs="휴먼명조"/>
                 <w:b w:val="0"/>
-                <w:sz w:val="22"/>
+                <w:sz w:val="18"/>
               </w:rPr>
-              <w:t>4.2 h</w:t>
+              <w:t>10 ~ 16</w:t>
             </w:r>
           </w:p>
         </w:tc>
@@ -2678,9 +856,9 @@
               <w:rPr>
                 <w:rFonts w:ascii="휴먼명조" w:hAnsi="휴먼명조" w:eastAsia="휴먼명조" w:cs="휴먼명조"/>
                 <w:b w:val="0"/>
-                <w:sz w:val="22"/>
+                <w:sz w:val="18"/>
               </w:rPr>
-              <w:t>7.1 배</w:t>
+              <w:t>3</w:t>
             </w:r>
           </w:p>
         </w:tc>
@@ -2697,106 +875,9 @@
               <w:rPr>
                 <w:rFonts w:ascii="휴먼명조" w:hAnsi="휴먼명조" w:eastAsia="휴먼명조" w:cs="휴먼명조"/>
                 <w:b w:val="0"/>
-                <w:sz w:val="22"/>
+                <w:sz w:val="18"/>
               </w:rPr>
-              <w:t>0.00</w:t>
-            </w:r>
-          </w:p>
-        </w:tc>
-      </w:tr>
-      <w:tr>
-        <w:tc>
-          <w:tcPr>
-            <w:tcW w:type="dxa" w:w="1814"/>
-          </w:tcPr>
-          <w:p>
-            <w:pPr>
-              <w:spacing w:after="0" w:line="276" w:lineRule="auto"/>
-            </w:pPr>
-            <w:r/>
-            <w:r>
-              <w:rPr>
-                <w:rFonts w:ascii="휴먼명조" w:hAnsi="휴먼명조" w:eastAsia="휴먼명조" w:cs="휴먼명조"/>
-                <w:b/>
-                <w:sz w:val="22"/>
-              </w:rPr>
-              <w:t>10시간 on/off</w:t>
-            </w:r>
-          </w:p>
-        </w:tc>
-        <w:tc>
-          <w:tcPr>
-            <w:tcW w:type="dxa" w:w="1814"/>
-          </w:tcPr>
-          <w:p>
-            <w:pPr>
-              <w:spacing w:after="0" w:line="276" w:lineRule="auto"/>
-            </w:pPr>
-            <w:r/>
-            <w:r>
-              <w:rPr>
-                <w:rFonts w:ascii="휴먼명조" w:hAnsi="휴먼명조" w:eastAsia="휴먼명조" w:cs="휴먼명조"/>
-                <w:b w:val="0"/>
-                <w:sz w:val="22"/>
-              </w:rPr>
-              <w:t>20 h</w:t>
-            </w:r>
-          </w:p>
-        </w:tc>
-        <w:tc>
-          <w:tcPr>
-            <w:tcW w:type="dxa" w:w="1814"/>
-          </w:tcPr>
-          <w:p>
-            <w:pPr>
-              <w:spacing w:after="0" w:line="276" w:lineRule="auto"/>
-            </w:pPr>
-            <w:r/>
-            <w:r>
-              <w:rPr>
-                <w:rFonts w:ascii="휴먼명조" w:hAnsi="휴먼명조" w:eastAsia="휴먼명조" w:cs="휴먼명조"/>
-                <w:b w:val="0"/>
-                <w:sz w:val="22"/>
-              </w:rPr>
-              <w:t>3.8 h</w:t>
-            </w:r>
-          </w:p>
-        </w:tc>
-        <w:tc>
-          <w:tcPr>
-            <w:tcW w:type="dxa" w:w="1814"/>
-          </w:tcPr>
-          <w:p>
-            <w:pPr>
-              <w:spacing w:after="0" w:line="276" w:lineRule="auto"/>
-            </w:pPr>
-            <w:r/>
-            <w:r>
-              <w:rPr>
-                <w:rFonts w:ascii="휴먼명조" w:hAnsi="휴먼명조" w:eastAsia="휴먼명조" w:cs="휴먼명조"/>
-                <w:b w:val="0"/>
-                <w:sz w:val="22"/>
-              </w:rPr>
-              <w:t>6.4 배</w:t>
-            </w:r>
-          </w:p>
-        </w:tc>
-        <w:tc>
-          <w:tcPr>
-            <w:tcW w:type="dxa" w:w="1814"/>
-          </w:tcPr>
-          <w:p>
-            <w:pPr>
-              <w:spacing w:after="0" w:line="276" w:lineRule="auto"/>
-            </w:pPr>
-            <w:r/>
-            <w:r>
-              <w:rPr>
-                <w:rFonts w:ascii="휴먼명조" w:hAnsi="휴먼명조" w:eastAsia="휴먼명조" w:cs="휴먼명조"/>
-                <w:b w:val="0"/>
-                <w:sz w:val="22"/>
-              </w:rPr>
-              <w:t>0.05</w:t>
+              <w:t>3</w:t>
             </w:r>
           </w:p>
         </w:tc>
@@ -2815,9 +896,9 @@
               <w:rPr>
                 <w:rFonts w:ascii="휴먼명조" w:hAnsi="휴먼명조" w:eastAsia="휴먼명조" w:cs="휴먼명조"/>
                 <w:b w:val="0"/>
-                <w:sz w:val="22"/>
+                <w:sz w:val="18"/>
               </w:rPr>
-              <w:t>14시간 on/off</w:t>
+              <w:t>활동량</w:t>
             </w:r>
           </w:p>
         </w:tc>
@@ -2834,9 +915,9 @@
               <w:rPr>
                 <w:rFonts w:ascii="휴먼명조" w:hAnsi="휴먼명조" w:eastAsia="휴먼명조" w:cs="휴먼명조"/>
                 <w:b w:val="0"/>
-                <w:sz w:val="22"/>
+                <w:sz w:val="18"/>
               </w:rPr>
-              <w:t>28 h</w:t>
+              <w:t>12 ~ 16</w:t>
             </w:r>
           </w:p>
         </w:tc>
@@ -2853,9 +934,9 @@
               <w:rPr>
                 <w:rFonts w:ascii="휴먼명조" w:hAnsi="휴먼명조" w:eastAsia="휴먼명조" w:cs="휴먼명조"/>
                 <w:b w:val="0"/>
-                <w:sz w:val="22"/>
+                <w:sz w:val="18"/>
               </w:rPr>
-              <w:t>11.8 h</w:t>
+              <w:t>16 초과</w:t>
             </w:r>
           </w:p>
         </w:tc>
@@ -2872,9 +953,9 @@
               <w:rPr>
                 <w:rFonts w:ascii="휴먼명조" w:hAnsi="휴먼명조" w:eastAsia="휴먼명조" w:cs="휴먼명조"/>
                 <w:b w:val="0"/>
-                <w:sz w:val="22"/>
+                <w:sz w:val="18"/>
               </w:rPr>
-              <w:t>20.0 배</w:t>
+              <w:t>3 ~ 5</w:t>
             </w:r>
           </w:p>
         </w:tc>
@@ -2891,9 +972,573 @@
               <w:rPr>
                 <w:rFonts w:ascii="휴먼명조" w:hAnsi="휴먼명조" w:eastAsia="휴먼명조" w:cs="휴먼명조"/>
                 <w:b w:val="0"/>
-                <w:sz w:val="22"/>
+                <w:sz w:val="18"/>
               </w:rPr>
-              <w:t>0.13</w:t>
+              <w:t>3 ~ 10</w:t>
+            </w:r>
+          </w:p>
+        </w:tc>
+      </w:tr>
+    </w:tbl>
+    <w:p>
+      <w:pPr>
+        <w:spacing w:after="80"/>
+      </w:pPr>
+    </w:p>
+    <w:p>
+      <w:pPr>
+        <w:spacing w:lineRule="auto" w:line="384" w:after="40" w:before="0"/>
+        <w:ind w:left="397"/>
+      </w:pPr>
+      <w:r>
+        <w:rPr>
+          <w:rFonts w:ascii="휴먼명조" w:hAnsi="휴먼명조" w:eastAsia="휴먼명조" w:cs="휴먼명조"/>
+          <w:b w:val="0"/>
+          <w:sz w:val="28"/>
+        </w:rPr>
+        <w:t xml:space="preserve">- 후지현수 중에는 지표가 억제되어 위상 추정 오차가 </w:t>
+      </w:r>
+      <w:r>
+        <w:rPr>
+          <w:rFonts w:ascii="휴먼명조" w:hAnsi="휴먼명조" w:eastAsia="휴먼명조" w:cs="휴먼명조"/>
+          <w:b/>
+          <w:sz w:val="28"/>
+        </w:rPr>
+        <w:t>3.6배에서 38배까지</w:t>
+      </w:r>
+      <w:r>
+        <w:rPr>
+          <w:rFonts w:ascii="휴먼명조" w:hAnsi="휴먼명조" w:eastAsia="휴먼명조" w:cs="휴먼명조"/>
+          <w:b w:val="0"/>
+          <w:sz w:val="28"/>
+        </w:rPr>
+        <w:t xml:space="preserve"> 커진다(그림 1). 이는 모든 지표에 해당하므로 '후지현수 중에 새 위상이 형성되는가'는 직접 판정이 어렵고, </w:t>
+      </w:r>
+      <w:r>
+        <w:rPr>
+          <w:rFonts w:ascii="휴먼명조" w:hAnsi="휴먼명조" w:eastAsia="휴먼명조" w:cs="휴먼명조"/>
+          <w:b/>
+          <w:sz w:val="28"/>
+        </w:rPr>
+        <w:t>후지현수를 제거한 자유진행(free-run) 구간이 주 판정 경로</w:t>
+      </w:r>
+      <w:r>
+        <w:rPr>
+          <w:rFonts w:ascii="휴먼명조" w:hAnsi="휴먼명조" w:eastAsia="휴먼명조" w:cs="휴먼명조"/>
+          <w:b w:val="0"/>
+          <w:sz w:val="28"/>
+        </w:rPr>
+        <w:t>가 되어야 한다.</w:t>
+      </w:r>
+    </w:p>
+    <w:p>
+      <w:pPr>
+        <w:spacing w:lineRule="auto" w:line="384" w:after="40" w:before="0"/>
+        <w:ind w:left="397"/>
+      </w:pPr>
+      <w:r>
+        <w:rPr>
+          <w:rFonts w:ascii="휴먼명조" w:hAnsi="휴먼명조" w:eastAsia="휴먼명조" w:cs="휴먼명조"/>
+          <w:b w:val="0"/>
+          <w:sz w:val="28"/>
+        </w:rPr>
+        <w:t xml:space="preserve">- 10시간 · 14시간 군은 위상이 하루 4시간씩 표류해 기울기 검정이 3마리로 성립하나, 12시간 군은 0.3시간에 그쳐 절편 검정에 의존한다. </w:t>
+      </w:r>
+      <w:r>
+        <w:rPr>
+          <w:rFonts w:ascii="휴먼명조" w:hAnsi="휴먼명조" w:eastAsia="휴먼명조" w:cs="휴먼명조"/>
+          <w:b/>
+          <w:sz w:val="28"/>
+        </w:rPr>
+        <w:t>군별 주 검정을 사전에 지정한다.</w:t>
+      </w:r>
+    </w:p>
+    <w:p>
+      <w:pPr>
+        <w:spacing w:before="120" w:after="40"/>
+        <w:jc w:val="center"/>
+      </w:pPr>
+      <w:r>
+        <w:drawing>
+          <wp:inline xmlns:a="http://schemas.openxmlformats.org/drawingml/2006/main" xmlns:pic="http://schemas.openxmlformats.org/drawingml/2006/picture">
+            <wp:extent cx="4860000" cy="1769223"/>
+            <wp:docPr id="1" name="Picture 1"/>
+            <wp:cNvGraphicFramePr>
+              <a:graphicFrameLocks noChangeAspect="1"/>
+            </wp:cNvGraphicFramePr>
+            <a:graphic>
+              <a:graphicData uri="http://schemas.openxmlformats.org/drawingml/2006/picture">
+                <pic:pic>
+                  <pic:nvPicPr>
+                    <pic:cNvPr id="0" name="그림2_마스킹과검정력.png"/>
+                    <pic:cNvPicPr/>
+                  </pic:nvPicPr>
+                  <pic:blipFill>
+                    <a:blip r:embed="rId9"/>
+                    <a:stretch>
+                      <a:fillRect/>
+                    </a:stretch>
+                  </pic:blipFill>
+                  <pic:spPr>
+                    <a:xfrm>
+                      <a:off x="0" y="0"/>
+                      <a:ext cx="4860000" cy="1769223"/>
+                    </a:xfrm>
+                    <a:prstGeom prst="rect"/>
+                  </pic:spPr>
+                </pic:pic>
+              </a:graphicData>
+            </a:graphic>
+          </wp:inline>
+        </w:drawing>
+      </w:r>
+    </w:p>
+    <w:p>
+      <w:pPr>
+        <w:spacing w:lineRule="auto" w:line="384" w:after="160" w:before="0"/>
+        <w:ind w:left="397"/>
+      </w:pPr>
+      <w:r>
+        <w:rPr>
+          <w:rFonts w:ascii="휴먼명조" w:hAnsi="휴먼명조" w:eastAsia="휴먼명조" w:cs="휴먼명조"/>
+          <w:b/>
+          <w:sz w:val="24"/>
+        </w:rPr>
+        <w:t>그림 1. 마스킹의 정량화와 그에 따른 표본 수.</w:t>
+      </w:r>
+      <w:r>
+        <w:rPr>
+          <w:rFonts w:ascii="휴먼명조" w:hAnsi="휴먼명조" w:eastAsia="휴먼명조" w:cs="휴먼명조"/>
+          <w:b w:val="0"/>
+          <w:sz w:val="24"/>
+        </w:rPr>
+        <w:t xml:space="preserve"> (A) 개체별 원자료에서 24시간 창을 하루씩 밀며 최고시각을 추정하고 개체 내 표준편차를 구했다. 후지현수를 걸면 지표가 억제되어 위상 추정 오차가 3.6배에서 38배까지 커지며, 저하 폭은 심부체온이 가장 작다. (B) 이 오차를 잡음으로 두고 회귀선 절편 차이 검정을 적용한 검정력. 음영은 코호트 간 범위다.</w:t>
+      </w:r>
+    </w:p>
+    <w:p>
+      <w:pPr>
+        <w:spacing w:lineRule="auto" w:line="384" w:after="40" w:before="0"/>
+        <w:ind w:left="0"/>
+      </w:pPr>
+      <w:r>
+        <w:rPr>
+          <w:rFonts w:ascii="휴먼명조" w:hAnsi="휴먼명조" w:eastAsia="휴먼명조" w:cs="휴먼명조"/>
+          <w:b w:val="0"/>
+          <w:sz w:val="28"/>
+        </w:rPr>
+        <w:t>◦ (3) 웻랩 수행 후 예상되는 결과</w:t>
+      </w:r>
+    </w:p>
+    <w:p>
+      <w:pPr>
+        <w:spacing w:lineRule="auto" w:line="384" w:after="40" w:before="0"/>
+        <w:ind w:left="227"/>
+      </w:pPr>
+      <w:r>
+        <w:rPr>
+          <w:rFonts w:ascii="휴먼명조" w:hAnsi="휴먼명조" w:eastAsia="휴먼명조" w:cs="휴먼명조"/>
+          <w:b w:val="0"/>
+          <w:sz w:val="28"/>
+        </w:rPr>
+        <w:t>사전 분석에서 실측한 위상 추정 오차를 그대로 넣어 세 군의 예상 관측값을 산출하였다(그림 2). 후지현수를 거는 동안에는 두 가설이 같은 궤적을 그려 구별할 수 없고, 제거한 뒤에야 갈라진다.</w:t>
+      </w:r>
+    </w:p>
+    <w:tbl>
+      <w:tblPr>
+        <w:tblStyle w:val="TableGrid"/>
+        <w:tblW w:type="auto" w:w="0"/>
+        <w:jc w:val="center"/>
+        <w:tblLook w:firstColumn="1" w:firstRow="1" w:lastColumn="0" w:lastRow="0" w:noHBand="0" w:noVBand="1" w:val="04A0"/>
+      </w:tblPr>
+      <w:tblGrid>
+        <w:gridCol w:w="2268"/>
+        <w:gridCol w:w="2268"/>
+        <w:gridCol w:w="2268"/>
+        <w:gridCol w:w="2268"/>
+      </w:tblGrid>
+      <w:tr>
+        <w:tc>
+          <w:tcPr>
+            <w:tcW w:type="dxa" w:w="2268"/>
+          </w:tcPr>
+          <w:p>
+            <w:pPr>
+              <w:spacing w:after="0" w:line="276" w:lineRule="auto"/>
+            </w:pPr>
+            <w:r/>
+            <w:r>
+              <w:rPr>
+                <w:rFonts w:ascii="휴먼명조" w:hAnsi="휴먼명조" w:eastAsia="휴먼명조" w:cs="휴먼명조"/>
+                <w:b/>
+                <w:sz w:val="18"/>
+              </w:rPr>
+              <w:t>표 2. 군별 예상 판정 간격 (심부체온, 8마리 기준)</w:t>
+            </w:r>
+          </w:p>
+        </w:tc>
+        <w:tc>
+          <w:tcPr>
+            <w:tcW w:type="dxa" w:w="2268"/>
+          </w:tcPr>
+          <w:p>
+            <w:pPr>
+              <w:spacing w:after="0" w:line="276" w:lineRule="auto"/>
+            </w:pPr>
+            <w:r/>
+            <w:r>
+              <w:rPr>
+                <w:rFonts w:ascii="휴먼명조" w:hAnsi="휴먼명조" w:eastAsia="휴먼명조" w:cs="휴먼명조"/>
+                <w:b/>
+                <w:sz w:val="18"/>
+              </w:rPr>
+            </w:r>
+          </w:p>
+        </w:tc>
+        <w:tc>
+          <w:tcPr>
+            <w:tcW w:type="dxa" w:w="2268"/>
+          </w:tcPr>
+          <w:p>
+            <w:pPr>
+              <w:spacing w:after="0" w:line="276" w:lineRule="auto"/>
+            </w:pPr>
+            <w:r/>
+            <w:r>
+              <w:rPr>
+                <w:rFonts w:ascii="휴먼명조" w:hAnsi="휴먼명조" w:eastAsia="휴먼명조" w:cs="휴먼명조"/>
+                <w:b/>
+                <w:sz w:val="18"/>
+              </w:rPr>
+            </w:r>
+          </w:p>
+        </w:tc>
+        <w:tc>
+          <w:tcPr>
+            <w:tcW w:type="dxa" w:w="2268"/>
+          </w:tcPr>
+          <w:p>
+            <w:pPr>
+              <w:spacing w:after="0" w:line="276" w:lineRule="auto"/>
+            </w:pPr>
+            <w:r/>
+            <w:r>
+              <w:rPr>
+                <w:rFonts w:ascii="휴먼명조" w:hAnsi="휴먼명조" w:eastAsia="휴먼명조" w:cs="휴먼명조"/>
+                <w:b/>
+                <w:sz w:val="18"/>
+              </w:rPr>
+            </w:r>
+          </w:p>
+        </w:tc>
+      </w:tr>
+      <w:tr>
+        <w:tc>
+          <w:tcPr>
+            <w:tcW w:type="dxa" w:w="2268"/>
+          </w:tcPr>
+          <w:p>
+            <w:pPr>
+              <w:spacing w:after="0" w:line="276" w:lineRule="auto"/>
+            </w:pPr>
+            <w:r/>
+            <w:r>
+              <w:rPr>
+                <w:rFonts w:ascii="휴먼명조" w:hAnsi="휴먼명조" w:eastAsia="휴먼명조" w:cs="휴먼명조"/>
+                <w:b w:val="0"/>
+                <w:sz w:val="18"/>
+              </w:rPr>
+              <w:t>실험군</w:t>
+            </w:r>
+          </w:p>
+        </w:tc>
+        <w:tc>
+          <w:tcPr>
+            <w:tcW w:type="dxa" w:w="2268"/>
+          </w:tcPr>
+          <w:p>
+            <w:pPr>
+              <w:spacing w:after="0" w:line="276" w:lineRule="auto"/>
+            </w:pPr>
+            <w:r/>
+            <w:r>
+              <w:rPr>
+                <w:rFonts w:ascii="휴먼명조" w:hAnsi="휴먼명조" w:eastAsia="휴먼명조" w:cs="휴먼명조"/>
+                <w:b w:val="0"/>
+                <w:sz w:val="18"/>
+              </w:rPr>
+              <w:t>주기</w:t>
+            </w:r>
+          </w:p>
+        </w:tc>
+        <w:tc>
+          <w:tcPr>
+            <w:tcW w:type="dxa" w:w="2268"/>
+          </w:tcPr>
+          <w:p>
+            <w:pPr>
+              <w:spacing w:after="0" w:line="276" w:lineRule="auto"/>
+            </w:pPr>
+            <w:r/>
+            <w:r>
+              <w:rPr>
+                <w:rFonts w:ascii="휴먼명조" w:hAnsi="휴먼명조" w:eastAsia="휴먼명조" w:cs="휴먼명조"/>
+                <w:b w:val="0"/>
+                <w:sz w:val="18"/>
+              </w:rPr>
+              <w:t>두 가설의 예상 간격</w:t>
+            </w:r>
+          </w:p>
+        </w:tc>
+        <w:tc>
+          <w:tcPr>
+            <w:tcW w:type="dxa" w:w="2268"/>
+          </w:tcPr>
+          <w:p>
+            <w:pPr>
+              <w:spacing w:after="0" w:line="276" w:lineRule="auto"/>
+            </w:pPr>
+            <w:r/>
+            <w:r>
+              <w:rPr>
+                <w:rFonts w:ascii="휴먼명조" w:hAnsi="휴먼명조" w:eastAsia="휴먼명조" w:cs="휴먼명조"/>
+                <w:b w:val="0"/>
+                <w:sz w:val="18"/>
+              </w:rPr>
+              <w:t>군평균 표준오차 대비</w:t>
+            </w:r>
+          </w:p>
+        </w:tc>
+      </w:tr>
+      <w:tr>
+        <w:tc>
+          <w:tcPr>
+            <w:tcW w:type="dxa" w:w="2268"/>
+          </w:tcPr>
+          <w:p>
+            <w:pPr>
+              <w:spacing w:after="0" w:line="276" w:lineRule="auto"/>
+            </w:pPr>
+            <w:r/>
+            <w:r>
+              <w:rPr>
+                <w:rFonts w:ascii="휴먼명조" w:hAnsi="휴먼명조" w:eastAsia="휴먼명조" w:cs="휴먼명조"/>
+                <w:b w:val="0"/>
+                <w:sz w:val="18"/>
+              </w:rPr>
+              <w:t>12시간 on/off</w:t>
+            </w:r>
+          </w:p>
+        </w:tc>
+        <w:tc>
+          <w:tcPr>
+            <w:tcW w:type="dxa" w:w="2268"/>
+          </w:tcPr>
+          <w:p>
+            <w:pPr>
+              <w:spacing w:after="0" w:line="276" w:lineRule="auto"/>
+            </w:pPr>
+            <w:r/>
+            <w:r>
+              <w:rPr>
+                <w:rFonts w:ascii="휴먼명조" w:hAnsi="휴먼명조" w:eastAsia="휴먼명조" w:cs="휴먼명조"/>
+                <w:b w:val="0"/>
+                <w:sz w:val="18"/>
+              </w:rPr>
+              <w:t>24 h</w:t>
+            </w:r>
+          </w:p>
+        </w:tc>
+        <w:tc>
+          <w:tcPr>
+            <w:tcW w:type="dxa" w:w="2268"/>
+          </w:tcPr>
+          <w:p>
+            <w:pPr>
+              <w:spacing w:after="0" w:line="276" w:lineRule="auto"/>
+            </w:pPr>
+            <w:r/>
+            <w:r>
+              <w:rPr>
+                <w:rFonts w:ascii="휴먼명조" w:hAnsi="휴먼명조" w:eastAsia="휴먼명조" w:cs="휴먼명조"/>
+                <w:b w:val="0"/>
+                <w:sz w:val="18"/>
+              </w:rPr>
+              <w:t>4.2 h</w:t>
+            </w:r>
+          </w:p>
+        </w:tc>
+        <w:tc>
+          <w:tcPr>
+            <w:tcW w:type="dxa" w:w="2268"/>
+          </w:tcPr>
+          <w:p>
+            <w:pPr>
+              <w:spacing w:after="0" w:line="276" w:lineRule="auto"/>
+            </w:pPr>
+            <w:r/>
+            <w:r>
+              <w:rPr>
+                <w:rFonts w:ascii="휴먼명조" w:hAnsi="휴먼명조" w:eastAsia="휴먼명조" w:cs="휴먼명조"/>
+                <w:b w:val="0"/>
+                <w:sz w:val="18"/>
+              </w:rPr>
+              <w:t>7.1 배</w:t>
+            </w:r>
+          </w:p>
+        </w:tc>
+      </w:tr>
+      <w:tr>
+        <w:tc>
+          <w:tcPr>
+            <w:tcW w:type="dxa" w:w="2268"/>
+          </w:tcPr>
+          <w:p>
+            <w:pPr>
+              <w:spacing w:after="0" w:line="276" w:lineRule="auto"/>
+            </w:pPr>
+            <w:r/>
+            <w:r>
+              <w:rPr>
+                <w:rFonts w:ascii="휴먼명조" w:hAnsi="휴먼명조" w:eastAsia="휴먼명조" w:cs="휴먼명조"/>
+                <w:b/>
+                <w:sz w:val="18"/>
+              </w:rPr>
+              <w:t>10시간 on/off</w:t>
+            </w:r>
+          </w:p>
+        </w:tc>
+        <w:tc>
+          <w:tcPr>
+            <w:tcW w:type="dxa" w:w="2268"/>
+          </w:tcPr>
+          <w:p>
+            <w:pPr>
+              <w:spacing w:after="0" w:line="276" w:lineRule="auto"/>
+            </w:pPr>
+            <w:r/>
+            <w:r>
+              <w:rPr>
+                <w:rFonts w:ascii="휴먼명조" w:hAnsi="휴먼명조" w:eastAsia="휴먼명조" w:cs="휴먼명조"/>
+                <w:b w:val="0"/>
+                <w:sz w:val="18"/>
+              </w:rPr>
+              <w:t>20 h</w:t>
+            </w:r>
+          </w:p>
+        </w:tc>
+        <w:tc>
+          <w:tcPr>
+            <w:tcW w:type="dxa" w:w="2268"/>
+          </w:tcPr>
+          <w:p>
+            <w:pPr>
+              <w:spacing w:after="0" w:line="276" w:lineRule="auto"/>
+            </w:pPr>
+            <w:r/>
+            <w:r>
+              <w:rPr>
+                <w:rFonts w:ascii="휴먼명조" w:hAnsi="휴먼명조" w:eastAsia="휴먼명조" w:cs="휴먼명조"/>
+                <w:b w:val="0"/>
+                <w:sz w:val="18"/>
+              </w:rPr>
+              <w:t>3.8 h</w:t>
+            </w:r>
+          </w:p>
+        </w:tc>
+        <w:tc>
+          <w:tcPr>
+            <w:tcW w:type="dxa" w:w="2268"/>
+          </w:tcPr>
+          <w:p>
+            <w:pPr>
+              <w:spacing w:after="0" w:line="276" w:lineRule="auto"/>
+            </w:pPr>
+            <w:r/>
+            <w:r>
+              <w:rPr>
+                <w:rFonts w:ascii="휴먼명조" w:hAnsi="휴먼명조" w:eastAsia="휴먼명조" w:cs="휴먼명조"/>
+                <w:b w:val="0"/>
+                <w:sz w:val="18"/>
+              </w:rPr>
+              <w:t>6.4 배</w:t>
+            </w:r>
+          </w:p>
+        </w:tc>
+      </w:tr>
+      <w:tr>
+        <w:tc>
+          <w:tcPr>
+            <w:tcW w:type="dxa" w:w="2268"/>
+          </w:tcPr>
+          <w:p>
+            <w:pPr>
+              <w:spacing w:after="0" w:line="276" w:lineRule="auto"/>
+            </w:pPr>
+            <w:r/>
+            <w:r>
+              <w:rPr>
+                <w:rFonts w:ascii="휴먼명조" w:hAnsi="휴먼명조" w:eastAsia="휴먼명조" w:cs="휴먼명조"/>
+                <w:b w:val="0"/>
+                <w:sz w:val="18"/>
+              </w:rPr>
+              <w:t>14시간 on/off</w:t>
+            </w:r>
+          </w:p>
+        </w:tc>
+        <w:tc>
+          <w:tcPr>
+            <w:tcW w:type="dxa" w:w="2268"/>
+          </w:tcPr>
+          <w:p>
+            <w:pPr>
+              <w:spacing w:after="0" w:line="276" w:lineRule="auto"/>
+            </w:pPr>
+            <w:r/>
+            <w:r>
+              <w:rPr>
+                <w:rFonts w:ascii="휴먼명조" w:hAnsi="휴먼명조" w:eastAsia="휴먼명조" w:cs="휴먼명조"/>
+                <w:b w:val="0"/>
+                <w:sz w:val="18"/>
+              </w:rPr>
+              <w:t>28 h</w:t>
+            </w:r>
+          </w:p>
+        </w:tc>
+        <w:tc>
+          <w:tcPr>
+            <w:tcW w:type="dxa" w:w="2268"/>
+          </w:tcPr>
+          <w:p>
+            <w:pPr>
+              <w:spacing w:after="0" w:line="276" w:lineRule="auto"/>
+            </w:pPr>
+            <w:r/>
+            <w:r>
+              <w:rPr>
+                <w:rFonts w:ascii="휴먼명조" w:hAnsi="휴먼명조" w:eastAsia="휴먼명조" w:cs="휴먼명조"/>
+                <w:b w:val="0"/>
+                <w:sz w:val="18"/>
+              </w:rPr>
+              <w:t>11.8 h</w:t>
+            </w:r>
+          </w:p>
+        </w:tc>
+        <w:tc>
+          <w:tcPr>
+            <w:tcW w:type="dxa" w:w="2268"/>
+          </w:tcPr>
+          <w:p>
+            <w:pPr>
+              <w:spacing w:after="0" w:line="276" w:lineRule="auto"/>
+            </w:pPr>
+            <w:r/>
+            <w:r>
+              <w:rPr>
+                <w:rFonts w:ascii="휴먼명조" w:hAnsi="휴먼명조" w:eastAsia="휴먼명조" w:cs="휴먼명조"/>
+                <w:b w:val="0"/>
+                <w:sz w:val="18"/>
+              </w:rPr>
+              <w:t>20.0 배</w:t>
             </w:r>
           </w:p>
         </w:tc>
@@ -2923,7 +1568,7 @@
           <w:b/>
           <w:sz w:val="28"/>
         </w:rPr>
-        <w:t>주 가설(동조).</w:t>
+        <w:t>주 가설.</w:t>
       </w:r>
       <w:r>
         <w:rPr>
@@ -2931,7 +1576,7 @@
           <w:b w:val="0"/>
           <w:sz w:val="28"/>
         </w:rPr>
-        <w:t xml:space="preserve"> 세 군 모두 후지현수 구간에서 위상이 인가 주기를 따라 이동하고, 후지현수를 제거한 뒤에도 그 위상이 유지된다. 예상 판정 간격이 군평균 표준오차의 6.4 ~ 20배이므로 세 군 모두 검출 가능하다. 이 경우 </w:t>
+        <w:t xml:space="preserve"> 세 군 모두 후지현수 구간에서 위상이 인가 주기를 따라 이동하고, 제거한 뒤에도 그 위상이 유지된다. 예상 판정 간격이 군평균 표준오차의 6.4~20배이므로 세 군 모두 검출 가능하다. 이 경우 </w:t>
       </w:r>
       <w:r>
         <w:rPr>
@@ -2977,7 +1622,7 @@
           <w:b w:val="0"/>
           <w:sz w:val="28"/>
         </w:rPr>
-        <w:t xml:space="preserve"> 마우스의 내인성 주기는 약 23.7시간이므로, 20시간 주기를 따라간다면 그것은 내인성 리듬과의 우연한 일치일 수 없다. 24시간 군만 반응하고 20시간 군이 반응하지 않으면 동조라고 주장할 수 없다.</w:t>
+        <w:t xml:space="preserve"> 마우스의 내인성 주기는 약 23.7시간이므로, 20시간 주기를 따라간다면 내인성 리듬과의 우연한 일치일 수 없다.</w:t>
       </w:r>
     </w:p>
     <w:p>
@@ -2999,7 +1644,7 @@
           <w:b/>
           <w:sz w:val="28"/>
         </w:rPr>
-        <w:t>세 군의 난이도는 대칭이 아니다.</w:t>
+        <w:t>대안 결과.</w:t>
       </w:r>
       <w:r>
         <w:rPr>
@@ -3007,7 +1652,7 @@
           <w:b w:val="0"/>
           <w:sz w:val="28"/>
         </w:rPr>
-        <w:t xml:space="preserve"> 5단계 진동자 모델에서 세 군은 모두 동조 가능 범위 안에 있으나 필요한 자극 세기가 다르며, 28시간 주기(14시간 on/off)가 20시간 주기(10시간 on/off)보다 </w:t>
+        <w:t xml:space="preserve"> 처치 전 위상으로 되돌아가면 동조가 아니라 마스킹이었다는 결론이 된다. 이 경우에도 지상 모사가 어디까지 유효한지의 경계가 정해지므로 후속 연구가 반복할 필요가 없는 결과가 남는다. </w:t>
       </w:r>
       <w:r>
         <w:rPr>
@@ -3015,31 +1660,83 @@
           <w:b/>
           <w:sz w:val="28"/>
         </w:rPr>
-        <w:t>뚜렷하게 강한 자극을 요구</w:t>
+        <w:t>어느 쪽이 나오든 결론이 난다.</w:t>
       </w:r>
+    </w:p>
+    <w:p>
+      <w:pPr>
+        <w:spacing w:before="120" w:after="40"/>
+        <w:jc w:val="center"/>
+      </w:pPr>
+      <w:r>
+        <w:drawing>
+          <wp:inline xmlns:a="http://schemas.openxmlformats.org/drawingml/2006/main" xmlns:pic="http://schemas.openxmlformats.org/drawingml/2006/picture">
+            <wp:extent cx="4860000" cy="1612873"/>
+            <wp:docPr id="2" name="Picture 2"/>
+            <wp:cNvGraphicFramePr>
+              <a:graphicFrameLocks noChangeAspect="1"/>
+            </wp:cNvGraphicFramePr>
+            <a:graphic>
+              <a:graphicData uri="http://schemas.openxmlformats.org/drawingml/2006/picture">
+                <pic:pic>
+                  <pic:nvPicPr>
+                    <pic:cNvPr id="0" name="그림3_웻랩예상결과.png"/>
+                    <pic:cNvPicPr/>
+                  </pic:nvPicPr>
+                  <pic:blipFill>
+                    <a:blip r:embed="rId10"/>
+                    <a:stretch>
+                      <a:fillRect/>
+                    </a:stretch>
+                  </pic:blipFill>
+                  <pic:spPr>
+                    <a:xfrm>
+                      <a:off x="0" y="0"/>
+                      <a:ext cx="4860000" cy="1612873"/>
+                    </a:xfrm>
+                    <a:prstGeom prst="rect"/>
+                  </pic:spPr>
+                </pic:pic>
+              </a:graphicData>
+            </a:graphic>
+          </wp:inline>
+        </w:drawing>
+      </w:r>
+    </w:p>
+    <w:p>
+      <w:pPr>
+        <w:spacing w:lineRule="auto" w:line="384" w:after="160" w:before="0"/>
+        <w:ind w:left="397"/>
+      </w:pPr>
+      <w:r>
+        <w:rPr>
+          <w:rFonts w:ascii="휴먼명조" w:hAnsi="휴먼명조" w:eastAsia="휴먼명조" w:cs="휴먼명조"/>
+          <w:b/>
+          <w:sz w:val="24"/>
+        </w:rPr>
+        <w:t>그림 2. 웻랩 예상 결과.</w:t>
+      </w:r>
+      <w:r>
+        <w:rPr>
+          <w:rFonts w:ascii="휴먼명조" w:hAnsi="휴먼명조" w:eastAsia="휴먼명조" w:cs="휴먼명조"/>
+          <w:b w:val="0"/>
+          <w:sz w:val="24"/>
+        </w:rPr>
+        <w:t xml:space="preserve"> 세로 음영은 후지현수 주기를 인가하는 14일, 오른쪽은 제거한 자유진행 14일이다. 오차막대는 임의값이 아니라 사전 분석에서 실측한 심부체온 위상 추정 오차(후지현수 전 0.31시간 / 중 2.77시간 / 해제 후 1.67시간)를 8마리 군평균으로 환산한 값이다. 인가 구간에서는 동조와 마스킹이 같은 궤적을 그려 구별할 수 없고, 제거한 뒤 갈라지는 간격(초록 화살표)이 판정 신호다.</w:t>
+      </w:r>
+    </w:p>
+    <w:p>
+      <w:pPr>
+        <w:spacing w:lineRule="auto" w:line="384" w:after="40" w:before="0"/>
+        <w:ind w:left="0"/>
+      </w:pPr>
       <w:r>
         <w:rPr>
           <w:rFonts w:ascii="휴먼명조" w:hAnsi="휴먼명조" w:eastAsia="휴먼명조" w:cs="휴먼명조"/>
           <w:b w:val="0"/>
           <w:sz w:val="28"/>
         </w:rPr>
-        <w:t xml:space="preserve">한다(모델 단위 0.13 대 0.05). 모델 파라미터가 실측값이 아니므로 배수를 결론에 쓰지는 않되, 순서는 신뢰할 수 있다. 따라서 </w:t>
-      </w:r>
-      <w:r>
-        <w:rPr>
-          <w:rFonts w:ascii="휴먼명조" w:hAnsi="휴먼명조" w:eastAsia="휴먼명조" w:cs="휴먼명조"/>
-          <w:b/>
-          <w:sz w:val="28"/>
-        </w:rPr>
-        <w:t>14시간 군이 동조에 실패하더라도 가설이 기각되는 것은 아니며</w:t>
-      </w:r>
-      <w:r>
-        <w:rPr>
-          <w:rFonts w:ascii="휴먼명조" w:hAnsi="휴먼명조" w:eastAsia="휴먼명조" w:cs="휴먼명조"/>
-          <w:b w:val="0"/>
-          <w:sz w:val="28"/>
-        </w:rPr>
-        <w:t>, 오히려 군 간 반응 차이 자체가 중력 자극의 세기를 역으로 추정하는 자료가 된다.</w:t>
+        <w:t>◦ (4) 웻랩 결과가 기존 우주비행 자료의 재해석을 가능하게 한다</w:t>
       </w:r>
     </w:p>
     <w:p>
@@ -3053,7 +1750,21 @@
           <w:b w:val="0"/>
           <w:sz w:val="28"/>
         </w:rPr>
-        <w:t xml:space="preserve">- </w:t>
+        <w:t>- 웻랩이 측정할 위상 이동량은 새 자료를 만드는 데 그치지 않는다. 단일 시점 전사체가 진폭 변화와 위상 이동을 구별하지 못하는 문제를, 위상 이동량을 외부에서 넣어 줌으로써 풀 수 있기 때문이다.</w:t>
+      </w:r>
+    </w:p>
+    <w:p>
+      <w:pPr>
+        <w:spacing w:lineRule="auto" w:line="384" w:after="40" w:before="0"/>
+        <w:ind w:left="397"/>
+      </w:pPr>
+      <w:r>
+        <w:rPr>
+          <w:rFonts w:ascii="휴먼명조" w:hAnsi="휴먼명조" w:eastAsia="휴먼명조" w:cs="휴먼명조"/>
+          <w:b w:val="0"/>
+          <w:sz w:val="28"/>
+        </w:rPr>
+        <w:t xml:space="preserve">- 사전 계산 결과 기존 비행 자료가 해석 가능해지는 위상 이동의 하한은 약 </w:t>
       </w:r>
       <w:r>
         <w:rPr>
@@ -3061,7 +1772,7 @@
           <w:b/>
           <w:sz w:val="28"/>
         </w:rPr>
-        <w:t>대안 결과(마스킹).</w:t>
+        <w:t>0.55시간</w:t>
       </w:r>
       <w:r>
         <w:rPr>
@@ -3069,7 +1780,7 @@
           <w:b w:val="0"/>
           <w:sz w:val="28"/>
         </w:rPr>
-        <w:t xml:space="preserve"> 후지현수 제거 후 처치 전 위상으로 되돌아가면 동조가 아니라 마스킹이었다는 결론이 된다. 이 경우에도 체온 위상 축에서 지상 모사가 어디까지 유효한지의 경계가 정해지므로, 후속 연구가 반복할 필요가 없는 결과가 남는다. </w:t>
+        <w:t xml:space="preserve">이고 웻랩이 검출할 수 있는 하한은 약 </w:t>
       </w:r>
       <w:r>
         <w:rPr>
@@ -3077,7 +1788,61 @@
           <w:b/>
           <w:sz w:val="28"/>
         </w:rPr>
-        <w:t>어느 쪽이 나오든 결론이 나온다는 점이 본 설계의 특징이다.</w:t>
+        <w:t>1시간</w:t>
+      </w:r>
+      <w:r>
+        <w:rPr>
+          <w:rFonts w:ascii="휴먼명조" w:hAnsi="휴먼명조" w:eastAsia="휴먼명조" w:cs="휴먼명조"/>
+          <w:b w:val="0"/>
+          <w:sz w:val="28"/>
+        </w:rPr>
+        <w:t xml:space="preserve">으로, </w:t>
+      </w:r>
+      <w:r>
+        <w:rPr>
+          <w:rFonts w:ascii="휴먼명조" w:hAnsi="휴먼명조" w:eastAsia="휴먼명조" w:cs="휴먼명조"/>
+          <w:b/>
+          <w:sz w:val="28"/>
+        </w:rPr>
+        <w:t>두 범위가 겹친다.</w:t>
+      </w:r>
+      <w:r>
+        <w:rPr>
+          <w:rFonts w:ascii="휴먼명조" w:hAnsi="휴먼명조" w:eastAsia="휴먼명조" w:cs="휴먼명조"/>
+          <w:b w:val="0"/>
+          <w:sz w:val="28"/>
+        </w:rPr>
+        <w:t xml:space="preserve"> 즉 추가 우주 실험 없이도 이미 축적된 비행 자료의 재해석이 가능해진다.</w:t>
+      </w:r>
+    </w:p>
+    <w:p>
+      <w:pPr>
+        <w:spacing w:lineRule="auto" w:line="384" w:after="40" w:before="0"/>
+        <w:ind w:left="397"/>
+      </w:pPr>
+      <w:r>
+        <w:rPr>
+          <w:rFonts w:ascii="휴먼명조" w:hAnsi="휴먼명조" w:eastAsia="휴먼명조" w:cs="휴먼명조"/>
+          <w:b w:val="0"/>
+          <w:sz w:val="28"/>
+        </w:rPr>
+        <w:t xml:space="preserve">- 웻랩 결과가 나오기 전에 예측을 확정해 둔다. 측정된 위상 이동이 하한보다 작으면, 기존 비행 자료에서 시계유전자 신호가 잡히지 않는 것은 '효과 없음'의 증거가 아니라 분해능의 한계임이 정량적으로 확정된다. 하한보다 크면, 비행 자료의 관측값이 예측값에 못 미치는 만큼이 곧 </w:t>
+      </w:r>
+      <w:r>
+        <w:rPr>
+          <w:rFonts w:ascii="휴먼명조" w:hAnsi="휴먼명조" w:eastAsia="휴먼명조" w:cs="휴먼명조"/>
+          <w:b/>
+          <w:sz w:val="28"/>
+        </w:rPr>
+        <w:t>중력 이외 요인의 기여분의 하한</w:t>
+      </w:r>
+      <w:r>
+        <w:rPr>
+          <w:rFonts w:ascii="휴먼명조" w:hAnsi="휴먼명조" w:eastAsia="휴먼명조" w:cs="휴먼명조"/>
+          <w:b w:val="0"/>
+          <w:sz w:val="28"/>
+        </w:rPr>
+        <w:t>이 된다.</w:t>
       </w:r>
     </w:p>
     <w:p>
@@ -3091,7 +1856,7 @@
           <w:b w:val="0"/>
           <w:sz w:val="28"/>
         </w:rPr>
-        <w:t>◦ (4) 그 밖에 산출되는 중간 결과물</w:t>
+        <w:t>◦ (5) 산출되는 중간 결과물</w:t>
       </w:r>
     </w:p>
     <w:p>
@@ -3105,243 +1870,7 @@
           <w:b w:val="0"/>
           <w:sz w:val="28"/>
         </w:rPr>
-        <w:t>- 본문의 표 1~4 와 그림 1~5 외에, 공개 데이터 감사표(자료 16건 × 채택 기준 8개 및 판정 근거), 서로 다른 실험을 통합한 공통 형식 시계열 자료 16,561행, 지표별 잡음 바닥표, 표본 수 · 관측일수별 검정력 격자, 위상 이동량 대 시계유전자 발현 변화 예측표를 산출한다.</w:t>
-      </w:r>
-    </w:p>
-    <w:p>
-      <w:pPr>
-        <w:spacing w:lineRule="auto" w:line="384" w:after="40" w:before="0"/>
-        <w:ind w:left="397"/>
-      </w:pPr>
-      <w:r>
-        <w:rPr>
-          <w:rFonts w:ascii="휴먼명조" w:hAnsi="휴먼명조" w:eastAsia="휴먼명조" w:cs="휴먼명조"/>
-          <w:b w:val="0"/>
-          <w:sz w:val="28"/>
-        </w:rPr>
-        <w:t>- 자료 확보부터 그림 생성까지 전 과정이 스크립트로 재현되며, 사용한 원본 파일은 해시값으로 고정하였다. 본문에 적은 수치는 산출물과 자동으로 대조된다.</w:t>
-      </w:r>
-    </w:p>
-    <w:p>
-      <w:pPr>
-        <w:spacing w:lineRule="auto" w:line="384" w:after="40" w:before="0"/>
-        <w:ind w:left="227"/>
-      </w:pPr>
-      <w:r>
-        <w:rPr>
-          <w:rFonts w:ascii="휴먼명조" w:hAnsi="휴먼명조" w:eastAsia="휴먼명조" w:cs="휴먼명조"/>
-          <w:b w:val="0"/>
-          <w:sz w:val="28"/>
-        </w:rPr>
-        <w:t>5 참고문헌 — 드라이랩에서 새로 추가되는 항목</w:t>
-      </w:r>
-    </w:p>
-    <w:p>
-      <w:pPr>
-        <w:spacing w:lineRule="auto" w:line="384" w:after="40" w:before="0"/>
-        <w:ind w:left="397"/>
-      </w:pPr>
-      <w:r>
-        <w:rPr>
-          <w:rFonts w:ascii="휴먼명조" w:hAnsi="휴먼명조" w:eastAsia="휴먼명조" w:cs="휴먼명조"/>
-          <w:b w:val="0"/>
-          <w:sz w:val="24"/>
-        </w:rPr>
-        <w:t>※ 기존 참고문헌 목록에 아래를 추가합니다. 표기 형식은 팀 통일안에 맞추세요.</w:t>
-      </w:r>
-    </w:p>
-    <w:p>
-      <w:pPr>
-        <w:spacing w:lineRule="auto" w:line="384" w:after="40" w:before="0"/>
-        <w:ind w:left="397"/>
-      </w:pPr>
-      <w:r>
-        <w:rPr>
-          <w:rFonts w:ascii="휴먼명조" w:hAnsi="휴먼명조" w:eastAsia="휴먼명조" w:cs="휴먼명조"/>
-          <w:b w:val="0"/>
-          <w:sz w:val="28"/>
-        </w:rPr>
-        <w:t xml:space="preserve">- Hélissen, O. et al. (2023) Autonomic nervous system adaptation and circadian rhythm disturbances of the cardiovascular system in a ground-based murine model of spaceflight. </w:t>
-      </w:r>
-      <w:r>
-        <w:rPr>
-          <w:rFonts w:ascii="휴먼명조" w:hAnsi="휴먼명조" w:eastAsia="휴먼명조" w:cs="휴먼명조"/>
-          <w:b w:val="0"/>
-          <w:sz w:val="28"/>
-        </w:rPr>
-        <w:t>Life</w:t>
-      </w:r>
-      <w:r>
-        <w:rPr>
-          <w:rFonts w:ascii="휴먼명조" w:hAnsi="휴먼명조" w:eastAsia="휴먼명조" w:cs="휴먼명조"/>
-          <w:b w:val="0"/>
-          <w:sz w:val="28"/>
-        </w:rPr>
-        <w:t xml:space="preserve"> 13, 844. doi:10.3390/life13030844 [데이터] doi:10.57745/QVRW8W</w:t>
-      </w:r>
-    </w:p>
-    <w:p>
-      <w:pPr>
-        <w:spacing w:lineRule="auto" w:line="384" w:after="40" w:before="0"/>
-        <w:ind w:left="397"/>
-      </w:pPr>
-      <w:r>
-        <w:rPr>
-          <w:rFonts w:ascii="휴먼명조" w:hAnsi="휴먼명조" w:eastAsia="휴먼명조" w:cs="휴먼명조"/>
-          <w:b w:val="0"/>
-          <w:sz w:val="28"/>
-        </w:rPr>
-        <w:t xml:space="preserve">- Mendt, S. et al. (2021) Long-term bed rest delays the circadian phase of core body temperature. </w:t>
-      </w:r>
-      <w:r>
-        <w:rPr>
-          <w:rFonts w:ascii="휴먼명조" w:hAnsi="휴먼명조" w:eastAsia="휴먼명조" w:cs="휴먼명조"/>
-          <w:b w:val="0"/>
-          <w:sz w:val="28"/>
-        </w:rPr>
-        <w:t>Frontiers in Physiology</w:t>
-      </w:r>
-      <w:r>
-        <w:rPr>
-          <w:rFonts w:ascii="휴먼명조" w:hAnsi="휴먼명조" w:eastAsia="휴먼명조" w:cs="휴먼명조"/>
-          <w:b w:val="0"/>
-          <w:sz w:val="28"/>
-        </w:rPr>
-        <w:t xml:space="preserve"> 12, 658707. [데이터] doi:10.6084/m9.figshare.13633790</w:t>
-      </w:r>
-    </w:p>
-    <w:p>
-      <w:pPr>
-        <w:spacing w:lineRule="auto" w:line="384" w:after="40" w:before="0"/>
-        <w:ind w:left="397"/>
-      </w:pPr>
-      <w:r>
-        <w:rPr>
-          <w:rFonts w:ascii="휴먼명조" w:hAnsi="휴먼명조" w:eastAsia="휴먼명조" w:cs="휴먼명조"/>
-          <w:b w:val="0"/>
-          <w:sz w:val="28"/>
-        </w:rPr>
-        <w:t xml:space="preserve">- Iyer, J. et al. (2022) Artificial gravity partially protects space-induced neurological deficits in </w:t>
-      </w:r>
-      <w:r>
-        <w:rPr>
-          <w:rFonts w:ascii="휴먼명조" w:hAnsi="휴먼명조" w:eastAsia="휴먼명조" w:cs="휴먼명조"/>
-          <w:b w:val="0"/>
-          <w:sz w:val="28"/>
-        </w:rPr>
-        <w:t>Drosophila melanogaster</w:t>
-      </w:r>
-      <w:r>
-        <w:rPr>
-          <w:rFonts w:ascii="휴먼명조" w:hAnsi="휴먼명조" w:eastAsia="휴먼명조" w:cs="휴먼명조"/>
-          <w:b w:val="0"/>
-          <w:sz w:val="28"/>
-        </w:rPr>
-        <w:t xml:space="preserve">. </w:t>
-      </w:r>
-      <w:r>
-        <w:rPr>
-          <w:rFonts w:ascii="휴먼명조" w:hAnsi="휴먼명조" w:eastAsia="휴먼명조" w:cs="휴먼명조"/>
-          <w:b w:val="0"/>
-          <w:sz w:val="28"/>
-        </w:rPr>
-        <w:t>Cell Reports</w:t>
-      </w:r>
-      <w:r>
-        <w:rPr>
-          <w:rFonts w:ascii="휴먼명조" w:hAnsi="휴먼명조" w:eastAsia="휴먼명조" w:cs="휴먼명조"/>
-          <w:b w:val="0"/>
-          <w:sz w:val="28"/>
-        </w:rPr>
-        <w:t xml:space="preserve"> 40, 111279. doi:10.1016/j.celrep.2022.111279 [데이터] NASA OSDR OSD-595</w:t>
-      </w:r>
-    </w:p>
-    <w:p>
-      <w:pPr>
-        <w:spacing w:lineRule="auto" w:line="384" w:after="40" w:before="0"/>
-        <w:ind w:left="397"/>
-      </w:pPr>
-      <w:r>
-        <w:rPr>
-          <w:rFonts w:ascii="휴먼명조" w:hAnsi="휴먼명조" w:eastAsia="휴먼명조" w:cs="휴먼명조"/>
-          <w:b w:val="0"/>
-          <w:sz w:val="28"/>
-        </w:rPr>
-        <w:t xml:space="preserve">- Martin, T. et al. (2020) Vestibular stimulation by 2G hypergravity modifies resynchronization in temperature rhythm in rats. </w:t>
-      </w:r>
-      <w:r>
-        <w:rPr>
-          <w:rFonts w:ascii="휴먼명조" w:hAnsi="휴먼명조" w:eastAsia="휴먼명조" w:cs="휴먼명조"/>
-          <w:b w:val="0"/>
-          <w:sz w:val="28"/>
-        </w:rPr>
-        <w:t>Scientific Reports</w:t>
-      </w:r>
-      <w:r>
-        <w:rPr>
-          <w:rFonts w:ascii="휴먼명조" w:hAnsi="휴먼명조" w:eastAsia="휴먼명조" w:cs="휴먼명조"/>
-          <w:b w:val="0"/>
-          <w:sz w:val="28"/>
-        </w:rPr>
-        <w:t xml:space="preserve"> 10, 8646. doi:10.1038/s41598-020-65496-x</w:t>
-      </w:r>
-    </w:p>
-    <w:p>
-      <w:pPr>
-        <w:spacing w:lineRule="auto" w:line="384" w:after="40" w:before="0"/>
-        <w:ind w:left="397"/>
-      </w:pPr>
-      <w:r>
-        <w:rPr>
-          <w:rFonts w:ascii="휴먼명조" w:hAnsi="휴먼명조" w:eastAsia="휴먼명조" w:cs="휴먼명조"/>
-          <w:b w:val="0"/>
-          <w:sz w:val="28"/>
-        </w:rPr>
-        <w:t xml:space="preserve">- Shimbo, M. et al. (2021) Study of mouse behavior in different gravity environments. </w:t>
-      </w:r>
-      <w:r>
-        <w:rPr>
-          <w:rFonts w:ascii="휴먼명조" w:hAnsi="휴먼명조" w:eastAsia="휴먼명조" w:cs="휴먼명조"/>
-          <w:b w:val="0"/>
-          <w:sz w:val="28"/>
-        </w:rPr>
-        <w:t>Scientific Reports</w:t>
-      </w:r>
-      <w:r>
-        <w:rPr>
-          <w:rFonts w:ascii="휴먼명조" w:hAnsi="휴먼명조" w:eastAsia="휴먼명조" w:cs="휴먼명조"/>
-          <w:b w:val="0"/>
-          <w:sz w:val="28"/>
-        </w:rPr>
-        <w:t xml:space="preserve"> 11, 2827. doi:10.1038/s41598-021-82013-w</w:t>
-      </w:r>
-    </w:p>
-    <w:p>
-      <w:pPr>
-        <w:spacing w:lineRule="auto" w:line="384" w:after="40" w:before="0"/>
-        <w:ind w:left="397"/>
-      </w:pPr>
-      <w:r>
-        <w:rPr>
-          <w:rFonts w:ascii="휴먼명조" w:hAnsi="휴먼명조" w:eastAsia="휴먼명조" w:cs="휴먼명조"/>
-          <w:b w:val="0"/>
-          <w:sz w:val="28"/>
-        </w:rPr>
-        <w:t>- NASA Life Sciences Data Archive, dataset AINV0000000939 (CNS Control of Rhythms and Homeostasis During Space Flight, STS-90)</w:t>
-      </w:r>
-    </w:p>
-    <w:p>
-      <w:pPr>
-        <w:spacing w:lineRule="auto" w:line="384" w:after="40" w:before="0"/>
-        <w:ind w:left="397"/>
-      </w:pPr>
-      <w:r>
-        <w:rPr>
-          <w:rFonts w:ascii="휴먼명조" w:hAnsi="휴먼명조" w:eastAsia="휴먼명조" w:cs="휴먼명조"/>
-          <w:b w:val="0"/>
-          <w:sz w:val="28"/>
-        </w:rPr>
-        <w:t>- NASA Open Science Data Repository (OSDR), https://osdr.nasa.gov</w:t>
+        <w:t>- 공개 데이터 감사표, 서로 다른 실험을 통합한 공통 형식 시계열 자료 16,561행, 지표별 잡음 기준표, 표본 수 · 관측일수별 검정력 격자, 위상 이동량 대 시계유전자 발현 변화 예측표.</w:t>
       </w:r>
     </w:p>
     <w:sectPr>

--- a/docs/KASA_연구계획서_2연구방법_3예상결과.docx
+++ b/docs/KASA_연구계획서_2연구방법_3예상결과.docx
@@ -68,21 +68,7 @@
           <w:b w:val="0"/>
           <w:sz w:val="28"/>
         </w:rPr>
-        <w:t>- 실험 전에 수행하며 이미 착수하였다. 지상 모사가 어느 지표에서 실제 비행과 일치하는지를 확정하고, 그 지표 위에서 필요한 표본 수를 산출하여 웻랩 설계에 입력한다.</w:t>
-      </w:r>
-    </w:p>
-    <w:p>
-      <w:pPr>
-        <w:spacing w:lineRule="auto" w:line="384" w:after="40" w:before="0"/>
-        <w:ind w:left="0"/>
-      </w:pPr>
-      <w:r>
-        <w:rPr>
-          <w:rFonts w:ascii="휴먼명조" w:hAnsi="휴먼명조" w:eastAsia="휴먼명조" w:cs="휴먼명조"/>
-          <w:b w:val="0"/>
-          <w:sz w:val="28"/>
-        </w:rPr>
-        <w:t>◦ 자료 확보 — 공개 데이터 전수 조사</w:t>
+        <w:t>- 탐색 범위는 NASA 공개과학데이터저장소(OSDR) 스터디 633건 · 파일 157,801개를 파일명 수준까지 개봉한 전수 조사, NASA 생명과학데이터아카이브(LSDA) 데이터셋 2,593건, 공개 저장소(Recherche Data Gouv, figshare 등), 그리고 중력 조건 11종 × 리듬 지표 8종을 교차한 문헌 검색이다. 채택 기준은 분석 착수 전에 확정하고, 판정을 이미 아는 자료로 검증한 뒤 사용하였다.</w:t>
       </w:r>
     </w:p>
     <w:p>
@@ -96,63 +82,7 @@
           <w:b w:val="0"/>
           <w:sz w:val="28"/>
         </w:rPr>
-        <w:t>- 탐색 범위는 NASA 공개과학데이터저장소(OSDR) 스터디 633건 · 파일 157,801개를 파일명 수준까지 개봉한 전수 조사, NASA 생명과학데이터아카이브(LSDA) 데이터셋 2,593건, 공개 저장소(Recherche Data Gouv, figshare 등), 그리고 중력 조건 11종 × 리듬 지표 8종을 교차한 문헌 검색이다.</w:t>
-      </w:r>
-    </w:p>
-    <w:p>
-      <w:pPr>
-        <w:spacing w:lineRule="auto" w:line="384" w:after="40" w:before="0"/>
-        <w:ind w:left="397"/>
-      </w:pPr>
-      <w:r>
-        <w:rPr>
-          <w:rFonts w:ascii="휴먼명조" w:hAnsi="휴먼명조" w:eastAsia="휴먼명조" w:cs="휴먼명조"/>
-          <w:b w:val="0"/>
-          <w:sz w:val="28"/>
-        </w:rPr>
-        <w:t>- 채택 기준은 분석 착수 전에 확정하고, 판정을 이미 알고 있는 자료에 역방향으로 적용해 규칙을 검증한 뒤에만 사용하였다.</w:t>
-      </w:r>
-    </w:p>
-    <w:p>
-      <w:pPr>
-        <w:spacing w:lineRule="auto" w:line="384" w:after="40" w:before="0"/>
-        <w:ind w:left="0"/>
-      </w:pPr>
-      <w:r>
-        <w:rPr>
-          <w:rFonts w:ascii="휴먼명조" w:hAnsi="휴먼명조" w:eastAsia="휴먼명조" w:cs="휴먼명조"/>
-          <w:b w:val="0"/>
-          <w:sz w:val="28"/>
-        </w:rPr>
-        <w:t>◦ 분석 — 공통 지표와 잡음 기준</w:t>
-      </w:r>
-    </w:p>
-    <w:p>
-      <w:pPr>
-        <w:spacing w:lineRule="auto" w:line="384" w:after="40" w:before="0"/>
-        <w:ind w:left="397"/>
-      </w:pPr>
-      <w:r>
-        <w:rPr>
-          <w:rFonts w:ascii="휴먼명조" w:hAnsi="휴먼명조" w:eastAsia="휴먼명조" w:cs="휴먼명조"/>
-          <w:b w:val="0"/>
-          <w:sz w:val="28"/>
-        </w:rPr>
-        <w:t>- 측정 방식이 서로 다른 자료를 같은 축에 놓기 위해 cosinor 지표(MESOR · 진폭 · 최고시각)와 파형 가정이 없는 비모수 지표를 함께 산출하고, 모든 효과를 같은 개체의 처치 전 구간 대비 변화로 환산한다.</w:t>
-      </w:r>
-    </w:p>
-    <w:p>
-      <w:pPr>
-        <w:spacing w:lineRule="auto" w:line="384" w:after="40" w:before="0"/>
-        <w:ind w:left="397"/>
-      </w:pPr>
-      <w:r>
-        <w:rPr>
-          <w:rFonts w:ascii="휴먼명조" w:hAnsi="휴먼명조" w:eastAsia="휴먼명조" w:cs="휴먼명조"/>
-          <w:b w:val="0"/>
-          <w:sz w:val="28"/>
-        </w:rPr>
-        <w:t>- 어떤 비율도 주장하기 전에, 처치가 없었던 구간을 무작위로 둘로 나눠 같은 계산을 2,000회 반복해 '효과가 없을 때 나타나는 변화의 크기'를 구하고, 이후 모든 결과를 그 값 대비 몇 배인지로 표기한다. 분석 코드가 원논문 보고값을 재현하는지 먼저 검사하였다.</w:t>
+        <w:t>- 확보한 원자료는 측정 방식이 서로 달라, cosinor 지표를 공통으로 산출하고 모든 효과를 같은 개체의 처치 전 구간 대비 변화로 환산한다. 어떤 비율도 주장하기 전에 처치가 없었던 구간에서 '효과가 없을 때 나타나는 변화의 크기'를 먼저 구해, 이후 모든 결과를 그 값 대비 몇 배인지로 표기한다.</w:t>
       </w:r>
     </w:p>
     <w:p>
@@ -212,21 +142,7 @@
           <w:b w:val="0"/>
           <w:sz w:val="28"/>
         </w:rPr>
-        <w:t>은 '주기 자체가 인가 주기로 바뀌었는가'를 묻는다.</w:t>
-      </w:r>
-    </w:p>
-    <w:p>
-      <w:pPr>
-        <w:spacing w:lineRule="auto" w:line="384" w:after="40" w:before="0"/>
-        <w:ind w:left="397"/>
-      </w:pPr>
-      <w:r>
-        <w:rPr>
-          <w:rFonts w:ascii="휴먼명조" w:hAnsi="휴먼명조" w:eastAsia="휴먼명조" w:cs="휴먼명조"/>
-          <w:b w:val="0"/>
-          <w:sz w:val="28"/>
-        </w:rPr>
-        <w:t>- 리듬의 주기가 T이면 24시간 시계에서 정점 시각이 하루에 (T − 24)시간씩 이동하므로, 기울기 검정의 효과 크기는 실험 설계가 정한다. 10시간 on/off는 하루 4시간, 12시간 on/off는 0.3시간이다.</w:t>
+        <w:t>은 '주기 자체가 인가 주기로 바뀌었는가'를 묻는다. 리듬의 주기가 T이면 정점 시각이 하루에 (T − 24)시간씩 이동하므로, 기울기 검정의 효과 크기는 실험 설계가 정한다.</w:t>
       </w:r>
     </w:p>
     <w:p>
@@ -254,7 +170,7 @@
           <w:b w:val="0"/>
           <w:sz w:val="28"/>
         </w:rPr>
-        <w:t>◦ 예상 결과 산출</w:t>
+        <w:t>◦ 예상 결과 산출과 역문제 설정</w:t>
       </w:r>
     </w:p>
     <w:p>
@@ -268,35 +184,7 @@
           <w:b w:val="0"/>
           <w:sz w:val="28"/>
         </w:rPr>
-        <w:t>- 동조 가설과 마스킹 가설이 각각 만드는 관측값을 일별 위상 계산으로 정의하고, 위에서 실측한 위상 추정 오차를 표준오차로 부여한다. 두 가설은 후지현수 구간에서 구별되지 않으며, 후지현수를 제거한 뒤 갈라지는 간격이 판정 신호가 된다.</w:t>
-      </w:r>
-    </w:p>
-    <w:p>
-      <w:pPr>
-        <w:spacing w:lineRule="auto" w:line="384" w:after="40" w:before="0"/>
-        <w:ind w:left="0"/>
-      </w:pPr>
-      <w:r>
-        <w:rPr>
-          <w:rFonts w:ascii="휴먼명조" w:hAnsi="휴먼명조" w:eastAsia="휴먼명조" w:cs="휴먼명조"/>
-          <w:b w:val="0"/>
-          <w:sz w:val="28"/>
-        </w:rPr>
-        <w:t>◦ 역문제 설정</w:t>
-      </w:r>
-    </w:p>
-    <w:p>
-      <w:pPr>
-        <w:spacing w:lineRule="auto" w:line="384" w:after="40" w:before="0"/>
-        <w:ind w:left="397"/>
-      </w:pPr>
-      <w:r>
-        <w:rPr>
-          <w:rFonts w:ascii="휴먼명조" w:hAnsi="휴먼명조" w:eastAsia="휴먼명조" w:cs="휴먼명조"/>
-          <w:b w:val="0"/>
-          <w:sz w:val="28"/>
-        </w:rPr>
-        <w:t>- 공개된 비행 전사체는 단일 시점 자료여서 진폭 변화와 위상 이동을 구별하지 못한다. 웻랩이 위상 이동량을 재 오면 그 미지수가 채워지므로, 위상만 이동했을 때 단일 시점에서 보일 시계유전자 발현 변화를 지상 아틀라스의 실측 진폭으로 미리 계산해 둔다. 희생 시각이 기록돼 있지 않으므로 0~24시 전 구간에 대해 범위로 산출한다.</w:t>
+        <w:t>- 동조 가설과 마스킹 가설이 각각 만드는 관측값을 일별 위상 계산으로 정의하고, 실측 위상 오차를 표준오차로 부여한다. 두 가설은 후지현수 구간에서 구별되지 않으며, 제거한 뒤 갈라지는 간격이 판정 신호가 된다. 또한 공개 비행 전사체는 단일 시점이라 진폭 변화와 위상 이동을 구별하지 못하므로, 위상만 이동했을 때 보일 시계유전자 발현 변화를 지상 아틀라스의 실측 진폭으로 미리 계산해 둔다.</w:t>
       </w:r>
     </w:p>
     <w:p>
@@ -1845,34 +1733,6 @@
         <w:t>이 된다.</w:t>
       </w:r>
     </w:p>
-    <w:p>
-      <w:pPr>
-        <w:spacing w:lineRule="auto" w:line="384" w:after="40" w:before="0"/>
-        <w:ind w:left="0"/>
-      </w:pPr>
-      <w:r>
-        <w:rPr>
-          <w:rFonts w:ascii="휴먼명조" w:hAnsi="휴먼명조" w:eastAsia="휴먼명조" w:cs="휴먼명조"/>
-          <w:b w:val="0"/>
-          <w:sz w:val="28"/>
-        </w:rPr>
-        <w:t>◦ (5) 산출되는 중간 결과물</w:t>
-      </w:r>
-    </w:p>
-    <w:p>
-      <w:pPr>
-        <w:spacing w:lineRule="auto" w:line="384" w:after="40" w:before="0"/>
-        <w:ind w:left="397"/>
-      </w:pPr>
-      <w:r>
-        <w:rPr>
-          <w:rFonts w:ascii="휴먼명조" w:hAnsi="휴먼명조" w:eastAsia="휴먼명조" w:cs="휴먼명조"/>
-          <w:b w:val="0"/>
-          <w:sz w:val="28"/>
-        </w:rPr>
-        <w:t>- 공개 데이터 감사표, 서로 다른 실험을 통합한 공통 형식 시계열 자료 16,561행, 지표별 잡음 기준표, 표본 수 · 관측일수별 검정력 격자, 위상 이동량 대 시계유전자 발현 변화 예측표.</w:t>
-      </w:r>
-    </w:p>
     <w:sectPr>
       <w:pgSz w:w="11906" w:h="16838"/>
       <w:pgMar w:top="1134" w:right="1417" w:bottom="1134" w:left="1417" w:header="720" w:footer="720" w:gutter="0"/>

--- a/docs/KASA_연구계획서_2연구방법_3예상결과.docx
+++ b/docs/KASA_연구계획서_2연구방법_3예상결과.docx
@@ -68,21 +68,7 @@
           <w:b w:val="0"/>
           <w:sz w:val="28"/>
         </w:rPr>
-        <w:t>- 탐색 범위는 NASA 공개과학데이터저장소(OSDR) 스터디 633건 · 파일 157,801개를 파일명 수준까지 개봉한 전수 조사, NASA 생명과학데이터아카이브(LSDA) 데이터셋 2,593건, 공개 저장소(Recherche Data Gouv, figshare 등), 그리고 중력 조건 11종 × 리듬 지표 8종을 교차한 문헌 검색이다. 채택 기준은 분석 착수 전에 확정하고, 판정을 이미 아는 자료로 검증한 뒤 사용하였다.</w:t>
-      </w:r>
-    </w:p>
-    <w:p>
-      <w:pPr>
-        <w:spacing w:lineRule="auto" w:line="384" w:after="40" w:before="0"/>
-        <w:ind w:left="397"/>
-      </w:pPr>
-      <w:r>
-        <w:rPr>
-          <w:rFonts w:ascii="휴먼명조" w:hAnsi="휴먼명조" w:eastAsia="휴먼명조" w:cs="휴먼명조"/>
-          <w:b w:val="0"/>
-          <w:sz w:val="28"/>
-        </w:rPr>
-        <w:t>- 확보한 원자료는 측정 방식이 서로 달라, cosinor 지표를 공통으로 산출하고 모든 효과를 같은 개체의 처치 전 구간 대비 변화로 환산한다. 어떤 비율도 주장하기 전에 처치가 없었던 구간에서 '효과가 없을 때 나타나는 변화의 크기'를 먼저 구해, 이후 모든 결과를 그 값 대비 몇 배인지로 표기한다.</w:t>
+        <w:t>- NASA 공개과학데이터저장소(OSDR) 스터디 633건 · 파일 157,801개, 생명과학데이터아카이브(LSDA) 2,593건, 공개 저장소와 문헌(중력 조건 11종 × 리듬 지표 8종)을 전수 조사하여 원자료를 확보하고, 측정 방식이 다른 자료를 cosinor 지표로 통일한다.</w:t>
       </w:r>
     </w:p>
     <w:p>
@@ -110,7 +96,7 @@
           <w:b w:val="0"/>
           <w:sz w:val="28"/>
         </w:rPr>
-        <w:t xml:space="preserve">- 실측 시계열에서 얻은 하루치 위상 추정 오차를 잡음으로 두고, 본 연구의 판정 기준인 회귀선 비교를 그대로 적용한다. </w:t>
+        <w:t xml:space="preserve">- 실측 위상 추정 오차를 잡음으로 두고 계획서의 회귀선 판정 기준을 적용한다. </w:t>
       </w:r>
       <w:r>
         <w:rPr>
@@ -126,7 +112,7 @@
           <w:b w:val="0"/>
           <w:sz w:val="28"/>
         </w:rPr>
-        <w:t xml:space="preserve">은 '처치로 새 위상이 형성되었는가', </w:t>
+        <w:t xml:space="preserve">은 새 위상 형성을, </w:t>
       </w:r>
       <w:r>
         <w:rPr>
@@ -142,7 +128,21 @@
           <w:b w:val="0"/>
           <w:sz w:val="28"/>
         </w:rPr>
-        <w:t>은 '주기 자체가 인가 주기로 바뀌었는가'를 묻는다. 리듬의 주기가 T이면 정점 시각이 하루에 (T − 24)시간씩 이동하므로, 기울기 검정의 효과 크기는 실험 설계가 정한다.</w:t>
+        <w:t>은 주기 변화를 묻는다. 주기가 T이면 정점이 하루 (T − 24)시간씩 이동하므로 기울기 검정의 효과 크기는 설계가 정한다. 개체별 회귀 후 1표본 t 검정을 적용하며, 개체 고유 위상이 상쇄되어 적은 마리 수로도 성립한다.</w:t>
+      </w:r>
+    </w:p>
+    <w:p>
+      <w:pPr>
+        <w:spacing w:lineRule="auto" w:line="384" w:after="40" w:before="0"/>
+        <w:ind w:left="0"/>
+      </w:pPr>
+      <w:r>
+        <w:rPr>
+          <w:rFonts w:ascii="휴먼명조" w:hAnsi="휴먼명조" w:eastAsia="휴먼명조" w:cs="휴먼명조"/>
+          <w:b w:val="0"/>
+          <w:sz w:val="28"/>
+        </w:rPr>
+        <w:t>◦ 예상 결과와 역문제 설정</w:t>
       </w:r>
     </w:p>
     <w:p>
@@ -156,35 +156,7 @@
           <w:b w:val="0"/>
           <w:sz w:val="28"/>
         </w:rPr>
-        <w:t>- 개체마다 두 구간에 직선을 적합하고 개체 단위 통계량에 1표본 t 검정을 적용한다. 개체 고유의 위상이 차분에서 상쇄되므로 적은 마리 수로도 검정이 성립한다.</w:t>
-      </w:r>
-    </w:p>
-    <w:p>
-      <w:pPr>
-        <w:spacing w:lineRule="auto" w:line="384" w:after="40" w:before="0"/>
-        <w:ind w:left="0"/>
-      </w:pPr>
-      <w:r>
-        <w:rPr>
-          <w:rFonts w:ascii="휴먼명조" w:hAnsi="휴먼명조" w:eastAsia="휴먼명조" w:cs="휴먼명조"/>
-          <w:b w:val="0"/>
-          <w:sz w:val="28"/>
-        </w:rPr>
-        <w:t>◦ 예상 결과 산출과 역문제 설정</w:t>
-      </w:r>
-    </w:p>
-    <w:p>
-      <w:pPr>
-        <w:spacing w:lineRule="auto" w:line="384" w:after="40" w:before="0"/>
-        <w:ind w:left="397"/>
-      </w:pPr>
-      <w:r>
-        <w:rPr>
-          <w:rFonts w:ascii="휴먼명조" w:hAnsi="휴먼명조" w:eastAsia="휴먼명조" w:cs="휴먼명조"/>
-          <w:b w:val="0"/>
-          <w:sz w:val="28"/>
-        </w:rPr>
-        <w:t>- 동조 가설과 마스킹 가설이 각각 만드는 관측값을 일별 위상 계산으로 정의하고, 실측 위상 오차를 표준오차로 부여한다. 두 가설은 후지현수 구간에서 구별되지 않으며, 제거한 뒤 갈라지는 간격이 판정 신호가 된다. 또한 공개 비행 전사체는 단일 시점이라 진폭 변화와 위상 이동을 구별하지 못하므로, 위상만 이동했을 때 보일 시계유전자 발현 변화를 지상 아틀라스의 실측 진폭으로 미리 계산해 둔다.</w:t>
+        <w:t>- 동조 · 마스킹 두 가설의 일별 위상 궤적을 정의하고 실측 오차를 표준오차로 부여한다. 또한 위상만 이동했을 때 단일 시점 전사체에서 보일 발현 변화를 지상 아틀라스 진폭으로 미리 계산한다.</w:t>
       </w:r>
     </w:p>
     <w:p>
@@ -212,7 +184,7 @@
           <w:b w:val="0"/>
           <w:sz w:val="28"/>
         </w:rPr>
-        <w:t>- 팀원 A(전산 전공) : 공개 데이터 전수 조사, 원자료 확보와 공통 지표 산출, 잡음 기준 · 검정력 산출, 역문제 예측. 재현 스크립트 일체 작성. 원본 파일은 해시값으로 고정하여 재실행 시 같은 결과가 나오도록 관리한다.</w:t>
+        <w:t>- 팀원 A(전산 전공) : 공개 데이터 조사, 공통 지표 · 표본 수 · 역문제 예측 산출, 재현 스크립트 작성.</w:t>
       </w:r>
     </w:p>
     <w:p>
@@ -281,21 +253,7 @@
           <w:b w:val="0"/>
           <w:sz w:val="28"/>
         </w:rPr>
-        <w:t>- OSDR 전체 파일 157,801개 중 리듬 관련 자료는 52개(5개 스터디)뿐이었고, 그중 하루 4점 이상을 24시간에 걸쳐 확보한 것은 한 건도 없었다.</w:t>
-      </w:r>
-    </w:p>
-    <w:p>
-      <w:pPr>
-        <w:spacing w:lineRule="auto" w:line="384" w:after="40" w:before="0"/>
-        <w:ind w:left="397"/>
-      </w:pPr>
-      <w:r>
-        <w:rPr>
-          <w:rFonts w:ascii="휴먼명조" w:hAnsi="휴먼명조" w:eastAsia="휴먼명조" w:cs="휴먼명조"/>
-          <w:b w:val="0"/>
-          <w:sz w:val="28"/>
-        </w:rPr>
-        <w:t xml:space="preserve">- 일주기 리듬을 목적으로 설계된 유일한 우주비행 실험은 NASA 아카이브에 </w:t>
+        <w:t xml:space="preserve">- OSDR 파일 157,801개 중 리듬 자료는 52개(5개 스터디)뿐이고 하루 4점을 24시간에 걸쳐 확보한 것은 0건이다. 일주기를 목적으로 한 유일한 비행 실험은 NASA 아카이브에 </w:t>
       </w:r>
       <w:r>
         <w:rPr>
@@ -311,7 +269,7 @@
           <w:b w:val="0"/>
           <w:sz w:val="28"/>
         </w:rPr>
-        <w:t>으로 기록돼 있고, 지상에서 중력을 되돌려 넣은 유일한 통제 실험은 일주기 위상을 측정하지 않았다.</w:t>
+        <w:t>으로 남아 있고, 지상에서 중력을 되돌린 유일한 통제 실험은 위상을 재지 않았다.</w:t>
       </w:r>
     </w:p>
     <w:p>
@@ -325,7 +283,7 @@
           <w:b w:val="0"/>
           <w:sz w:val="28"/>
         </w:rPr>
-        <w:t>- 즉 본 연구가 필요한 이유는 선행연구가 부족해서가 아니라, 이 질문에 답할 형태의 데이터를 아직 누구도 만들지 않았기 때문이다. 웻랩이 그 첫 자료가 된다.</w:t>
+        <w:t>- 선행연구가 부족해서가 아니라 이 질문에 답할 데이터를 아직 누구도 만들지 않았다. 웻랩이 그 첫 자료가 된다.</w:t>
       </w:r>
     </w:p>
     <w:p>
@@ -353,23 +311,7 @@
           <w:b w:val="0"/>
           <w:sz w:val="28"/>
         </w:rPr>
-        <w:t xml:space="preserve">- </w:t>
-      </w:r>
-      <w:r>
-        <w:rPr>
-          <w:rFonts w:ascii="휴먼명조" w:hAnsi="휴먼명조" w:eastAsia="휴먼명조" w:cs="휴먼명조"/>
-          <w:b/>
-          <w:sz w:val="28"/>
-        </w:rPr>
-        <w:t>1차 지표를 심부체온으로 둔다.</w:t>
-      </w:r>
-      <w:r>
-        <w:rPr>
-          <w:rFonts w:ascii="휴먼명조" w:hAnsi="휴먼명조" w:eastAsia="휴먼명조" w:cs="휴먼명조"/>
-          <w:b w:val="0"/>
-          <w:sz w:val="28"/>
-        </w:rPr>
-        <w:t xml:space="preserve"> 같은 동물 · 같은 기간 · 같은 임플란트에서 후지현수 중 리듬이 유지된 개체는 심부체온 5/6, 활동량 1/6, 피하온도 1/5였다. 체온 리듬이 활동량의 부산물이 아니며 피부가 아닌 심부여야 함을 같은 자료가 보여준다. 활동량은 2차 지표로 유지한다.</w:t>
+        <w:t>- 1차 지표를 심부체온, 2차 지표를 활동량으로 둔다.</w:t>
       </w:r>
     </w:p>
     <w:tbl>
@@ -402,7 +344,7 @@
                 <w:b/>
                 <w:sz w:val="18"/>
               </w:rPr>
-              <w:t>표 1. 검정력 0.8 을 얻는 최소 마리 수 (처치 전 3일 · 처치 14일 · 유의수준 0.05)</w:t>
+              <w:t>표 1. 검정력 0.8 최소 마리 수 (처치 전 3일 · 처치 14일 · α=0.05)</w:t>
             </w:r>
           </w:p>
         </w:tc>
@@ -514,7 +456,7 @@
                 <w:b w:val="0"/>
                 <w:sz w:val="18"/>
               </w:rPr>
-              <w:t>절편 검정 2시간 이동</w:t>
+              <w:t>절편 2 h</w:t>
             </w:r>
           </w:p>
         </w:tc>
@@ -689,103 +631,6 @@
                 <w:b w:val="0"/>
                 <w:sz w:val="18"/>
               </w:rPr>
-              <w:t>피하온도</w:t>
-            </w:r>
-          </w:p>
-        </w:tc>
-        <w:tc>
-          <w:tcPr>
-            <w:tcW w:type="dxa" w:w="1814"/>
-          </w:tcPr>
-          <w:p>
-            <w:pPr>
-              <w:spacing w:after="0" w:line="276" w:lineRule="auto"/>
-            </w:pPr>
-            <w:r/>
-            <w:r>
-              <w:rPr>
-                <w:rFonts w:ascii="휴먼명조" w:hAnsi="휴먼명조" w:eastAsia="휴먼명조" w:cs="휴먼명조"/>
-                <w:b w:val="0"/>
-                <w:sz w:val="18"/>
-              </w:rPr>
-              <w:t>10 ~ 16</w:t>
-            </w:r>
-          </w:p>
-        </w:tc>
-        <w:tc>
-          <w:tcPr>
-            <w:tcW w:type="dxa" w:w="1814"/>
-          </w:tcPr>
-          <w:p>
-            <w:pPr>
-              <w:spacing w:after="0" w:line="276" w:lineRule="auto"/>
-            </w:pPr>
-            <w:r/>
-            <w:r>
-              <w:rPr>
-                <w:rFonts w:ascii="휴먼명조" w:hAnsi="휴먼명조" w:eastAsia="휴먼명조" w:cs="휴먼명조"/>
-                <w:b w:val="0"/>
-                <w:sz w:val="18"/>
-              </w:rPr>
-              <w:t>10 ~ 16</w:t>
-            </w:r>
-          </w:p>
-        </w:tc>
-        <w:tc>
-          <w:tcPr>
-            <w:tcW w:type="dxa" w:w="1814"/>
-          </w:tcPr>
-          <w:p>
-            <w:pPr>
-              <w:spacing w:after="0" w:line="276" w:lineRule="auto"/>
-            </w:pPr>
-            <w:r/>
-            <w:r>
-              <w:rPr>
-                <w:rFonts w:ascii="휴먼명조" w:hAnsi="휴먼명조" w:eastAsia="휴먼명조" w:cs="휴먼명조"/>
-                <w:b w:val="0"/>
-                <w:sz w:val="18"/>
-              </w:rPr>
-              <w:t>3</w:t>
-            </w:r>
-          </w:p>
-        </w:tc>
-        <w:tc>
-          <w:tcPr>
-            <w:tcW w:type="dxa" w:w="1814"/>
-          </w:tcPr>
-          <w:p>
-            <w:pPr>
-              <w:spacing w:after="0" w:line="276" w:lineRule="auto"/>
-            </w:pPr>
-            <w:r/>
-            <w:r>
-              <w:rPr>
-                <w:rFonts w:ascii="휴먼명조" w:hAnsi="휴먼명조" w:eastAsia="휴먼명조" w:cs="휴먼명조"/>
-                <w:b w:val="0"/>
-                <w:sz w:val="18"/>
-              </w:rPr>
-              <w:t>3</w:t>
-            </w:r>
-          </w:p>
-        </w:tc>
-      </w:tr>
-      <w:tr>
-        <w:tc>
-          <w:tcPr>
-            <w:tcW w:type="dxa" w:w="1814"/>
-          </w:tcPr>
-          <w:p>
-            <w:pPr>
-              <w:spacing w:after="0" w:line="276" w:lineRule="auto"/>
-            </w:pPr>
-            <w:r/>
-            <w:r>
-              <w:rPr>
-                <w:rFonts w:ascii="휴먼명조" w:hAnsi="휴먼명조" w:eastAsia="휴먼명조" w:cs="휴먼명조"/>
-                <w:b w:val="0"/>
-                <w:sz w:val="18"/>
-              </w:rPr>
               <w:t>활동량</w:t>
             </w:r>
           </w:p>
@@ -805,7 +650,7 @@
                 <w:b w:val="0"/>
                 <w:sz w:val="18"/>
               </w:rPr>
-              <w:t>12 ~ 16</w:t>
+              <w:t>12~16</w:t>
             </w:r>
           </w:p>
         </w:tc>
@@ -843,7 +688,7 @@
                 <w:b w:val="0"/>
                 <w:sz w:val="18"/>
               </w:rPr>
-              <w:t>3 ~ 5</w:t>
+              <w:t>3~5</w:t>
             </w:r>
           </w:p>
         </w:tc>
@@ -862,7 +707,7 @@
                 <w:b w:val="0"/>
                 <w:sz w:val="18"/>
               </w:rPr>
-              <w:t>3 ~ 10</w:t>
+              <w:t>3~10</w:t>
             </w:r>
           </w:p>
         </w:tc>
@@ -892,7 +737,7 @@
           <w:b/>
           <w:sz w:val="28"/>
         </w:rPr>
-        <w:t>3.6배에서 38배까지</w:t>
+        <w:t>3.6~38배</w:t>
       </w:r>
       <w:r>
         <w:rPr>
@@ -900,7 +745,7 @@
           <w:b w:val="0"/>
           <w:sz w:val="28"/>
         </w:rPr>
-        <w:t xml:space="preserve"> 커진다(그림 1). 이는 모든 지표에 해당하므로 '후지현수 중에 새 위상이 형성되는가'는 직접 판정이 어렵고, </w:t>
+        <w:t xml:space="preserve"> 커지므로, 제거한 </w:t>
       </w:r>
       <w:r>
         <w:rPr>
@@ -908,7 +753,7 @@
           <w:b/>
           <w:sz w:val="28"/>
         </w:rPr>
-        <w:t>후지현수를 제거한 자유진행(free-run) 구간이 주 판정 경로</w:t>
+        <w:t>자유진행(free-run) 구간이 주 판정 경로</w:t>
       </w:r>
       <w:r>
         <w:rPr>
@@ -930,77 +775,7 @@
           <w:b w:val="0"/>
           <w:sz w:val="28"/>
         </w:rPr>
-        <w:t xml:space="preserve">- 10시간 · 14시간 군은 위상이 하루 4시간씩 표류해 기울기 검정이 3마리로 성립하나, 12시간 군은 0.3시간에 그쳐 절편 검정에 의존한다. </w:t>
-      </w:r>
-      <w:r>
-        <w:rPr>
-          <w:rFonts w:ascii="휴먼명조" w:hAnsi="휴먼명조" w:eastAsia="휴먼명조" w:cs="휴먼명조"/>
-          <w:b/>
-          <w:sz w:val="28"/>
-        </w:rPr>
-        <w:t>군별 주 검정을 사전에 지정한다.</w:t>
-      </w:r>
-    </w:p>
-    <w:p>
-      <w:pPr>
-        <w:spacing w:before="120" w:after="40"/>
-        <w:jc w:val="center"/>
-      </w:pPr>
-      <w:r>
-        <w:drawing>
-          <wp:inline xmlns:a="http://schemas.openxmlformats.org/drawingml/2006/main" xmlns:pic="http://schemas.openxmlformats.org/drawingml/2006/picture">
-            <wp:extent cx="4860000" cy="1769223"/>
-            <wp:docPr id="1" name="Picture 1"/>
-            <wp:cNvGraphicFramePr>
-              <a:graphicFrameLocks noChangeAspect="1"/>
-            </wp:cNvGraphicFramePr>
-            <a:graphic>
-              <a:graphicData uri="http://schemas.openxmlformats.org/drawingml/2006/picture">
-                <pic:pic>
-                  <pic:nvPicPr>
-                    <pic:cNvPr id="0" name="그림2_마스킹과검정력.png"/>
-                    <pic:cNvPicPr/>
-                  </pic:nvPicPr>
-                  <pic:blipFill>
-                    <a:blip r:embed="rId9"/>
-                    <a:stretch>
-                      <a:fillRect/>
-                    </a:stretch>
-                  </pic:blipFill>
-                  <pic:spPr>
-                    <a:xfrm>
-                      <a:off x="0" y="0"/>
-                      <a:ext cx="4860000" cy="1769223"/>
-                    </a:xfrm>
-                    <a:prstGeom prst="rect"/>
-                  </pic:spPr>
-                </pic:pic>
-              </a:graphicData>
-            </a:graphic>
-          </wp:inline>
-        </w:drawing>
-      </w:r>
-    </w:p>
-    <w:p>
-      <w:pPr>
-        <w:spacing w:lineRule="auto" w:line="384" w:after="160" w:before="0"/>
-        <w:ind w:left="397"/>
-      </w:pPr>
-      <w:r>
-        <w:rPr>
-          <w:rFonts w:ascii="휴먼명조" w:hAnsi="휴먼명조" w:eastAsia="휴먼명조" w:cs="휴먼명조"/>
-          <w:b/>
-          <w:sz w:val="24"/>
-        </w:rPr>
-        <w:t>그림 1. 마스킹의 정량화와 그에 따른 표본 수.</w:t>
-      </w:r>
-      <w:r>
-        <w:rPr>
-          <w:rFonts w:ascii="휴먼명조" w:hAnsi="휴먼명조" w:eastAsia="휴먼명조" w:cs="휴먼명조"/>
-          <w:b w:val="0"/>
-          <w:sz w:val="24"/>
-        </w:rPr>
-        <w:t xml:space="preserve"> (A) 개체별 원자료에서 24시간 창을 하루씩 밀며 최고시각을 추정하고 개체 내 표준편차를 구했다. 후지현수를 걸면 지표가 억제되어 위상 추정 오차가 3.6배에서 38배까지 커지며, 저하 폭은 심부체온이 가장 작다. (B) 이 오차를 잡음으로 두고 회귀선 절편 차이 검정을 적용한 검정력. 음영은 코호트 간 범위다.</w:t>
+        <w:t>- 10 · 14시간 군은 위상이 하루 4시간씩 표류해 기울기 검정이 3마리로 성립하나 12시간 군은 0.3시간이라 절편 검정에 의존한다. 군별 주 검정을 사전 지정한다.</w:t>
       </w:r>
     </w:p>
     <w:p>
@@ -1015,20 +790,6 @@
           <w:sz w:val="28"/>
         </w:rPr>
         <w:t>◦ (3) 웻랩 수행 후 예상되는 결과</w:t>
-      </w:r>
-    </w:p>
-    <w:p>
-      <w:pPr>
-        <w:spacing w:lineRule="auto" w:line="384" w:after="40" w:before="0"/>
-        <w:ind w:left="227"/>
-      </w:pPr>
-      <w:r>
-        <w:rPr>
-          <w:rFonts w:ascii="휴먼명조" w:hAnsi="휴먼명조" w:eastAsia="휴먼명조" w:cs="휴먼명조"/>
-          <w:b w:val="0"/>
-          <w:sz w:val="28"/>
-        </w:rPr>
-        <w:t>사전 분석에서 실측한 위상 추정 오차를 그대로 넣어 세 군의 예상 관측값을 산출하였다(그림 2). 후지현수를 거는 동안에는 두 가설이 같은 궤적을 그려 구별할 수 없고, 제거한 뒤에야 갈라진다.</w:t>
       </w:r>
     </w:p>
     <w:tbl>
@@ -1060,7 +821,7 @@
                 <w:b/>
                 <w:sz w:val="18"/>
               </w:rPr>
-              <w:t>표 2. 군별 예상 판정 간격 (심부체온, 8마리 기준)</w:t>
+              <w:t>표 2. 군별 예상 판정 간격 (심부체온, 8마리)</w:t>
             </w:r>
           </w:p>
         </w:tc>
@@ -1173,7 +934,7 @@
                 <w:b w:val="0"/>
                 <w:sz w:val="18"/>
               </w:rPr>
-              <w:t>두 가설의 예상 간격</w:t>
+              <w:t>예상 간격</w:t>
             </w:r>
           </w:p>
         </w:tc>
@@ -1192,7 +953,7 @@
                 <w:b w:val="0"/>
                 <w:sz w:val="18"/>
               </w:rPr>
-              <w:t>군평균 표준오차 대비</w:t>
+              <w:t>표준오차 대비</w:t>
             </w:r>
           </w:p>
         </w:tc>
@@ -1464,7 +1225,7 @@
           <w:b w:val="0"/>
           <w:sz w:val="28"/>
         </w:rPr>
-        <w:t xml:space="preserve"> 세 군 모두 후지현수 구간에서 위상이 인가 주기를 따라 이동하고, 제거한 뒤에도 그 위상이 유지된다. 예상 판정 간격이 군평균 표준오차의 6.4~20배이므로 세 군 모두 검출 가능하다. 이 경우 </w:t>
+        <w:t xml:space="preserve"> 세 군 모두 위상이 인가 주기를 따라 이동하고 제거 후에도 유지된다. 판정 간격이 표준오차의 6.4~20배라 세 군 모두 검출 가능하며, </w:t>
       </w:r>
       <w:r>
         <w:rPr>
@@ -1472,7 +1233,7 @@
           <w:b/>
           <w:sz w:val="28"/>
         </w:rPr>
-        <w:t>빛이 아닌 중력 변화만으로 생체리듬이 새로 동조된다</w:t>
+        <w:t>빛이 아닌 중력만으로 생체리듬이 동조된다</w:t>
       </w:r>
       <w:r>
         <w:rPr>
@@ -1502,7 +1263,7 @@
           <w:b/>
           <w:sz w:val="28"/>
         </w:rPr>
-        <w:t>10시간 군이 결정적 증거다.</w:t>
+        <w:t>10시간 군이 결정적이다.</w:t>
       </w:r>
       <w:r>
         <w:rPr>
@@ -1510,7 +1271,7 @@
           <w:b w:val="0"/>
           <w:sz w:val="28"/>
         </w:rPr>
-        <w:t xml:space="preserve"> 마우스의 내인성 주기는 약 23.7시간이므로, 20시간 주기를 따라간다면 내인성 리듬과의 우연한 일치일 수 없다.</w:t>
+        <w:t xml:space="preserve"> 내인성 주기 23.7시간과 우연히 일치할 수 없기 때문이다.</w:t>
       </w:r>
     </w:p>
     <w:p>
@@ -1540,7 +1301,7 @@
           <w:b w:val="0"/>
           <w:sz w:val="28"/>
         </w:rPr>
-        <w:t xml:space="preserve"> 처치 전 위상으로 되돌아가면 동조가 아니라 마스킹이었다는 결론이 된다. 이 경우에도 지상 모사가 어디까지 유효한지의 경계가 정해지므로 후속 연구가 반복할 필요가 없는 결과가 남는다. </w:t>
+        <w:t xml:space="preserve"> 처치 전 위상으로 복귀하면 마스킹이며, 그 경우에도 지상 모사의 유효 경계가 정해져 </w:t>
       </w:r>
       <w:r>
         <w:rPr>
@@ -1548,7 +1309,7 @@
           <w:b/>
           <w:sz w:val="28"/>
         </w:rPr>
-        <w:t>어느 쪽이 나오든 결론이 난다.</w:t>
+        <w:t>어느 쪽이든 결론이 난다.</w:t>
       </w:r>
     </w:p>
     <w:p>
@@ -1559,8 +1320,8 @@
       <w:r>
         <w:drawing>
           <wp:inline xmlns:a="http://schemas.openxmlformats.org/drawingml/2006/main" xmlns:pic="http://schemas.openxmlformats.org/drawingml/2006/picture">
-            <wp:extent cx="4860000" cy="1612873"/>
-            <wp:docPr id="2" name="Picture 2"/>
+            <wp:extent cx="3600000" cy="1194721"/>
+            <wp:docPr id="1" name="Picture 1"/>
             <wp:cNvGraphicFramePr>
               <a:graphicFrameLocks noChangeAspect="1"/>
             </wp:cNvGraphicFramePr>
@@ -1568,11 +1329,11 @@
               <a:graphicData uri="http://schemas.openxmlformats.org/drawingml/2006/picture">
                 <pic:pic>
                   <pic:nvPicPr>
-                    <pic:cNvPr id="0" name="그림3_웻랩예상결과.png"/>
+                    <pic:cNvPr id="0" name="그림1_웻랩예상결과.png"/>
                     <pic:cNvPicPr/>
                   </pic:nvPicPr>
                   <pic:blipFill>
-                    <a:blip r:embed="rId10"/>
+                    <a:blip r:embed="rId9"/>
                     <a:stretch>
                       <a:fillRect/>
                     </a:stretch>
@@ -1580,7 +1341,7 @@
                   <pic:spPr>
                     <a:xfrm>
                       <a:off x="0" y="0"/>
-                      <a:ext cx="4860000" cy="1612873"/>
+                      <a:ext cx="3600000" cy="1194721"/>
                     </a:xfrm>
                     <a:prstGeom prst="rect"/>
                   </pic:spPr>
@@ -1602,7 +1363,7 @@
           <w:b/>
           <w:sz w:val="24"/>
         </w:rPr>
-        <w:t>그림 2. 웻랩 예상 결과.</w:t>
+        <w:t>그림 1. 웻랩 예상 결과.</w:t>
       </w:r>
       <w:r>
         <w:rPr>
@@ -1610,7 +1371,7 @@
           <w:b w:val="0"/>
           <w:sz w:val="24"/>
         </w:rPr>
-        <w:t xml:space="preserve"> 세로 음영은 후지현수 주기를 인가하는 14일, 오른쪽은 제거한 자유진행 14일이다. 오차막대는 임의값이 아니라 사전 분석에서 실측한 심부체온 위상 추정 오차(후지현수 전 0.31시간 / 중 2.77시간 / 해제 후 1.67시간)를 8마리 군평균으로 환산한 값이다. 인가 구간에서는 동조와 마스킹이 같은 궤적을 그려 구별할 수 없고, 제거한 뒤 갈라지는 간격(초록 화살표)이 판정 신호다.</w:t>
+        <w:t xml:space="preserve"> 음영은 후지현수 인가 14일. 오차막대는 실측 위상 오차의 8마리 군평균이다. 인가 중에는 두 가설이 겹치고, 제거 후 갈라지는 간격(초록 화살표)이 판정 신호다.</w:t>
       </w:r>
     </w:p>
     <w:p>
@@ -1638,7 +1399,7 @@
           <w:b w:val="0"/>
           <w:sz w:val="28"/>
         </w:rPr>
-        <w:t>- 웻랩이 측정할 위상 이동량은 새 자료를 만드는 데 그치지 않는다. 단일 시점 전사체가 진폭 변화와 위상 이동을 구별하지 못하는 문제를, 위상 이동량을 외부에서 넣어 줌으로써 풀 수 있기 때문이다.</w:t>
+        <w:t>- 공개 비행 전사체는 단일 시점이라 진폭 변화와 위상 이동을 구별하지 못한다. 웻랩이 위상 이동량을 재 오면 그 미지수가 채워진다.</w:t>
       </w:r>
     </w:p>
     <w:p>
@@ -1652,7 +1413,7 @@
           <w:b w:val="0"/>
           <w:sz w:val="28"/>
         </w:rPr>
-        <w:t xml:space="preserve">- 사전 계산 결과 기존 비행 자료가 해석 가능해지는 위상 이동의 하한은 약 </w:t>
+        <w:t xml:space="preserve">- 비행 자료가 해석 가능해지는 하한은 약 </w:t>
       </w:r>
       <w:r>
         <w:rPr>
@@ -1668,7 +1429,7 @@
           <w:b w:val="0"/>
           <w:sz w:val="28"/>
         </w:rPr>
-        <w:t xml:space="preserve">이고 웻랩이 검출할 수 있는 하한은 약 </w:t>
+        <w:t xml:space="preserve">, 웻랩 검출 하한은 약 </w:t>
       </w:r>
       <w:r>
         <w:rPr>
@@ -1684,7 +1445,7 @@
           <w:b w:val="0"/>
           <w:sz w:val="28"/>
         </w:rPr>
-        <w:t xml:space="preserve">으로, </w:t>
+        <w:t xml:space="preserve">으로 </w:t>
       </w:r>
       <w:r>
         <w:rPr>
@@ -1700,7 +1461,69 @@
           <w:b w:val="0"/>
           <w:sz w:val="28"/>
         </w:rPr>
-        <w:t xml:space="preserve"> 즉 추가 우주 실험 없이도 이미 축적된 비행 자료의 재해석이 가능해진다.</w:t>
+        <w:t xml:space="preserve"> 추가 우주 실험 없이 축적된 자료의 재해석이 가능해진다.</w:t>
+      </w:r>
+    </w:p>
+    <w:p>
+      <w:pPr>
+        <w:spacing w:before="120" w:after="40"/>
+        <w:jc w:val="center"/>
+      </w:pPr>
+      <w:r>
+        <w:drawing>
+          <wp:inline xmlns:a="http://schemas.openxmlformats.org/drawingml/2006/main" xmlns:pic="http://schemas.openxmlformats.org/drawingml/2006/picture">
+            <wp:extent cx="3600000" cy="1928630"/>
+            <wp:docPr id="2" name="Picture 2"/>
+            <wp:cNvGraphicFramePr>
+              <a:graphicFrameLocks noChangeAspect="1"/>
+            </wp:cNvGraphicFramePr>
+            <a:graphic>
+              <a:graphicData uri="http://schemas.openxmlformats.org/drawingml/2006/picture">
+                <pic:pic>
+                  <pic:nvPicPr>
+                    <pic:cNvPr id="0" name="그림2_역문제.png"/>
+                    <pic:cNvPicPr/>
+                  </pic:nvPicPr>
+                  <pic:blipFill>
+                    <a:blip r:embed="rId10"/>
+                    <a:stretch>
+                      <a:fillRect/>
+                    </a:stretch>
+                  </pic:blipFill>
+                  <pic:spPr>
+                    <a:xfrm>
+                      <a:off x="0" y="0"/>
+                      <a:ext cx="3600000" cy="1928630"/>
+                    </a:xfrm>
+                    <a:prstGeom prst="rect"/>
+                  </pic:spPr>
+                </pic:pic>
+              </a:graphicData>
+            </a:graphic>
+          </wp:inline>
+        </w:drawing>
+      </w:r>
+    </w:p>
+    <w:p>
+      <w:pPr>
+        <w:spacing w:lineRule="auto" w:line="384" w:after="160" w:before="0"/>
+        <w:ind w:left="397"/>
+      </w:pPr>
+      <w:r>
+        <w:rPr>
+          <w:rFonts w:ascii="휴먼명조" w:hAnsi="휴먼명조" w:eastAsia="휴먼명조" w:cs="휴먼명조"/>
+          <w:b/>
+          <w:sz w:val="24"/>
+        </w:rPr>
+        <w:t>그림 2. 역문제.</w:t>
+      </w:r>
+      <w:r>
+        <w:rPr>
+          <w:rFonts w:ascii="휴먼명조" w:hAnsi="휴먼명조" w:eastAsia="휴먼명조" w:cs="휴먼명조"/>
+          <w:b w:val="0"/>
+          <w:sz w:val="24"/>
+        </w:rPr>
+        <w:t xml:space="preserve"> 위상만 Δφ 이동했을 때 단일 시점 전사체에서 보일 발현 변화. 음영은 희생 시각 미상에 따른 범위다.</w:t>
       </w:r>
     </w:p>
     <w:p>
@@ -1714,7 +1537,7 @@
           <w:b w:val="0"/>
           <w:sz w:val="28"/>
         </w:rPr>
-        <w:t xml:space="preserve">- 웻랩 결과가 나오기 전에 예측을 확정해 둔다. 측정된 위상 이동이 하한보다 작으면, 기존 비행 자료에서 시계유전자 신호가 잡히지 않는 것은 '효과 없음'의 증거가 아니라 분해능의 한계임이 정량적으로 확정된다. 하한보다 크면, 비행 자료의 관측값이 예측값에 못 미치는 만큼이 곧 </w:t>
+        <w:t xml:space="preserve">- 예측은 웻랩 전에 확정해 둔다. 측정값이 하한보다 작으면 비행 자료의 무신호가 '효과 없음'이 아니라 </w:t>
       </w:r>
       <w:r>
         <w:rPr>
@@ -1722,7 +1545,23 @@
           <w:b/>
           <w:sz w:val="28"/>
         </w:rPr>
-        <w:t>중력 이외 요인의 기여분의 하한</w:t>
+        <w:t>분해능 한계</w:t>
+      </w:r>
+      <w:r>
+        <w:rPr>
+          <w:rFonts w:ascii="휴먼명조" w:hAnsi="휴먼명조" w:eastAsia="휴먼명조" w:cs="휴먼명조"/>
+          <w:b w:val="0"/>
+          <w:sz w:val="28"/>
+        </w:rPr>
+        <w:t xml:space="preserve">임이 확정되고, 크면 예측에 못 미치는 만큼이 </w:t>
+      </w:r>
+      <w:r>
+        <w:rPr>
+          <w:rFonts w:ascii="휴먼명조" w:hAnsi="휴먼명조" w:eastAsia="휴먼명조" w:cs="휴먼명조"/>
+          <w:b/>
+          <w:sz w:val="28"/>
+        </w:rPr>
+        <w:t>중력 이외 요인의 기여 하한</w:t>
       </w:r>
       <w:r>
         <w:rPr>

--- a/docs/KASA_연구계획서_2연구방법_3예상결과.docx
+++ b/docs/KASA_연구계획서_2연구방법_3예상결과.docx
@@ -239,65 +239,7 @@
           <w:b w:val="0"/>
           <w:sz w:val="28"/>
         </w:rPr>
-        <w:t>◦ (1) 이 질문에 답할 공개 데이터가 존재하지 않음을 확인하였다</w:t>
-      </w:r>
-    </w:p>
-    <w:p>
-      <w:pPr>
-        <w:spacing w:lineRule="auto" w:line="384" w:after="40" w:before="0"/>
-        <w:ind w:left="397"/>
-      </w:pPr>
-      <w:r>
-        <w:rPr>
-          <w:rFonts w:ascii="휴먼명조" w:hAnsi="휴먼명조" w:eastAsia="휴먼명조" w:cs="휴먼명조"/>
-          <w:b w:val="0"/>
-          <w:sz w:val="28"/>
-        </w:rPr>
-        <w:t xml:space="preserve">- OSDR 파일 157,801개 중 리듬 자료는 52개(5개 스터디)뿐이고 하루 4점을 24시간에 걸쳐 확보한 것은 0건이다. 일주기를 목적으로 한 유일한 비행 실험은 NASA 아카이브에 </w:t>
-      </w:r>
-      <w:r>
-        <w:rPr>
-          <w:rFonts w:ascii="휴먼명조" w:hAnsi="휴먼명조" w:eastAsia="휴먼명조" w:cs="휴먼명조"/>
-          <w:b/>
-          <w:sz w:val="28"/>
-        </w:rPr>
-        <w:t>"원자료가 제출되지 않음(No data submitted by PI)"</w:t>
-      </w:r>
-      <w:r>
-        <w:rPr>
-          <w:rFonts w:ascii="휴먼명조" w:hAnsi="휴먼명조" w:eastAsia="휴먼명조" w:cs="휴먼명조"/>
-          <w:b w:val="0"/>
-          <w:sz w:val="28"/>
-        </w:rPr>
-        <w:t>으로 남아 있고, 지상에서 중력을 되돌린 유일한 통제 실험은 위상을 재지 않았다.</w:t>
-      </w:r>
-    </w:p>
-    <w:p>
-      <w:pPr>
-        <w:spacing w:lineRule="auto" w:line="384" w:after="40" w:before="0"/>
-        <w:ind w:left="397"/>
-      </w:pPr>
-      <w:r>
-        <w:rPr>
-          <w:rFonts w:ascii="휴먼명조" w:hAnsi="휴먼명조" w:eastAsia="휴먼명조" w:cs="휴먼명조"/>
-          <w:b w:val="0"/>
-          <w:sz w:val="28"/>
-        </w:rPr>
-        <w:t>- 선행연구가 부족해서가 아니라 이 질문에 답할 데이터를 아직 누구도 만들지 않았다. 웻랩이 그 첫 자료가 된다.</w:t>
-      </w:r>
-    </w:p>
-    <w:p>
-      <w:pPr>
-        <w:spacing w:lineRule="auto" w:line="384" w:after="40" w:before="0"/>
-        <w:ind w:left="0"/>
-      </w:pPr>
-      <w:r>
-        <w:rPr>
-          <w:rFonts w:ascii="휴먼명조" w:hAnsi="휴먼명조" w:eastAsia="휴먼명조" w:cs="휴먼명조"/>
-          <w:b w:val="0"/>
-          <w:sz w:val="28"/>
-        </w:rPr>
-        <w:t>◦ (2) 측정 지표 · 표본 수 · 판정 경로가 산출되었다</w:t>
+        <w:t>◦ (1) 측정 지표 · 표본 수 · 판정 경로가 산출되었다</w:t>
       </w:r>
     </w:p>
     <w:p>
@@ -312,6 +254,28 @@
           <w:sz w:val="28"/>
         </w:rPr>
         <w:t>- 1차 지표를 심부체온, 2차 지표를 활동량으로 둔다.</w:t>
+      </w:r>
+    </w:p>
+    <w:p>
+      <w:pPr>
+        <w:spacing w:lineRule="auto" w:line="384" w:after="40" w:before="0"/>
+        <w:ind w:left="227"/>
+      </w:pPr>
+      <w:r>
+        <w:rPr>
+          <w:rFonts w:ascii="휴먼명조" w:hAnsi="휴먼명조" w:eastAsia="휴먼명조" w:cs="휴먼명조"/>
+          <w:b/>
+          <w:sz w:val="28"/>
+        </w:rPr>
+        <w:t>표 1.</w:t>
+      </w:r>
+      <w:r>
+        <w:rPr>
+          <w:rFonts w:ascii="휴먼명조" w:hAnsi="휴먼명조" w:eastAsia="휴먼명조" w:cs="휴먼명조"/>
+          <w:b w:val="0"/>
+          <w:sz w:val="28"/>
+        </w:rPr>
+        <w:t xml:space="preserve"> 검정력 0.8 최소 마리 수 (처치 전 3일 · 처치 14일 · α=0.05)</w:t>
       </w:r>
     </w:p>
     <w:tbl>
@@ -344,7 +308,7 @@
                 <w:b/>
                 <w:sz w:val="18"/>
               </w:rPr>
-              <w:t>표 1. 검정력 0.8 최소 마리 수 (처치 전 3일 · 처치 14일 · α=0.05)</w:t>
+              <w:t>지표</w:t>
             </w:r>
           </w:p>
         </w:tc>
@@ -363,6 +327,7 @@
                 <w:b/>
                 <w:sz w:val="18"/>
               </w:rPr>
+              <w:t>절편 2 h</w:t>
             </w:r>
           </w:p>
         </w:tc>
@@ -381,6 +346,7 @@
                 <w:b/>
                 <w:sz w:val="18"/>
               </w:rPr>
+              <w:t>기울기 12h군</w:t>
             </w:r>
           </w:p>
         </w:tc>
@@ -399,6 +365,7 @@
                 <w:b/>
                 <w:sz w:val="18"/>
               </w:rPr>
+              <w:t>기울기 10h군</w:t>
             </w:r>
           </w:p>
         </w:tc>
@@ -415,102 +382,6 @@
               <w:rPr>
                 <w:rFonts w:ascii="휴먼명조" w:hAnsi="휴먼명조" w:eastAsia="휴먼명조" w:cs="휴먼명조"/>
                 <w:b/>
-                <w:sz w:val="18"/>
-              </w:rPr>
-            </w:r>
-          </w:p>
-        </w:tc>
-      </w:tr>
-      <w:tr>
-        <w:tc>
-          <w:tcPr>
-            <w:tcW w:type="dxa" w:w="1814"/>
-          </w:tcPr>
-          <w:p>
-            <w:pPr>
-              <w:spacing w:after="0" w:line="276" w:lineRule="auto"/>
-            </w:pPr>
-            <w:r/>
-            <w:r>
-              <w:rPr>
-                <w:rFonts w:ascii="휴먼명조" w:hAnsi="휴먼명조" w:eastAsia="휴먼명조" w:cs="휴먼명조"/>
-                <w:b w:val="0"/>
-                <w:sz w:val="18"/>
-              </w:rPr>
-              <w:t>지표</w:t>
-            </w:r>
-          </w:p>
-        </w:tc>
-        <w:tc>
-          <w:tcPr>
-            <w:tcW w:type="dxa" w:w="1814"/>
-          </w:tcPr>
-          <w:p>
-            <w:pPr>
-              <w:spacing w:after="0" w:line="276" w:lineRule="auto"/>
-            </w:pPr>
-            <w:r/>
-            <w:r>
-              <w:rPr>
-                <w:rFonts w:ascii="휴먼명조" w:hAnsi="휴먼명조" w:eastAsia="휴먼명조" w:cs="휴먼명조"/>
-                <w:b w:val="0"/>
-                <w:sz w:val="18"/>
-              </w:rPr>
-              <w:t>절편 2 h</w:t>
-            </w:r>
-          </w:p>
-        </w:tc>
-        <w:tc>
-          <w:tcPr>
-            <w:tcW w:type="dxa" w:w="1814"/>
-          </w:tcPr>
-          <w:p>
-            <w:pPr>
-              <w:spacing w:after="0" w:line="276" w:lineRule="auto"/>
-            </w:pPr>
-            <w:r/>
-            <w:r>
-              <w:rPr>
-                <w:rFonts w:ascii="휴먼명조" w:hAnsi="휴먼명조" w:eastAsia="휴먼명조" w:cs="휴먼명조"/>
-                <w:b w:val="0"/>
-                <w:sz w:val="18"/>
-              </w:rPr>
-              <w:t>기울기 12h군</w:t>
-            </w:r>
-          </w:p>
-        </w:tc>
-        <w:tc>
-          <w:tcPr>
-            <w:tcW w:type="dxa" w:w="1814"/>
-          </w:tcPr>
-          <w:p>
-            <w:pPr>
-              <w:spacing w:after="0" w:line="276" w:lineRule="auto"/>
-            </w:pPr>
-            <w:r/>
-            <w:r>
-              <w:rPr>
-                <w:rFonts w:ascii="휴먼명조" w:hAnsi="휴먼명조" w:eastAsia="휴먼명조" w:cs="휴먼명조"/>
-                <w:b w:val="0"/>
-                <w:sz w:val="18"/>
-              </w:rPr>
-              <w:t>기울기 10h군</w:t>
-            </w:r>
-          </w:p>
-        </w:tc>
-        <w:tc>
-          <w:tcPr>
-            <w:tcW w:type="dxa" w:w="1814"/>
-          </w:tcPr>
-          <w:p>
-            <w:pPr>
-              <w:spacing w:after="0" w:line="276" w:lineRule="auto"/>
-            </w:pPr>
-            <w:r/>
-            <w:r>
-              <w:rPr>
-                <w:rFonts w:ascii="휴먼명조" w:hAnsi="휴먼명조" w:eastAsia="휴먼명조" w:cs="휴먼명조"/>
-                <w:b w:val="0"/>
                 <w:sz w:val="18"/>
               </w:rPr>
               <w:t>기울기 14h군</w:t>
@@ -789,7 +660,29 @@
           <w:b w:val="0"/>
           <w:sz w:val="28"/>
         </w:rPr>
-        <w:t>◦ (3) 웻랩 수행 후 예상되는 결과</w:t>
+        <w:t>◦ (2) 웻랩 수행 후 예상되는 결과</w:t>
+      </w:r>
+    </w:p>
+    <w:p>
+      <w:pPr>
+        <w:spacing w:lineRule="auto" w:line="384" w:after="40" w:before="0"/>
+        <w:ind w:left="227"/>
+      </w:pPr>
+      <w:r>
+        <w:rPr>
+          <w:rFonts w:ascii="휴먼명조" w:hAnsi="휴먼명조" w:eastAsia="휴먼명조" w:cs="휴먼명조"/>
+          <w:b/>
+          <w:sz w:val="28"/>
+        </w:rPr>
+        <w:t>표 2.</w:t>
+      </w:r>
+      <w:r>
+        <w:rPr>
+          <w:rFonts w:ascii="휴먼명조" w:hAnsi="휴먼명조" w:eastAsia="휴먼명조" w:cs="휴먼명조"/>
+          <w:b w:val="0"/>
+          <w:sz w:val="28"/>
+        </w:rPr>
+        <w:t xml:space="preserve"> 군별 예상 판정 간격 (심부체온, 8마리)</w:t>
       </w:r>
     </w:p>
     <w:tbl>
@@ -821,7 +714,7 @@
                 <w:b/>
                 <w:sz w:val="18"/>
               </w:rPr>
-              <w:t>표 2. 군별 예상 판정 간격 (심부체온, 8마리)</w:t>
+              <w:t>실험군</w:t>
             </w:r>
           </w:p>
         </w:tc>
@@ -840,6 +733,7 @@
                 <w:b/>
                 <w:sz w:val="18"/>
               </w:rPr>
+              <w:t>주기</w:t>
             </w:r>
           </w:p>
         </w:tc>
@@ -858,6 +752,7 @@
                 <w:b/>
                 <w:sz w:val="18"/>
               </w:rPr>
+              <w:t>예상 간격</w:t>
             </w:r>
           </w:p>
         </w:tc>
@@ -874,83 +769,6 @@
               <w:rPr>
                 <w:rFonts w:ascii="휴먼명조" w:hAnsi="휴먼명조" w:eastAsia="휴먼명조" w:cs="휴먼명조"/>
                 <w:b/>
-                <w:sz w:val="18"/>
-              </w:rPr>
-            </w:r>
-          </w:p>
-        </w:tc>
-      </w:tr>
-      <w:tr>
-        <w:tc>
-          <w:tcPr>
-            <w:tcW w:type="dxa" w:w="2268"/>
-          </w:tcPr>
-          <w:p>
-            <w:pPr>
-              <w:spacing w:after="0" w:line="276" w:lineRule="auto"/>
-            </w:pPr>
-            <w:r/>
-            <w:r>
-              <w:rPr>
-                <w:rFonts w:ascii="휴먼명조" w:hAnsi="휴먼명조" w:eastAsia="휴먼명조" w:cs="휴먼명조"/>
-                <w:b w:val="0"/>
-                <w:sz w:val="18"/>
-              </w:rPr>
-              <w:t>실험군</w:t>
-            </w:r>
-          </w:p>
-        </w:tc>
-        <w:tc>
-          <w:tcPr>
-            <w:tcW w:type="dxa" w:w="2268"/>
-          </w:tcPr>
-          <w:p>
-            <w:pPr>
-              <w:spacing w:after="0" w:line="276" w:lineRule="auto"/>
-            </w:pPr>
-            <w:r/>
-            <w:r>
-              <w:rPr>
-                <w:rFonts w:ascii="휴먼명조" w:hAnsi="휴먼명조" w:eastAsia="휴먼명조" w:cs="휴먼명조"/>
-                <w:b w:val="0"/>
-                <w:sz w:val="18"/>
-              </w:rPr>
-              <w:t>주기</w:t>
-            </w:r>
-          </w:p>
-        </w:tc>
-        <w:tc>
-          <w:tcPr>
-            <w:tcW w:type="dxa" w:w="2268"/>
-          </w:tcPr>
-          <w:p>
-            <w:pPr>
-              <w:spacing w:after="0" w:line="276" w:lineRule="auto"/>
-            </w:pPr>
-            <w:r/>
-            <w:r>
-              <w:rPr>
-                <w:rFonts w:ascii="휴먼명조" w:hAnsi="휴먼명조" w:eastAsia="휴먼명조" w:cs="휴먼명조"/>
-                <w:b w:val="0"/>
-                <w:sz w:val="18"/>
-              </w:rPr>
-              <w:t>예상 간격</w:t>
-            </w:r>
-          </w:p>
-        </w:tc>
-        <w:tc>
-          <w:tcPr>
-            <w:tcW w:type="dxa" w:w="2268"/>
-          </w:tcPr>
-          <w:p>
-            <w:pPr>
-              <w:spacing w:after="0" w:line="276" w:lineRule="auto"/>
-            </w:pPr>
-            <w:r/>
-            <w:r>
-              <w:rPr>
-                <w:rFonts w:ascii="휴먼명조" w:hAnsi="휴먼명조" w:eastAsia="휴먼명조" w:cs="휴먼명조"/>
-                <w:b w:val="0"/>
                 <w:sz w:val="18"/>
               </w:rPr>
               <w:t>표준오차 대비</w:t>
@@ -1320,7 +1138,7 @@
       <w:r>
         <w:drawing>
           <wp:inline xmlns:a="http://schemas.openxmlformats.org/drawingml/2006/main" xmlns:pic="http://schemas.openxmlformats.org/drawingml/2006/picture">
-            <wp:extent cx="3600000" cy="1194721"/>
+            <wp:extent cx="4056000" cy="1403912"/>
             <wp:docPr id="1" name="Picture 1"/>
             <wp:cNvGraphicFramePr>
               <a:graphicFrameLocks noChangeAspect="1"/>
@@ -1341,7 +1159,7 @@
                   <pic:spPr>
                     <a:xfrm>
                       <a:off x="0" y="0"/>
-                      <a:ext cx="3600000" cy="1194721"/>
+                      <a:ext cx="4056000" cy="1403912"/>
                     </a:xfrm>
                     <a:prstGeom prst="rect"/>
                   </pic:spPr>
@@ -1350,28 +1168,6 @@
             </a:graphic>
           </wp:inline>
         </w:drawing>
-      </w:r>
-    </w:p>
-    <w:p>
-      <w:pPr>
-        <w:spacing w:lineRule="auto" w:line="384" w:after="160" w:before="0"/>
-        <w:ind w:left="397"/>
-      </w:pPr>
-      <w:r>
-        <w:rPr>
-          <w:rFonts w:ascii="휴먼명조" w:hAnsi="휴먼명조" w:eastAsia="휴먼명조" w:cs="휴먼명조"/>
-          <w:b/>
-          <w:sz w:val="24"/>
-        </w:rPr>
-        <w:t>그림 1. 웻랩 예상 결과.</w:t>
-      </w:r>
-      <w:r>
-        <w:rPr>
-          <w:rFonts w:ascii="휴먼명조" w:hAnsi="휴먼명조" w:eastAsia="휴먼명조" w:cs="휴먼명조"/>
-          <w:b w:val="0"/>
-          <w:sz w:val="24"/>
-        </w:rPr>
-        <w:t xml:space="preserve"> 음영은 후지현수 인가 14일. 오차막대는 실측 위상 오차의 8마리 군평균이다. 인가 중에는 두 가설이 겹치고, 제거 후 갈라지는 간격(초록 화살표)이 판정 신호다.</w:t>
       </w:r>
     </w:p>
     <w:p>
@@ -1385,7 +1181,7 @@
           <w:b w:val="0"/>
           <w:sz w:val="28"/>
         </w:rPr>
-        <w:t>◦ (4) 웻랩 결과가 기존 우주비행 자료의 재해석을 가능하게 한다</w:t>
+        <w:t>◦ (3) 웻랩 결과가 기존 우주비행 자료의 재해석을 가능하게 한다</w:t>
       </w:r>
     </w:p>
     <w:p>
@@ -1472,7 +1268,7 @@
       <w:r>
         <w:drawing>
           <wp:inline xmlns:a="http://schemas.openxmlformats.org/drawingml/2006/main" xmlns:pic="http://schemas.openxmlformats.org/drawingml/2006/picture">
-            <wp:extent cx="3600000" cy="1928630"/>
+            <wp:extent cx="3354000" cy="1854987"/>
             <wp:docPr id="2" name="Picture 2"/>
             <wp:cNvGraphicFramePr>
               <a:graphicFrameLocks noChangeAspect="1"/>
@@ -1493,7 +1289,7 @@
                   <pic:spPr>
                     <a:xfrm>
                       <a:off x="0" y="0"/>
-                      <a:ext cx="3600000" cy="1928630"/>
+                      <a:ext cx="3354000" cy="1854987"/>
                     </a:xfrm>
                     <a:prstGeom prst="rect"/>
                   </pic:spPr>
@@ -1502,28 +1298,6 @@
             </a:graphic>
           </wp:inline>
         </w:drawing>
-      </w:r>
-    </w:p>
-    <w:p>
-      <w:pPr>
-        <w:spacing w:lineRule="auto" w:line="384" w:after="160" w:before="0"/>
-        <w:ind w:left="397"/>
-      </w:pPr>
-      <w:r>
-        <w:rPr>
-          <w:rFonts w:ascii="휴먼명조" w:hAnsi="휴먼명조" w:eastAsia="휴먼명조" w:cs="휴먼명조"/>
-          <w:b/>
-          <w:sz w:val="24"/>
-        </w:rPr>
-        <w:t>그림 2. 역문제.</w:t>
-      </w:r>
-      <w:r>
-        <w:rPr>
-          <w:rFonts w:ascii="휴먼명조" w:hAnsi="휴먼명조" w:eastAsia="휴먼명조" w:cs="휴먼명조"/>
-          <w:b w:val="0"/>
-          <w:sz w:val="24"/>
-        </w:rPr>
-        <w:t xml:space="preserve"> 위상만 Δφ 이동했을 때 단일 시점 전사체에서 보일 발현 변화. 음영은 희생 시각 미상에 따른 범위다.</w:t>
       </w:r>
     </w:p>
     <w:p>

--- a/docs/KASA_연구계획서_2연구방법_3예상결과.docx
+++ b/docs/KASA_연구계획서_2연구방법_3예상결과.docx
@@ -54,7 +54,7 @@
           <w:b w:val="0"/>
           <w:sz w:val="28"/>
         </w:rPr>
-        <w:t>◦ (나) 드라이랩 — 공개 데이터로 웻랩의 측정 지표와 표본 수를 사전에 확정한다</w:t>
+        <w:t>◦ (나) 드라이랩 — 공개 데이터로 웻랩의 측정 지표와 표본 수를 확정한다</w:t>
       </w:r>
     </w:p>
     <w:p>
@@ -68,7 +68,7 @@
           <w:b w:val="0"/>
           <w:sz w:val="28"/>
         </w:rPr>
-        <w:t>- NASA 공개과학데이터저장소(OSDR) 스터디 633건 · 파일 157,801개, 생명과학데이터아카이브(LSDA) 2,593건, 공개 저장소와 문헌(중력 조건 11종 × 리듬 지표 8종)을 전수 조사하여 원자료를 확보하고, 측정 방식이 다른 자료를 cosinor 지표로 통일한다.</w:t>
+        <w:t>- NASA OSDR 스터디 633건 · 파일 157,801개, LSDA 2,593건과 공개 저장소 · 문헌을 중력 조건 11종 × 리듬 지표 8종 격자로 전수 조사해 원자료를 확보하고, 측정 방식이 다른 자료를 cosinor 지표로 통일한다.</w:t>
       </w:r>
     </w:p>
     <w:p>
@@ -82,7 +82,7 @@
           <w:b w:val="0"/>
           <w:sz w:val="28"/>
         </w:rPr>
-        <w:t>◦ 표본 수 산출</w:t>
+        <w:t>◦ 표본 수 산출과 예상 결과</w:t>
       </w:r>
     </w:p>
     <w:p>
@@ -96,7 +96,7 @@
           <w:b w:val="0"/>
           <w:sz w:val="28"/>
         </w:rPr>
-        <w:t xml:space="preserve">- 실측 위상 추정 오차를 잡음으로 두고 계획서의 회귀선 판정 기준을 적용한다. </w:t>
+        <w:t xml:space="preserve">- 실측 위상 오차를 잡음으로 두고 회귀선 판정 기준을 적용한다. </w:t>
       </w:r>
       <w:r>
         <w:rPr>
@@ -128,21 +128,7 @@
           <w:b w:val="0"/>
           <w:sz w:val="28"/>
         </w:rPr>
-        <w:t>은 주기 변화를 묻는다. 주기가 T이면 정점이 하루 (T − 24)시간씩 이동하므로 기울기 검정의 효과 크기는 설계가 정한다. 개체별 회귀 후 1표본 t 검정을 적용하며, 개체 고유 위상이 상쇄되어 적은 마리 수로도 성립한다.</w:t>
-      </w:r>
-    </w:p>
-    <w:p>
-      <w:pPr>
-        <w:spacing w:lineRule="auto" w:line="384" w:after="40" w:before="0"/>
-        <w:ind w:left="0"/>
-      </w:pPr>
-      <w:r>
-        <w:rPr>
-          <w:rFonts w:ascii="휴먼명조" w:hAnsi="휴먼명조" w:eastAsia="휴먼명조" w:cs="휴먼명조"/>
-          <w:b w:val="0"/>
-          <w:sz w:val="28"/>
-        </w:rPr>
-        <w:t>◦ 예상 결과와 역문제 설정</w:t>
+        <w:t>은 주기 변화를 묻는다. 주기가 T이면 정점이 하루 (T − 24)시간씩 이동하므로 기울기 검정의 효과 크기는 설계가 정한다. 개체별 회귀 후 1표본 t 검정을 쓰면 개체 고유 위상이 상쇄된다.</w:t>
       </w:r>
     </w:p>
     <w:p>
@@ -156,7 +142,7 @@
           <w:b w:val="0"/>
           <w:sz w:val="28"/>
         </w:rPr>
-        <w:t>- 동조 · 마스킹 두 가설의 일별 위상 궤적을 정의하고 실측 오차를 표준오차로 부여한다. 또한 위상만 이동했을 때 단일 시점 전사체에서 보일 발현 변화를 지상 아틀라스 진폭으로 미리 계산한다.</w:t>
+        <w:t>- 동조 · 마스킹 두 가설의 위상 궤적에 실측 오차를 부여해 군별 예상 판정 간격을 얻고, 위상만 이동했을 때 단일 시점 전사체에 나타날 발현 변화를 지상 아틀라스 진폭으로 순방향 예측한다.</w:t>
       </w:r>
     </w:p>
     <w:p>
@@ -600,7 +586,7 @@
           <w:b w:val="0"/>
           <w:sz w:val="28"/>
         </w:rPr>
-        <w:t xml:space="preserve">- 후지현수 중에는 지표가 억제되어 위상 추정 오차가 </w:t>
+        <w:t xml:space="preserve">- 후지현수 중에는 지표가 억제되어 위상 오차가 </w:t>
       </w:r>
       <w:r>
         <w:rPr>
@@ -616,7 +602,7 @@
           <w:b w:val="0"/>
           <w:sz w:val="28"/>
         </w:rPr>
-        <w:t xml:space="preserve"> 커지므로, 제거한 </w:t>
+        <w:t xml:space="preserve"> 커지므로, 제거한 뒤의 </w:t>
       </w:r>
       <w:r>
         <w:rPr>
@@ -632,7 +618,7 @@
           <w:b w:val="0"/>
           <w:sz w:val="28"/>
         </w:rPr>
-        <w:t>가 되어야 한다.</w:t>
+        <w:t>가 된다.</w:t>
       </w:r>
     </w:p>
     <w:p>
@@ -646,7 +632,7 @@
           <w:b w:val="0"/>
           <w:sz w:val="28"/>
         </w:rPr>
-        <w:t>- 10 · 14시간 군은 위상이 하루 4시간씩 표류해 기울기 검정이 3마리로 성립하나 12시간 군은 0.3시간이라 절편 검정에 의존한다. 군별 주 검정을 사전 지정한다.</w:t>
+        <w:t>- 10 · 14시간 군은 위상이 하루 4시간씩 표류해 3마리로 성립하지만, 12시간 군은 0.3시간이라 절편 검정에 의존한다. 군별 주 검정을 사전 지정한다.</w:t>
       </w:r>
     </w:p>
     <w:p>
@@ -1043,7 +1029,7 @@
           <w:b w:val="0"/>
           <w:sz w:val="28"/>
         </w:rPr>
-        <w:t xml:space="preserve"> 세 군 모두 위상이 인가 주기를 따라 이동하고 제거 후에도 유지된다. 판정 간격이 표준오차의 6.4~20배라 세 군 모두 검출 가능하며, </w:t>
+        <w:t xml:space="preserve"> 세 군 모두 위상이 인가 주기를 따라 이동하고 제거 후에도 유지된다. 판정 간격이 표준오차의 6.4~20배라 세 군 모두 검출되며, </w:t>
       </w:r>
       <w:r>
         <w:rPr>
@@ -1059,37 +1045,7 @@
           <w:b w:val="0"/>
           <w:sz w:val="28"/>
         </w:rPr>
-        <w:t>는 결론이 성립한다.</w:t>
-      </w:r>
-    </w:p>
-    <w:p>
-      <w:pPr>
-        <w:spacing w:lineRule="auto" w:line="384" w:after="40" w:before="0"/>
-        <w:ind w:left="397"/>
-      </w:pPr>
-      <w:r>
-        <w:rPr>
-          <w:rFonts w:ascii="휴먼명조" w:hAnsi="휴먼명조" w:eastAsia="휴먼명조" w:cs="휴먼명조"/>
-          <w:b w:val="0"/>
-          <w:sz w:val="28"/>
-        </w:rPr>
-        <w:t xml:space="preserve">- </w:t>
-      </w:r>
-      <w:r>
-        <w:rPr>
-          <w:rFonts w:ascii="휴먼명조" w:hAnsi="휴먼명조" w:eastAsia="휴먼명조" w:cs="휴먼명조"/>
-          <w:b/>
-          <w:sz w:val="28"/>
-        </w:rPr>
-        <w:t>10시간 군이 결정적이다.</w:t>
-      </w:r>
-      <w:r>
-        <w:rPr>
-          <w:rFonts w:ascii="휴먼명조" w:hAnsi="휴먼명조" w:eastAsia="휴먼명조" w:cs="휴먼명조"/>
-          <w:b w:val="0"/>
-          <w:sz w:val="28"/>
-        </w:rPr>
-        <w:t xml:space="preserve"> 내인성 주기 23.7시간과 우연히 일치할 수 없기 때문이다.</w:t>
+        <w:t>는 결론이 성립한다. 특히 10시간 군은 내인성 주기 23.7시간과 우연히 일치할 수 없어 결정적이다.</w:t>
       </w:r>
     </w:p>
     <w:p>
@@ -1195,21 +1151,7 @@
           <w:b w:val="0"/>
           <w:sz w:val="28"/>
         </w:rPr>
-        <w:t>- 공개 비행 전사체는 단일 시점이라 진폭 변화와 위상 이동을 구별하지 못한다. 웻랩이 위상 이동량을 재 오면 그 미지수가 채워진다.</w:t>
-      </w:r>
-    </w:p>
-    <w:p>
-      <w:pPr>
-        <w:spacing w:lineRule="auto" w:line="384" w:after="40" w:before="0"/>
-        <w:ind w:left="397"/>
-      </w:pPr>
-      <w:r>
-        <w:rPr>
-          <w:rFonts w:ascii="휴먼명조" w:hAnsi="휴먼명조" w:eastAsia="휴먼명조" w:cs="휴먼명조"/>
-          <w:b w:val="0"/>
-          <w:sz w:val="28"/>
-        </w:rPr>
-        <w:t xml:space="preserve">- 비행 자료가 해석 가능해지는 하한은 약 </w:t>
+        <w:t xml:space="preserve">- 공개 비행 전사체는 단일 시점이라 진폭 변화와 위상 이동을 구별하지 못하는데, 웻랩이 위상 이동량을 재 오면 그 미지수가 채워진다. 비행 자료가 해석 가능해지는 하한은 약 </w:t>
       </w:r>
       <w:r>
         <w:rPr>
@@ -1249,7 +1191,7 @@
           <w:b/>
           <w:sz w:val="28"/>
         </w:rPr>
-        <w:t>두 범위가 겹친다.</w:t>
+        <w:t>두 범위가 겹쳐</w:t>
       </w:r>
       <w:r>
         <w:rPr>
@@ -1257,7 +1199,7 @@
           <w:b w:val="0"/>
           <w:sz w:val="28"/>
         </w:rPr>
-        <w:t xml:space="preserve"> 추가 우주 실험 없이 축적된 자료의 재해석이 가능해진다.</w:t>
+        <w:t>, 추가 우주 실험 없이 축적된 자료를 재해석할 수 있다.</w:t>
       </w:r>
     </w:p>
     <w:p>
@@ -1311,7 +1253,7 @@
           <w:b w:val="0"/>
           <w:sz w:val="28"/>
         </w:rPr>
-        <w:t xml:space="preserve">- 예측은 웻랩 전에 확정해 둔다. 측정값이 하한보다 작으면 비행 자료의 무신호가 '효과 없음'이 아니라 </w:t>
+        <w:t xml:space="preserve">- 예측은 웻랩 전에 확정한다. 측정값이 하한보다 작으면 비행 자료의 무신호가 '효과 없음'이 아니라 </w:t>
       </w:r>
       <w:r>
         <w:rPr>
@@ -1327,7 +1269,7 @@
           <w:b w:val="0"/>
           <w:sz w:val="28"/>
         </w:rPr>
-        <w:t xml:space="preserve">임이 확정되고, 크면 예측에 못 미치는 만큼이 </w:t>
+        <w:t xml:space="preserve">임이 확정되고, 크면 그 차이가 </w:t>
       </w:r>
       <w:r>
         <w:rPr>

--- a/docs/KASA_연구계획서_2연구방법_3예상결과.docx
+++ b/docs/KASA_연구계획서_2연구방법_3예상결과.docx
@@ -68,21 +68,7 @@
           <w:b w:val="0"/>
           <w:sz w:val="28"/>
         </w:rPr>
-        <w:t>- NASA OSDR 스터디 633건 · 파일 157,801개, LSDA 2,593건과 공개 저장소 · 문헌을 중력 조건 11종 × 리듬 지표 8종 격자로 전수 조사해 원자료를 확보하고, 측정 방식이 다른 자료를 cosinor 지표로 통일한다.</w:t>
-      </w:r>
-    </w:p>
-    <w:p>
-      <w:pPr>
-        <w:spacing w:lineRule="auto" w:line="384" w:after="40" w:before="0"/>
-        <w:ind w:left="0"/>
-      </w:pPr>
-      <w:r>
-        <w:rPr>
-          <w:rFonts w:ascii="휴먼명조" w:hAnsi="휴먼명조" w:eastAsia="휴먼명조" w:cs="휴먼명조"/>
-          <w:b w:val="0"/>
-          <w:sz w:val="28"/>
-        </w:rPr>
-        <w:t>◦ 표본 수 산출과 예상 결과</w:t>
+        <w:t>- NASA OSDR 스터디 633건 · 파일 157,801개, LSDA 2,593건과 공개 저장소 · 문헌을 중력 조건 11종 × 리듬 지표 8종 격자로 전수 조사해 원자료를 확보하고, cosinor 지표로 통일한다.</w:t>
       </w:r>
     </w:p>
     <w:p>
@@ -128,7 +114,7 @@
           <w:b w:val="0"/>
           <w:sz w:val="28"/>
         </w:rPr>
-        <w:t>은 주기 변화를 묻는다. 주기가 T이면 정점이 하루 (T − 24)시간씩 이동하므로 기울기 검정의 효과 크기는 설계가 정한다. 개체별 회귀 후 1표본 t 검정을 쓰면 개체 고유 위상이 상쇄된다.</w:t>
+        <w:t>은 주기 변화를 묻고, 주기가 T이면 정점이 하루 (T − 24)시간씩 이동하므로 효과 크기는 설계가 정한다. 개체별 회귀 후 1표본 t 검정으로 개체 고유 위상을 상쇄해 표본 수를 얻는다.</w:t>
       </w:r>
     </w:p>
     <w:p>
@@ -225,21 +211,7 @@
           <w:b w:val="0"/>
           <w:sz w:val="28"/>
         </w:rPr>
-        <w:t>◦ (1) 측정 지표 · 표본 수 · 판정 경로가 산출되었다</w:t>
-      </w:r>
-    </w:p>
-    <w:p>
-      <w:pPr>
-        <w:spacing w:lineRule="auto" w:line="384" w:after="40" w:before="0"/>
-        <w:ind w:left="397"/>
-      </w:pPr>
-      <w:r>
-        <w:rPr>
-          <w:rFonts w:ascii="휴먼명조" w:hAnsi="휴먼명조" w:eastAsia="휴먼명조" w:cs="휴먼명조"/>
-          <w:b w:val="0"/>
-          <w:sz w:val="28"/>
-        </w:rPr>
-        <w:t>- 1차 지표를 심부체온, 2차 지표를 활동량으로 둔다.</w:t>
+        <w:t>◦ (1) 1차 지표(심부체온) · 2차 지표(활동량)와 표본 수가 산출되었다</w:t>
       </w:r>
     </w:p>
     <w:p>
@@ -586,52 +558,6 @@
           <w:b w:val="0"/>
           <w:sz w:val="28"/>
         </w:rPr>
-        <w:t xml:space="preserve">- 후지현수 중에는 지표가 억제되어 위상 오차가 </w:t>
-      </w:r>
-      <w:r>
-        <w:rPr>
-          <w:rFonts w:ascii="휴먼명조" w:hAnsi="휴먼명조" w:eastAsia="휴먼명조" w:cs="휴먼명조"/>
-          <w:b/>
-          <w:sz w:val="28"/>
-        </w:rPr>
-        <w:t>3.6~38배</w:t>
-      </w:r>
-      <w:r>
-        <w:rPr>
-          <w:rFonts w:ascii="휴먼명조" w:hAnsi="휴먼명조" w:eastAsia="휴먼명조" w:cs="휴먼명조"/>
-          <w:b w:val="0"/>
-          <w:sz w:val="28"/>
-        </w:rPr>
-        <w:t xml:space="preserve"> 커지므로, 제거한 뒤의 </w:t>
-      </w:r>
-      <w:r>
-        <w:rPr>
-          <w:rFonts w:ascii="휴먼명조" w:hAnsi="휴먼명조" w:eastAsia="휴먼명조" w:cs="휴먼명조"/>
-          <w:b/>
-          <w:sz w:val="28"/>
-        </w:rPr>
-        <w:t>자유진행(free-run) 구간이 주 판정 경로</w:t>
-      </w:r>
-      <w:r>
-        <w:rPr>
-          <w:rFonts w:ascii="휴먼명조" w:hAnsi="휴먼명조" w:eastAsia="휴먼명조" w:cs="휴먼명조"/>
-          <w:b w:val="0"/>
-          <w:sz w:val="28"/>
-        </w:rPr>
-        <w:t>가 된다.</w:t>
-      </w:r>
-    </w:p>
-    <w:p>
-      <w:pPr>
-        <w:spacing w:lineRule="auto" w:line="384" w:after="40" w:before="0"/>
-        <w:ind w:left="397"/>
-      </w:pPr>
-      <w:r>
-        <w:rPr>
-          <w:rFonts w:ascii="휴먼명조" w:hAnsi="휴먼명조" w:eastAsia="휴먼명조" w:cs="휴먼명조"/>
-          <w:b w:val="0"/>
-          <w:sz w:val="28"/>
-        </w:rPr>
         <w:t>- 10 · 14시간 군은 위상이 하루 4시간씩 표류해 3마리로 성립하지만, 12시간 군은 0.3시간이라 절편 검정에 의존한다. 군별 주 검정을 사전 지정한다.</w:t>
       </w:r>
     </w:p>
@@ -668,7 +594,23 @@
           <w:b w:val="0"/>
           <w:sz w:val="28"/>
         </w:rPr>
-        <w:t xml:space="preserve"> 군별 예상 판정 간격 (심부체온, 8마리)</w:t>
+        <w:t xml:space="preserve"> 군별 예상 판정 간격 (심부체온 8마리, 후지현수 제거 후 </w:t>
+      </w:r>
+      <w:r>
+        <w:rPr>
+          <w:rFonts w:ascii="휴먼명조" w:hAnsi="휴먼명조" w:eastAsia="휴먼명조" w:cs="휴먼명조"/>
+          <w:b/>
+          <w:sz w:val="28"/>
+        </w:rPr>
+        <w:t>자유진행(free-run)</w:t>
+      </w:r>
+      <w:r>
+        <w:rPr>
+          <w:rFonts w:ascii="휴먼명조" w:hAnsi="휴먼명조" w:eastAsia="휴먼명조" w:cs="휴먼명조"/>
+          <w:b w:val="0"/>
+          <w:sz w:val="28"/>
+        </w:rPr>
+        <w:t xml:space="preserve"> 구간)</w:t>
       </w:r>
     </w:p>
     <w:tbl>
@@ -1021,7 +963,7 @@
           <w:b/>
           <w:sz w:val="28"/>
         </w:rPr>
-        <w:t>주 가설.</w:t>
+        <w:t>주 가설(그림 1).</w:t>
       </w:r>
       <w:r>
         <w:rPr>
@@ -1088,46 +1030,6 @@
     </w:p>
     <w:p>
       <w:pPr>
-        <w:spacing w:before="120" w:after="40"/>
-        <w:jc w:val="center"/>
-      </w:pPr>
-      <w:r>
-        <w:drawing>
-          <wp:inline xmlns:a="http://schemas.openxmlformats.org/drawingml/2006/main" xmlns:pic="http://schemas.openxmlformats.org/drawingml/2006/picture">
-            <wp:extent cx="4056000" cy="1403912"/>
-            <wp:docPr id="1" name="Picture 1"/>
-            <wp:cNvGraphicFramePr>
-              <a:graphicFrameLocks noChangeAspect="1"/>
-            </wp:cNvGraphicFramePr>
-            <a:graphic>
-              <a:graphicData uri="http://schemas.openxmlformats.org/drawingml/2006/picture">
-                <pic:pic>
-                  <pic:nvPicPr>
-                    <pic:cNvPr id="0" name="그림1_웻랩예상결과.png"/>
-                    <pic:cNvPicPr/>
-                  </pic:nvPicPr>
-                  <pic:blipFill>
-                    <a:blip r:embed="rId9"/>
-                    <a:stretch>
-                      <a:fillRect/>
-                    </a:stretch>
-                  </pic:blipFill>
-                  <pic:spPr>
-                    <a:xfrm>
-                      <a:off x="0" y="0"/>
-                      <a:ext cx="4056000" cy="1403912"/>
-                    </a:xfrm>
-                    <a:prstGeom prst="rect"/>
-                  </pic:spPr>
-                </pic:pic>
-              </a:graphicData>
-            </a:graphic>
-          </wp:inline>
-        </w:drawing>
-      </w:r>
-    </w:p>
-    <w:p>
-      <w:pPr>
         <w:spacing w:lineRule="auto" w:line="384" w:after="40" w:before="0"/>
         <w:ind w:left="0"/>
       </w:pPr>
@@ -1151,7 +1053,23 @@
           <w:b w:val="0"/>
           <w:sz w:val="28"/>
         </w:rPr>
-        <w:t xml:space="preserve">- 공개 비행 전사체는 단일 시점이라 진폭 변화와 위상 이동을 구별하지 못하는데, 웻랩이 위상 이동량을 재 오면 그 미지수가 채워진다. 비행 자료가 해석 가능해지는 하한은 약 </w:t>
+        <w:t xml:space="preserve">- 공개 비행 전사체는 단일 시점이라 진폭 변화와 위상 이동을 구별하지 못하는데, 웻랩이 위상 이동량을 재 오면 그 미지수가 채워진다. </w:t>
+      </w:r>
+      <w:r>
+        <w:rPr>
+          <w:rFonts w:ascii="휴먼명조" w:hAnsi="휴먼명조" w:eastAsia="휴먼명조" w:cs="휴먼명조"/>
+          <w:b/>
+          <w:sz w:val="28"/>
+        </w:rPr>
+        <w:t>그림 2</w:t>
+      </w:r>
+      <w:r>
+        <w:rPr>
+          <w:rFonts w:ascii="휴먼명조" w:hAnsi="휴먼명조" w:eastAsia="휴먼명조" w:cs="휴먼명조"/>
+          <w:b w:val="0"/>
+          <w:sz w:val="28"/>
+        </w:rPr>
+        <w:t xml:space="preserve">와 같이 비행 자료가 해석되는 하한 </w:t>
       </w:r>
       <w:r>
         <w:rPr>
@@ -1167,7 +1085,7 @@
           <w:b w:val="0"/>
           <w:sz w:val="28"/>
         </w:rPr>
-        <w:t xml:space="preserve">, 웻랩 검출 하한은 약 </w:t>
+        <w:t xml:space="preserve">과 웻랩 검출 하한 </w:t>
       </w:r>
       <w:r>
         <w:rPr>
@@ -1183,63 +1101,7 @@
           <w:b w:val="0"/>
           <w:sz w:val="28"/>
         </w:rPr>
-        <w:t xml:space="preserve">으로 </w:t>
-      </w:r>
-      <w:r>
-        <w:rPr>
-          <w:rFonts w:ascii="휴먼명조" w:hAnsi="휴먼명조" w:eastAsia="휴먼명조" w:cs="휴먼명조"/>
-          <w:b/>
-          <w:sz w:val="28"/>
-        </w:rPr>
-        <w:t>두 범위가 겹쳐</w:t>
-      </w:r>
-      <w:r>
-        <w:rPr>
-          <w:rFonts w:ascii="휴먼명조" w:hAnsi="휴먼명조" w:eastAsia="휴먼명조" w:cs="휴먼명조"/>
-          <w:b w:val="0"/>
-          <w:sz w:val="28"/>
-        </w:rPr>
-        <w:t>, 추가 우주 실험 없이 축적된 자료를 재해석할 수 있다.</w:t>
-      </w:r>
-    </w:p>
-    <w:p>
-      <w:pPr>
-        <w:spacing w:before="120" w:after="40"/>
-        <w:jc w:val="center"/>
-      </w:pPr>
-      <w:r>
-        <w:drawing>
-          <wp:inline xmlns:a="http://schemas.openxmlformats.org/drawingml/2006/main" xmlns:pic="http://schemas.openxmlformats.org/drawingml/2006/picture">
-            <wp:extent cx="3354000" cy="1854987"/>
-            <wp:docPr id="2" name="Picture 2"/>
-            <wp:cNvGraphicFramePr>
-              <a:graphicFrameLocks noChangeAspect="1"/>
-            </wp:cNvGraphicFramePr>
-            <a:graphic>
-              <a:graphicData uri="http://schemas.openxmlformats.org/drawingml/2006/picture">
-                <pic:pic>
-                  <pic:nvPicPr>
-                    <pic:cNvPr id="0" name="그림2_역문제.png"/>
-                    <pic:cNvPicPr/>
-                  </pic:nvPicPr>
-                  <pic:blipFill>
-                    <a:blip r:embed="rId10"/>
-                    <a:stretch>
-                      <a:fillRect/>
-                    </a:stretch>
-                  </pic:blipFill>
-                  <pic:spPr>
-                    <a:xfrm>
-                      <a:off x="0" y="0"/>
-                      <a:ext cx="3354000" cy="1854987"/>
-                    </a:xfrm>
-                    <a:prstGeom prst="rect"/>
-                  </pic:spPr>
-                </pic:pic>
-              </a:graphicData>
-            </a:graphic>
-          </wp:inline>
-        </w:drawing>
+        <w:t>이 겹쳐, 추가 우주 실험 없이 축적된 자료를 재해석할 수 있다.</w:t>
       </w:r>
     </w:p>
     <w:p>
@@ -1286,6 +1148,84 @@
           <w:sz w:val="28"/>
         </w:rPr>
         <w:t>이 된다.</w:t>
+      </w:r>
+    </w:p>
+    <w:p>
+      <w:pPr>
+        <w:spacing w:before="120" w:after="40"/>
+        <w:jc w:val="center"/>
+      </w:pPr>
+      <w:r>
+        <w:drawing>
+          <wp:inline xmlns:a="http://schemas.openxmlformats.org/drawingml/2006/main" xmlns:pic="http://schemas.openxmlformats.org/drawingml/2006/picture">
+            <wp:extent cx="5760000" cy="1658935"/>
+            <wp:docPr id="1" name="Picture 1"/>
+            <wp:cNvGraphicFramePr>
+              <a:graphicFrameLocks noChangeAspect="1"/>
+            </wp:cNvGraphicFramePr>
+            <a:graphic>
+              <a:graphicData uri="http://schemas.openxmlformats.org/drawingml/2006/picture">
+                <pic:pic>
+                  <pic:nvPicPr>
+                    <pic:cNvPr id="0" name="그림_통합.png"/>
+                    <pic:cNvPicPr/>
+                  </pic:nvPicPr>
+                  <pic:blipFill>
+                    <a:blip r:embed="rId9"/>
+                    <a:stretch>
+                      <a:fillRect/>
+                    </a:stretch>
+                  </pic:blipFill>
+                  <pic:spPr>
+                    <a:xfrm>
+                      <a:off x="0" y="0"/>
+                      <a:ext cx="5760000" cy="1658935"/>
+                    </a:xfrm>
+                    <a:prstGeom prst="rect"/>
+                  </pic:spPr>
+                </pic:pic>
+              </a:graphicData>
+            </a:graphic>
+          </wp:inline>
+        </w:drawing>
+      </w:r>
+    </w:p>
+    <w:p>
+      <w:pPr>
+        <w:spacing w:lineRule="auto" w:line="384" w:after="160" w:before="0"/>
+        <w:ind w:left="397"/>
+      </w:pPr>
+      <w:r>
+        <w:rPr>
+          <w:rFonts w:ascii="휴먼명조" w:hAnsi="휴먼명조" w:eastAsia="휴먼명조" w:cs="휴먼명조"/>
+          <w:b/>
+          <w:sz w:val="24"/>
+        </w:rPr>
+        <w:t>그림 1.</w:t>
+      </w:r>
+      <w:r>
+        <w:rPr>
+          <w:rFonts w:ascii="휴먼명조" w:hAnsi="휴먼명조" w:eastAsia="휴먼명조" w:cs="휴먼명조"/>
+          <w:b w:val="0"/>
+          <w:sz w:val="24"/>
+        </w:rPr>
+        <w:t xml:space="preserve"> 음영은 후지현수 인가 14일, 오른쪽은 제거 후 자유진행 14일이다. 오차막대는 실측 심부체온 위상 오차(인가 전 0.31 / 중 2.77 / 해제 후 1.67 h)의 8마리 군평균으로, 인가 중에는 두 가설이 구별되지 않고 제거 후 갈라진다. </w:t>
+      </w:r>
+      <w:r>
+        <w:rPr>
+          <w:rFonts w:ascii="휴먼명조" w:hAnsi="휴먼명조" w:eastAsia="휴먼명조" w:cs="휴먼명조"/>
+          <w:b/>
+          <w:sz w:val="24"/>
+        </w:rPr>
+        <w:t>그림 2.</w:t>
+      </w:r>
+      <w:r>
+        <w:rPr>
+          <w:rFonts w:ascii="휴먼명조" w:hAnsi="휴먼명조" w:eastAsia="휴먼명조" w:cs="휴먼명조"/>
+          <w:b w:val="0"/>
+          <w:sz w:val="24"/>
+        </w:rPr>
+        <w:t xml:space="preserve"> 위상만 Δφ 이동했을 때 단일 시점 전사체에 나타날 발현 변화이며, 음영은 희생 시각 미상에 따른 범위다.</w:t>
       </w:r>
     </w:p>
     <w:sectPr>

--- a/docs/KASA_연구계획서_2연구방법_3예상결과.docx
+++ b/docs/KASA_연구계획서_2연구방법_3예상결과.docx
@@ -114,7 +114,7 @@
           <w:b w:val="0"/>
           <w:sz w:val="28"/>
         </w:rPr>
-        <w:t>은 주기 변화를 묻고, 주기가 T이면 정점이 하루 (T − 24)시간씩 이동하므로 효과 크기는 설계가 정한다. 개체별 회귀 후 1표본 t 검정으로 개체 고유 위상을 상쇄해 표본 수를 얻는다.</w:t>
+        <w:t>은 주기 변화를 묻고, 주기가 T이면 정점이 하루 (T − 24)시간씩 이동하므로 기울기 검정의 효과 크기는 T 선택으로 정해진다. 개체별 회귀 후 1표본 t 검정으로 개체 고유 위상을 상쇄해 표본 수를 얻는다.</w:t>
       </w:r>
     </w:p>
     <w:p>
@@ -129,34 +129,6 @@
           <w:sz w:val="28"/>
         </w:rPr>
         <w:t>- 동조 · 마스킹 두 가설의 위상 궤적에 실측 오차를 부여해 군별 예상 판정 간격을 얻고, 위상만 이동했을 때 단일 시점 전사체에 나타날 발현 변화를 지상 아틀라스 진폭으로 순방향 예측한다.</w:t>
-      </w:r>
-    </w:p>
-    <w:p>
-      <w:pPr>
-        <w:spacing w:lineRule="auto" w:line="384" w:after="80" w:before="0"/>
-        <w:ind w:left="0"/>
-      </w:pPr>
-      <w:r>
-        <w:rPr>
-          <w:rFonts w:ascii="HY헤드라인M" w:hAnsi="HY헤드라인M" w:eastAsia="HY헤드라인M" w:cs="HY헤드라인M"/>
-          <w:b/>
-          <w:sz w:val="28"/>
-        </w:rPr>
-        <w:t>□ 연구절차</w:t>
-      </w:r>
-    </w:p>
-    <w:p>
-      <w:pPr>
-        <w:spacing w:lineRule="auto" w:line="384" w:after="40" w:before="0"/>
-        <w:ind w:left="397"/>
-      </w:pPr>
-      <w:r>
-        <w:rPr>
-          <w:rFonts w:ascii="휴먼명조" w:hAnsi="휴먼명조" w:eastAsia="휴먼명조" w:cs="휴먼명조"/>
-          <w:b w:val="0"/>
-          <w:sz w:val="28"/>
-        </w:rPr>
-        <w:t>- 팀원 A(전산 전공) : 공개 데이터 조사, 공통 지표 · 표본 수 · 역문제 예측 산출, 재현 스크립트 작성.</w:t>
       </w:r>
     </w:p>
     <w:p>
@@ -993,44 +965,6 @@
     <w:p>
       <w:pPr>
         <w:spacing w:lineRule="auto" w:line="384" w:after="40" w:before="0"/>
-        <w:ind w:left="397"/>
-      </w:pPr>
-      <w:r>
-        <w:rPr>
-          <w:rFonts w:ascii="휴먼명조" w:hAnsi="휴먼명조" w:eastAsia="휴먼명조" w:cs="휴먼명조"/>
-          <w:b w:val="0"/>
-          <w:sz w:val="28"/>
-        </w:rPr>
-        <w:t xml:space="preserve">- </w:t>
-      </w:r>
-      <w:r>
-        <w:rPr>
-          <w:rFonts w:ascii="휴먼명조" w:hAnsi="휴먼명조" w:eastAsia="휴먼명조" w:cs="휴먼명조"/>
-          <w:b/>
-          <w:sz w:val="28"/>
-        </w:rPr>
-        <w:t>대안 결과.</w:t>
-      </w:r>
-      <w:r>
-        <w:rPr>
-          <w:rFonts w:ascii="휴먼명조" w:hAnsi="휴먼명조" w:eastAsia="휴먼명조" w:cs="휴먼명조"/>
-          <w:b w:val="0"/>
-          <w:sz w:val="28"/>
-        </w:rPr>
-        <w:t xml:space="preserve"> 처치 전 위상으로 복귀하면 마스킹이며, 그 경우에도 지상 모사의 유효 경계가 정해져 </w:t>
-      </w:r>
-      <w:r>
-        <w:rPr>
-          <w:rFonts w:ascii="휴먼명조" w:hAnsi="휴먼명조" w:eastAsia="휴먼명조" w:cs="휴먼명조"/>
-          <w:b/>
-          <w:sz w:val="28"/>
-        </w:rPr>
-        <w:t>어느 쪽이든 결론이 난다.</w:t>
-      </w:r>
-    </w:p>
-    <w:p>
-      <w:pPr>
-        <w:spacing w:lineRule="auto" w:line="384" w:after="40" w:before="0"/>
         <w:ind w:left="0"/>
       </w:pPr>
       <w:r>
@@ -1209,7 +1143,7 @@
           <w:b w:val="0"/>
           <w:sz w:val="24"/>
         </w:rPr>
-        <w:t xml:space="preserve"> 음영은 후지현수 인가 14일, 오른쪽은 제거 후 자유진행 14일이다. 오차막대는 실측 심부체온 위상 오차(인가 전 0.31 / 중 2.77 / 해제 후 1.67 h)의 8마리 군평균으로, 인가 중에는 두 가설이 구별되지 않고 제거 후 갈라진다. </w:t>
+        <w:t xml:space="preserve"> 음영은 후지현수 인가 14일, 오차막대는 실측 위상 오차의 8마리 군평균, 옅은 파선은 인가 중 관측되지 않는 내부 시계다. </w:t>
       </w:r>
       <w:r>
         <w:rPr>
@@ -1225,7 +1159,7 @@
           <w:b w:val="0"/>
           <w:sz w:val="24"/>
         </w:rPr>
-        <w:t xml:space="preserve"> 위상만 Δφ 이동했을 때 단일 시점 전사체에 나타날 발현 변화이며, 음영은 희생 시각 미상에 따른 범위다.</w:t>
+        <w:t xml:space="preserve"> 음영은 희생 시각 미상 범위.</w:t>
       </w:r>
     </w:p>
     <w:sectPr>

--- a/docs/KASA_연구계획서_2연구방법_3예상결과.docx
+++ b/docs/KASA_연구계획서_2연구방법_3예상결과.docx
@@ -4,20 +4,7 @@
   <w:body>
     <w:p>
       <w:pPr>
-        <w:spacing w:lineRule="auto" w:line="384" w:after="40" w:before="0"/>
-        <w:ind w:left="0"/>
-      </w:pPr>
-      <w:r>
-        <w:rPr>
-          <w:rFonts w:ascii="휴먼명조" w:hAnsi="휴먼명조" w:eastAsia="휴먼명조" w:cs="휴먼명조"/>
-          <w:b w:val="0"/>
-          <w:sz w:val="28"/>
-        </w:rPr>
-      </w:r>
-    </w:p>
-    <w:p>
-      <w:pPr>
-        <w:spacing w:lineRule="auto" w:line="384" w:after="120" w:before="0"/>
+        <w:spacing w:lineRule="auto" w:line="384" w:after="120" w:before="160"/>
         <w:ind w:left="0"/>
       </w:pPr>
       <w:r>
@@ -68,7 +55,7 @@
           <w:b w:val="0"/>
           <w:sz w:val="28"/>
         </w:rPr>
-        <w:t>- NASA OSDR 스터디 633건 · 파일 157,801개, LSDA 2,593건과 공개 저장소 · 문헌을 중력 조건 11종 × 리듬 지표 8종 격자로 전수 조사해 원자료를 확보하고, cosinor 지표로 통일한다.</w:t>
+        <w:t>- NASA OSDR 633건(파일 157,801개) · LSDA 2,593건 등 공개 저장소와 문헌을 전수 조사해 원자료를 확보하고, 리듬 지표를 cosinor 로 통일해 실측 위상 오차를 얻는다.</w:t>
       </w:r>
     </w:p>
     <w:p>
@@ -82,7 +69,7 @@
           <w:b w:val="0"/>
           <w:sz w:val="28"/>
         </w:rPr>
-        <w:t xml:space="preserve">- 실측 위상 오차를 잡음으로 두고 회귀선 판정 기준을 적용한다. </w:t>
+        <w:t xml:space="preserve">- 이 오차를 잡음으로 두고 회귀선 판정 기준을 적용한다. </w:t>
       </w:r>
       <w:r>
         <w:rPr>
@@ -114,7 +101,7 @@
           <w:b w:val="0"/>
           <w:sz w:val="28"/>
         </w:rPr>
-        <w:t>은 주기 변화를 묻고, 주기가 T이면 정점이 하루 (T − 24)시간씩 이동하므로 기울기 검정의 효과 크기는 T 선택으로 정해진다. 개체별 회귀 후 1표본 t 검정으로 개체 고유 위상을 상쇄해 표본 수를 얻는다.</w:t>
+        <w:t>은 주기 변화를 묻고, 주기 T에서는 정점이 하루 (T − 24)시간씩 이동하므로 효과 크기가 T 선택으로 정해진다. 개체별 회귀 후 1표본 t 검정으로 개체 고유 위상을 상쇄한다.</w:t>
       </w:r>
     </w:p>
     <w:p>
@@ -128,25 +115,12 @@
           <w:b w:val="0"/>
           <w:sz w:val="28"/>
         </w:rPr>
-        <w:t>- 동조 · 마스킹 두 가설의 위상 궤적에 실측 오차를 부여해 군별 예상 판정 간격을 얻고, 위상만 이동했을 때 단일 시점 전사체에 나타날 발현 변화를 지상 아틀라스 진폭으로 순방향 예측한다.</w:t>
+        <w:t>- 같은 오차로 동조 · 마스킹 두 가설의 예상 궤적을, 지상 아틀라스 진폭으로 단일 시점 발현 변화를 예측한다.</w:t>
       </w:r>
     </w:p>
     <w:p>
       <w:pPr>
-        <w:spacing w:lineRule="auto" w:line="384" w:after="40" w:before="0"/>
-        <w:ind w:left="0"/>
-      </w:pPr>
-      <w:r>
-        <w:rPr>
-          <w:rFonts w:ascii="휴먼명조" w:hAnsi="휴먼명조" w:eastAsia="휴먼명조" w:cs="휴먼명조"/>
-          <w:b w:val="0"/>
-          <w:sz w:val="28"/>
-        </w:rPr>
-      </w:r>
-    </w:p>
-    <w:p>
-      <w:pPr>
-        <w:spacing w:lineRule="auto" w:line="384" w:after="120" w:before="0"/>
+        <w:spacing w:lineRule="auto" w:line="384" w:after="120" w:before="160"/>
         <w:ind w:left="0"/>
       </w:pPr>
       <w:r>
@@ -183,19 +157,19 @@
           <w:b w:val="0"/>
           <w:sz w:val="28"/>
         </w:rPr>
-        <w:t>◦ (1) 1차 지표(심부체온) · 2차 지표(활동량)와 표본 수가 산출되었다</w:t>
+        <w:t>◦ (1) 측정 지표와 표본 수가 산출되었다</w:t>
       </w:r>
     </w:p>
     <w:p>
       <w:pPr>
         <w:spacing w:lineRule="auto" w:line="384" w:after="40" w:before="0"/>
-        <w:ind w:left="227"/>
+        <w:ind w:left="397"/>
       </w:pPr>
       <w:r>
         <w:rPr>
           <w:rFonts w:ascii="휴먼명조" w:hAnsi="휴먼명조" w:eastAsia="휴먼명조" w:cs="휴먼명조"/>
           <w:b/>
-          <w:sz w:val="28"/>
+          <w:sz w:val="18"/>
         </w:rPr>
         <w:t>표 1.</w:t>
       </w:r>
@@ -203,9 +177,25 @@
         <w:rPr>
           <w:rFonts w:ascii="휴먼명조" w:hAnsi="휴먼명조" w:eastAsia="휴먼명조" w:cs="휴먼명조"/>
           <w:b w:val="0"/>
-          <w:sz w:val="28"/>
+          <w:sz w:val="18"/>
         </w:rPr>
-        <w:t xml:space="preserve"> 검정력 0.8 최소 마리 수 (처치 전 3일 · 처치 14일 · α=0.05)</w:t>
+        <w:t xml:space="preserve"> 검정력 0.8 최소 마리 수 (처치 전 3일 · 처치 14일 · α=0.05). 마리 수가 적은 </w:t>
+      </w:r>
+      <w:r>
+        <w:rPr>
+          <w:rFonts w:ascii="휴먼명조" w:hAnsi="휴먼명조" w:eastAsia="휴먼명조" w:cs="휴먼명조"/>
+          <w:b/>
+          <w:sz w:val="18"/>
+        </w:rPr>
+        <w:t>심부체온을 1차, 활동량을 2차 지표</w:t>
+      </w:r>
+      <w:r>
+        <w:rPr>
+          <w:rFonts w:ascii="휴먼명조" w:hAnsi="휴먼명조" w:eastAsia="휴먼명조" w:cs="휴먼명조"/>
+          <w:b w:val="0"/>
+          <w:sz w:val="18"/>
+        </w:rPr>
+        <w:t>로 둔다.</w:t>
       </w:r>
     </w:p>
     <w:tbl>
@@ -516,8 +506,15 @@
     </w:tbl>
     <w:p>
       <w:pPr>
-        <w:spacing w:after="80"/>
+        <w:spacing w:after="40"/>
       </w:pPr>
+      <w:r>
+        <w:rPr>
+          <w:rFonts w:ascii="휴먼명조" w:hAnsi="휴먼명조" w:eastAsia="휴먼명조" w:cs="휴먼명조"/>
+          <w:b w:val="0"/>
+          <w:sz w:val="8"/>
+        </w:rPr>
+      </w:r>
     </w:p>
     <w:p>
       <w:pPr>
@@ -550,375 +547,6 @@
     <w:p>
       <w:pPr>
         <w:spacing w:lineRule="auto" w:line="384" w:after="40" w:before="0"/>
-        <w:ind w:left="227"/>
-      </w:pPr>
-      <w:r>
-        <w:rPr>
-          <w:rFonts w:ascii="휴먼명조" w:hAnsi="휴먼명조" w:eastAsia="휴먼명조" w:cs="휴먼명조"/>
-          <w:b/>
-          <w:sz w:val="28"/>
-        </w:rPr>
-        <w:t>표 2.</w:t>
-      </w:r>
-      <w:r>
-        <w:rPr>
-          <w:rFonts w:ascii="휴먼명조" w:hAnsi="휴먼명조" w:eastAsia="휴먼명조" w:cs="휴먼명조"/>
-          <w:b w:val="0"/>
-          <w:sz w:val="28"/>
-        </w:rPr>
-        <w:t xml:space="preserve"> 군별 예상 판정 간격 (심부체온 8마리, 후지현수 제거 후 </w:t>
-      </w:r>
-      <w:r>
-        <w:rPr>
-          <w:rFonts w:ascii="휴먼명조" w:hAnsi="휴먼명조" w:eastAsia="휴먼명조" w:cs="휴먼명조"/>
-          <w:b/>
-          <w:sz w:val="28"/>
-        </w:rPr>
-        <w:t>자유진행(free-run)</w:t>
-      </w:r>
-      <w:r>
-        <w:rPr>
-          <w:rFonts w:ascii="휴먼명조" w:hAnsi="휴먼명조" w:eastAsia="휴먼명조" w:cs="휴먼명조"/>
-          <w:b w:val="0"/>
-          <w:sz w:val="28"/>
-        </w:rPr>
-        <w:t xml:space="preserve"> 구간)</w:t>
-      </w:r>
-    </w:p>
-    <w:tbl>
-      <w:tblPr>
-        <w:tblStyle w:val="TableGrid"/>
-        <w:tblW w:type="auto" w:w="0"/>
-        <w:jc w:val="center"/>
-        <w:tblLook w:firstColumn="1" w:firstRow="1" w:lastColumn="0" w:lastRow="0" w:noHBand="0" w:noVBand="1" w:val="04A0"/>
-      </w:tblPr>
-      <w:tblGrid>
-        <w:gridCol w:w="2268"/>
-        <w:gridCol w:w="2268"/>
-        <w:gridCol w:w="2268"/>
-        <w:gridCol w:w="2268"/>
-      </w:tblGrid>
-      <w:tr>
-        <w:tc>
-          <w:tcPr>
-            <w:tcW w:type="dxa" w:w="2268"/>
-          </w:tcPr>
-          <w:p>
-            <w:pPr>
-              <w:spacing w:after="0" w:line="276" w:lineRule="auto"/>
-            </w:pPr>
-            <w:r/>
-            <w:r>
-              <w:rPr>
-                <w:rFonts w:ascii="휴먼명조" w:hAnsi="휴먼명조" w:eastAsia="휴먼명조" w:cs="휴먼명조"/>
-                <w:b/>
-                <w:sz w:val="18"/>
-              </w:rPr>
-              <w:t>실험군</w:t>
-            </w:r>
-          </w:p>
-        </w:tc>
-        <w:tc>
-          <w:tcPr>
-            <w:tcW w:type="dxa" w:w="2268"/>
-          </w:tcPr>
-          <w:p>
-            <w:pPr>
-              <w:spacing w:after="0" w:line="276" w:lineRule="auto"/>
-            </w:pPr>
-            <w:r/>
-            <w:r>
-              <w:rPr>
-                <w:rFonts w:ascii="휴먼명조" w:hAnsi="휴먼명조" w:eastAsia="휴먼명조" w:cs="휴먼명조"/>
-                <w:b/>
-                <w:sz w:val="18"/>
-              </w:rPr>
-              <w:t>주기</w:t>
-            </w:r>
-          </w:p>
-        </w:tc>
-        <w:tc>
-          <w:tcPr>
-            <w:tcW w:type="dxa" w:w="2268"/>
-          </w:tcPr>
-          <w:p>
-            <w:pPr>
-              <w:spacing w:after="0" w:line="276" w:lineRule="auto"/>
-            </w:pPr>
-            <w:r/>
-            <w:r>
-              <w:rPr>
-                <w:rFonts w:ascii="휴먼명조" w:hAnsi="휴먼명조" w:eastAsia="휴먼명조" w:cs="휴먼명조"/>
-                <w:b/>
-                <w:sz w:val="18"/>
-              </w:rPr>
-              <w:t>예상 간격</w:t>
-            </w:r>
-          </w:p>
-        </w:tc>
-        <w:tc>
-          <w:tcPr>
-            <w:tcW w:type="dxa" w:w="2268"/>
-          </w:tcPr>
-          <w:p>
-            <w:pPr>
-              <w:spacing w:after="0" w:line="276" w:lineRule="auto"/>
-            </w:pPr>
-            <w:r/>
-            <w:r>
-              <w:rPr>
-                <w:rFonts w:ascii="휴먼명조" w:hAnsi="휴먼명조" w:eastAsia="휴먼명조" w:cs="휴먼명조"/>
-                <w:b/>
-                <w:sz w:val="18"/>
-              </w:rPr>
-              <w:t>표준오차 대비</w:t>
-            </w:r>
-          </w:p>
-        </w:tc>
-      </w:tr>
-      <w:tr>
-        <w:tc>
-          <w:tcPr>
-            <w:tcW w:type="dxa" w:w="2268"/>
-          </w:tcPr>
-          <w:p>
-            <w:pPr>
-              <w:spacing w:after="0" w:line="276" w:lineRule="auto"/>
-            </w:pPr>
-            <w:r/>
-            <w:r>
-              <w:rPr>
-                <w:rFonts w:ascii="휴먼명조" w:hAnsi="휴먼명조" w:eastAsia="휴먼명조" w:cs="휴먼명조"/>
-                <w:b w:val="0"/>
-                <w:sz w:val="18"/>
-              </w:rPr>
-              <w:t>12시간 on/off</w:t>
-            </w:r>
-          </w:p>
-        </w:tc>
-        <w:tc>
-          <w:tcPr>
-            <w:tcW w:type="dxa" w:w="2268"/>
-          </w:tcPr>
-          <w:p>
-            <w:pPr>
-              <w:spacing w:after="0" w:line="276" w:lineRule="auto"/>
-            </w:pPr>
-            <w:r/>
-            <w:r>
-              <w:rPr>
-                <w:rFonts w:ascii="휴먼명조" w:hAnsi="휴먼명조" w:eastAsia="휴먼명조" w:cs="휴먼명조"/>
-                <w:b w:val="0"/>
-                <w:sz w:val="18"/>
-              </w:rPr>
-              <w:t>24 h</w:t>
-            </w:r>
-          </w:p>
-        </w:tc>
-        <w:tc>
-          <w:tcPr>
-            <w:tcW w:type="dxa" w:w="2268"/>
-          </w:tcPr>
-          <w:p>
-            <w:pPr>
-              <w:spacing w:after="0" w:line="276" w:lineRule="auto"/>
-            </w:pPr>
-            <w:r/>
-            <w:r>
-              <w:rPr>
-                <w:rFonts w:ascii="휴먼명조" w:hAnsi="휴먼명조" w:eastAsia="휴먼명조" w:cs="휴먼명조"/>
-                <w:b w:val="0"/>
-                <w:sz w:val="18"/>
-              </w:rPr>
-              <w:t>4.2 h</w:t>
-            </w:r>
-          </w:p>
-        </w:tc>
-        <w:tc>
-          <w:tcPr>
-            <w:tcW w:type="dxa" w:w="2268"/>
-          </w:tcPr>
-          <w:p>
-            <w:pPr>
-              <w:spacing w:after="0" w:line="276" w:lineRule="auto"/>
-            </w:pPr>
-            <w:r/>
-            <w:r>
-              <w:rPr>
-                <w:rFonts w:ascii="휴먼명조" w:hAnsi="휴먼명조" w:eastAsia="휴먼명조" w:cs="휴먼명조"/>
-                <w:b w:val="0"/>
-                <w:sz w:val="18"/>
-              </w:rPr>
-              <w:t>7.1 배</w:t>
-            </w:r>
-          </w:p>
-        </w:tc>
-      </w:tr>
-      <w:tr>
-        <w:tc>
-          <w:tcPr>
-            <w:tcW w:type="dxa" w:w="2268"/>
-          </w:tcPr>
-          <w:p>
-            <w:pPr>
-              <w:spacing w:after="0" w:line="276" w:lineRule="auto"/>
-            </w:pPr>
-            <w:r/>
-            <w:r>
-              <w:rPr>
-                <w:rFonts w:ascii="휴먼명조" w:hAnsi="휴먼명조" w:eastAsia="휴먼명조" w:cs="휴먼명조"/>
-                <w:b/>
-                <w:sz w:val="18"/>
-              </w:rPr>
-              <w:t>10시간 on/off</w:t>
-            </w:r>
-          </w:p>
-        </w:tc>
-        <w:tc>
-          <w:tcPr>
-            <w:tcW w:type="dxa" w:w="2268"/>
-          </w:tcPr>
-          <w:p>
-            <w:pPr>
-              <w:spacing w:after="0" w:line="276" w:lineRule="auto"/>
-            </w:pPr>
-            <w:r/>
-            <w:r>
-              <w:rPr>
-                <w:rFonts w:ascii="휴먼명조" w:hAnsi="휴먼명조" w:eastAsia="휴먼명조" w:cs="휴먼명조"/>
-                <w:b w:val="0"/>
-                <w:sz w:val="18"/>
-              </w:rPr>
-              <w:t>20 h</w:t>
-            </w:r>
-          </w:p>
-        </w:tc>
-        <w:tc>
-          <w:tcPr>
-            <w:tcW w:type="dxa" w:w="2268"/>
-          </w:tcPr>
-          <w:p>
-            <w:pPr>
-              <w:spacing w:after="0" w:line="276" w:lineRule="auto"/>
-            </w:pPr>
-            <w:r/>
-            <w:r>
-              <w:rPr>
-                <w:rFonts w:ascii="휴먼명조" w:hAnsi="휴먼명조" w:eastAsia="휴먼명조" w:cs="휴먼명조"/>
-                <w:b w:val="0"/>
-                <w:sz w:val="18"/>
-              </w:rPr>
-              <w:t>3.8 h</w:t>
-            </w:r>
-          </w:p>
-        </w:tc>
-        <w:tc>
-          <w:tcPr>
-            <w:tcW w:type="dxa" w:w="2268"/>
-          </w:tcPr>
-          <w:p>
-            <w:pPr>
-              <w:spacing w:after="0" w:line="276" w:lineRule="auto"/>
-            </w:pPr>
-            <w:r/>
-            <w:r>
-              <w:rPr>
-                <w:rFonts w:ascii="휴먼명조" w:hAnsi="휴먼명조" w:eastAsia="휴먼명조" w:cs="휴먼명조"/>
-                <w:b w:val="0"/>
-                <w:sz w:val="18"/>
-              </w:rPr>
-              <w:t>6.4 배</w:t>
-            </w:r>
-          </w:p>
-        </w:tc>
-      </w:tr>
-      <w:tr>
-        <w:tc>
-          <w:tcPr>
-            <w:tcW w:type="dxa" w:w="2268"/>
-          </w:tcPr>
-          <w:p>
-            <w:pPr>
-              <w:spacing w:after="0" w:line="276" w:lineRule="auto"/>
-            </w:pPr>
-            <w:r/>
-            <w:r>
-              <w:rPr>
-                <w:rFonts w:ascii="휴먼명조" w:hAnsi="휴먼명조" w:eastAsia="휴먼명조" w:cs="휴먼명조"/>
-                <w:b w:val="0"/>
-                <w:sz w:val="18"/>
-              </w:rPr>
-              <w:t>14시간 on/off</w:t>
-            </w:r>
-          </w:p>
-        </w:tc>
-        <w:tc>
-          <w:tcPr>
-            <w:tcW w:type="dxa" w:w="2268"/>
-          </w:tcPr>
-          <w:p>
-            <w:pPr>
-              <w:spacing w:after="0" w:line="276" w:lineRule="auto"/>
-            </w:pPr>
-            <w:r/>
-            <w:r>
-              <w:rPr>
-                <w:rFonts w:ascii="휴먼명조" w:hAnsi="휴먼명조" w:eastAsia="휴먼명조" w:cs="휴먼명조"/>
-                <w:b w:val="0"/>
-                <w:sz w:val="18"/>
-              </w:rPr>
-              <w:t>28 h</w:t>
-            </w:r>
-          </w:p>
-        </w:tc>
-        <w:tc>
-          <w:tcPr>
-            <w:tcW w:type="dxa" w:w="2268"/>
-          </w:tcPr>
-          <w:p>
-            <w:pPr>
-              <w:spacing w:after="0" w:line="276" w:lineRule="auto"/>
-            </w:pPr>
-            <w:r/>
-            <w:r>
-              <w:rPr>
-                <w:rFonts w:ascii="휴먼명조" w:hAnsi="휴먼명조" w:eastAsia="휴먼명조" w:cs="휴먼명조"/>
-                <w:b w:val="0"/>
-                <w:sz w:val="18"/>
-              </w:rPr>
-              <w:t>11.8 h</w:t>
-            </w:r>
-          </w:p>
-        </w:tc>
-        <w:tc>
-          <w:tcPr>
-            <w:tcW w:type="dxa" w:w="2268"/>
-          </w:tcPr>
-          <w:p>
-            <w:pPr>
-              <w:spacing w:after="0" w:line="276" w:lineRule="auto"/>
-            </w:pPr>
-            <w:r/>
-            <w:r>
-              <w:rPr>
-                <w:rFonts w:ascii="휴먼명조" w:hAnsi="휴먼명조" w:eastAsia="휴먼명조" w:cs="휴먼명조"/>
-                <w:b w:val="0"/>
-                <w:sz w:val="18"/>
-              </w:rPr>
-              <w:t>20.0 배</w:t>
-            </w:r>
-          </w:p>
-        </w:tc>
-      </w:tr>
-    </w:tbl>
-    <w:p>
-      <w:pPr>
-        <w:spacing w:after="80"/>
-      </w:pPr>
-    </w:p>
-    <w:p>
-      <w:pPr>
-        <w:spacing w:lineRule="auto" w:line="384" w:after="40" w:before="0"/>
         <w:ind w:left="397"/>
       </w:pPr>
       <w:r>
@@ -943,7 +571,7 @@
           <w:b w:val="0"/>
           <w:sz w:val="28"/>
         </w:rPr>
-        <w:t xml:space="preserve"> 세 군 모두 위상이 인가 주기를 따라 이동하고 제거 후에도 유지된다. 판정 간격이 표준오차의 6.4~20배라 세 군 모두 검출되며, </w:t>
+        <w:t xml:space="preserve"> 세 군 모두 위상이 인가 주기를 따라 이동하고 제거 후 </w:t>
       </w:r>
       <w:r>
         <w:rPr>
@@ -951,7 +579,7 @@
           <w:b/>
           <w:sz w:val="28"/>
         </w:rPr>
-        <w:t>빛이 아닌 중력만으로 생체리듬이 동조된다</w:t>
+        <w:t>자유진행(free-run)</w:t>
       </w:r>
       <w:r>
         <w:rPr>
@@ -959,7 +587,23 @@
           <w:b w:val="0"/>
           <w:sz w:val="28"/>
         </w:rPr>
-        <w:t>는 결론이 성립한다. 특히 10시간 군은 내인성 주기 23.7시간과 우연히 일치할 수 없어 결정적이다.</w:t>
+        <w:t xml:space="preserve"> 구간에서도 유지된다. 간격이 표준오차의 6.4~20배라 모두 검출되어 </w:t>
+      </w:r>
+      <w:r>
+        <w:rPr>
+          <w:rFonts w:ascii="휴먼명조" w:hAnsi="휴먼명조" w:eastAsia="휴먼명조" w:cs="휴먼명조"/>
+          <w:b/>
+          <w:sz w:val="28"/>
+        </w:rPr>
+        <w:t>빛이 아닌 중력만으로 동조된다</w:t>
+      </w:r>
+      <w:r>
+        <w:rPr>
+          <w:rFonts w:ascii="휴먼명조" w:hAnsi="휴먼명조" w:eastAsia="휴먼명조" w:cs="휴먼명조"/>
+          <w:b w:val="0"/>
+          <w:sz w:val="28"/>
+        </w:rPr>
+        <w:t>는 결론이 선다. 10시간 군은 내인성 주기 23.7시간과 우연히 일치할 수 없어 결정적이다.</w:t>
       </w:r>
     </w:p>
     <w:p>
@@ -1049,7 +693,7 @@
           <w:b w:val="0"/>
           <w:sz w:val="28"/>
         </w:rPr>
-        <w:t xml:space="preserve">- 예측은 웻랩 전에 확정한다. 측정값이 하한보다 작으면 비행 자료의 무신호가 '효과 없음'이 아니라 </w:t>
+        <w:t xml:space="preserve">- 예측은 웻랩 전에 확정한다. 측정값이 하한보다 작으면 비행 자료의 무신호가 </w:t>
       </w:r>
       <w:r>
         <w:rPr>
@@ -1086,13 +730,13 @@
     </w:p>
     <w:p>
       <w:pPr>
-        <w:spacing w:before="120" w:after="40"/>
+        <w:spacing w:before="40" w:after="20"/>
         <w:jc w:val="center"/>
       </w:pPr>
       <w:r>
         <w:drawing>
           <wp:inline xmlns:a="http://schemas.openxmlformats.org/drawingml/2006/main" xmlns:pic="http://schemas.openxmlformats.org/drawingml/2006/picture">
-            <wp:extent cx="5760000" cy="1658935"/>
+            <wp:extent cx="5760000" cy="1607638"/>
             <wp:docPr id="1" name="Picture 1"/>
             <wp:cNvGraphicFramePr>
               <a:graphicFrameLocks noChangeAspect="1"/>
@@ -1113,7 +757,7 @@
                   <pic:spPr>
                     <a:xfrm>
                       <a:off x="0" y="0"/>
-                      <a:ext cx="5760000" cy="1658935"/>
+                      <a:ext cx="5760000" cy="1607638"/>
                     </a:xfrm>
                     <a:prstGeom prst="rect"/>
                   </pic:spPr>
@@ -1126,14 +770,14 @@
     </w:p>
     <w:p>
       <w:pPr>
-        <w:spacing w:lineRule="auto" w:line="384" w:after="160" w:before="0"/>
+        <w:spacing w:lineRule="auto" w:line="384" w:after="40" w:before="0"/>
         <w:ind w:left="397"/>
       </w:pPr>
       <w:r>
         <w:rPr>
           <w:rFonts w:ascii="휴먼명조" w:hAnsi="휴먼명조" w:eastAsia="휴먼명조" w:cs="휴먼명조"/>
           <w:b/>
-          <w:sz w:val="24"/>
+          <w:sz w:val="18"/>
         </w:rPr>
         <w:t>그림 1.</w:t>
       </w:r>
@@ -1141,15 +785,15 @@
         <w:rPr>
           <w:rFonts w:ascii="휴먼명조" w:hAnsi="휴먼명조" w:eastAsia="휴먼명조" w:cs="휴먼명조"/>
           <w:b w:val="0"/>
-          <w:sz w:val="24"/>
+          <w:sz w:val="18"/>
         </w:rPr>
-        <w:t xml:space="preserve"> 음영은 후지현수 인가 14일, 오차막대는 실측 위상 오차의 8마리 군평균, 옅은 파선은 인가 중 관측되지 않는 내부 시계다. </w:t>
+        <w:t xml:space="preserve"> 오차막대 = 실측 위상 오차(8마리 평균). </w:t>
       </w:r>
       <w:r>
         <w:rPr>
           <w:rFonts w:ascii="휴먼명조" w:hAnsi="휴먼명조" w:eastAsia="휴먼명조" w:cs="휴먼명조"/>
           <w:b/>
-          <w:sz w:val="24"/>
+          <w:sz w:val="18"/>
         </w:rPr>
         <w:t>그림 2.</w:t>
       </w:r>
@@ -1157,9 +801,9 @@
         <w:rPr>
           <w:rFonts w:ascii="휴먼명조" w:hAnsi="휴먼명조" w:eastAsia="휴먼명조" w:cs="휴먼명조"/>
           <w:b w:val="0"/>
-          <w:sz w:val="24"/>
+          <w:sz w:val="18"/>
         </w:rPr>
-        <w:t xml:space="preserve"> 음영은 희생 시각 미상 범위.</w:t>
+        <w:t xml:space="preserve"> 음영 = 희생 시각 미상.</w:t>
       </w:r>
     </w:p>
     <w:sectPr>
